--- a/ziliao/易水寒-荊軻刺秦王教學遊戲前期計畫.docx
+++ b/ziliao/易水寒-荊軻刺秦王教學遊戲前期計畫.docx
@@ -14,7 +14,7 @@
           <w:color w:val="6A5C4E"/>
           <w:sz w:val="24"/>
         </w:rPr>
-        <w:t>國中教學遊戲前期計畫</w:t>
+        <w:t>國中教學遊戲前期計畫　·　分支商店版</w:t>
       </w:r>
     </w:p>
     <w:p>
@@ -44,7 +44,7 @@
           <w:color w:val="6A5C4E"/>
           <w:sz w:val="22"/>
         </w:rPr>
-        <w:t>對照「帶薪穿越大明」影片步驟，已填好可開工的完整方案</w:t>
+        <w:t>選擇會改走向　·　商店有圖可逛　·　多結局　·　全部生圖、不用 SVG</w:t>
       </w:r>
     </w:p>
     <w:p>
@@ -58,7 +58,21 @@
           <w:color w:val="3A3228"/>
           <w:sz w:val="22"/>
         </w:rPr>
-        <w:t>本文件把小紅書〈文科生用 GLM 5.3 做了款古風穿越遊戲〉（帶薪穿越大明，約 2 分 50 秒）裡實際提到的前期準備，整理成表格；並依同一套方法，直接填成給約 14 歲國中生的教學遊戲《易水寒》。學生不是去改寫歷史，而是以燕國見習舍人身分把《史記·刺客列傳》走一遍：籌物、送別、入殿、事敗，並在每一件道具底下看到引文。選擇只加深理解，不開放「刺秦成功」。</w:t>
+        <w:t>這次改寫的核心不是「把課文點完」，而是讓學生在燕國籌備刺秦時自己做決定。兵器庫、信物庫、同伴署都像商店：每件東西有獨立插圖，點下去會看到利弊，選了就寫進行囊，後面的關卡與結局會跟著變。史實路線是眾多可能之一，不是唯一通關法。學生要思考的是：為什麼匕首必須短？為什麼要地圖？為什麼副使會壞事？選錯不是扣分了事，而是走出另一個看得見的後果。</w:t>
+      </w:r>
+    </w:p>
+    <w:p>
+      <w:pPr>
+        <w:spacing w:after="160" w:line="324" w:lineRule="auto"/>
+      </w:pPr>
+      <w:r>
+        <w:rPr>
+          <w:rFonts w:ascii="PingFang TC" w:hAnsi="PingFang TC" w:eastAsia="PingFang TC" w:cs="PingFang TC"/>
+          <w:b w:val="0"/>
+          <w:color w:val="3A3228"/>
+          <w:sz w:val="22"/>
+        </w:rPr>
+        <w:t>表格格式仍對照小紅書〈文科生用 GLM 5.3 做了款古風穿越遊戲〉的前期步驟。美術改為較誇張、不那麼傳統的五種風格，全部用生圖，禁止 SVG 占位。</w:t>
       </w:r>
     </w:p>
     <w:p>
@@ -374,7 +388,7 @@
                 <w:color w:val="3A3228"/>
                 <w:sz w:val="20"/>
               </w:rPr>
-              <w:t>一堂課 25–35 分鐘打完主線</w:t>
+              <w:t>一堂課 30–40 分鐘可走完一條線；可重開看其他結局</w:t>
             </w:r>
           </w:p>
         </w:tc>
@@ -447,7 +461,7 @@
                 <w:color w:val="3A3228"/>
                 <w:sz w:val="20"/>
               </w:rPr>
-              <w:t>瀏覽器教學遊戲／靜態頁</w:t>
+              <w:t>瀏覽器教學遊戲；畫面全為生圖，不用 SVG</w:t>
             </w:r>
           </w:p>
         </w:tc>
@@ -593,7 +607,7 @@
                 <w:color w:val="3A3228"/>
                 <w:sz w:val="20"/>
               </w:rPr>
-              <w:t>八章敘事＋史料解謎＋選擇；不是戰鬥砍殺</w:t>
+              <w:t>可逛商店的分支敘事：兵器庫／信物庫／同伴署 → 入秦 → 多結局</w:t>
             </w:r>
           </w:p>
         </w:tc>
@@ -666,7 +680,7 @@
                 <w:color w:val="3A3228"/>
                 <w:sz w:val="20"/>
               </w:rPr>
-              <w:t>燕太子丹府中的見習舍人</w:t>
+              <w:t>燕太子丹府中的見習舍人，替荊軻採買、決策、同行</w:t>
             </w:r>
           </w:p>
         </w:tc>
@@ -739,7 +753,7 @@
                 <w:color w:val="3A3228"/>
                 <w:sz w:val="20"/>
               </w:rPr>
-              <w:t>《史記·刺客列傳》，以《戰國策·燕策三》《史記·秦始皇本紀》對讀</w:t>
+              <w:t>《史記·刺客列傳》，對讀《戰國策·燕策三》《史記·秦始皇本紀》</w:t>
             </w:r>
           </w:p>
         </w:tc>
@@ -812,7 +826,7 @@
                 <w:color w:val="3A3228"/>
                 <w:sz w:val="20"/>
               </w:rPr>
-              <w:t>方案 1：木刻線稿＋淡彩（對標《天工開物》線條語言）</w:t>
+              <w:t>方案 D：復古 RPG 道具卡（已鎖定）。商店裡每件兵器都是可點的插畫卡</w:t>
             </w:r>
           </w:p>
         </w:tc>
@@ -885,7 +899,7 @@
                 <w:color w:val="3A3228"/>
                 <w:sz w:val="20"/>
               </w:rPr>
-              <w:t>荊軻必敗；重開一局不放在主按鈕</w:t>
+              <w:t>六條，含史實線與「假設刺中」思考線；沒有戰鬥砍殺</w:t>
             </w:r>
           </w:p>
         </w:tc>
@@ -918,7 +932,7 @@
           <w:color w:val="3A3228"/>
           <w:sz w:val="20"/>
         </w:rPr>
-        <w:t>影片分成四段：結構化提需求、美術資產、交互效果、開發心得。下表是畫面與口播裡真正要先做的事，以及《易水寒》已經填好的答案。</w:t>
+        <w:t>影片四段仍是：結構化提需求、美術資產、交互效果、開發心得。右欄已改成「選擇會分叉」的版本。</w:t>
       </w:r>
     </w:p>
     <w:tbl>
@@ -1008,7 +1022,7 @@
         </w:tc>
         <w:tc>
           <w:tcPr>
-            <w:tcW w:type="dxa" w:w="3288"/>
+            <w:tcW w:type="dxa" w:w="3175"/>
             <w:shd w:val="clear" w:color="auto" w:fill="E8D7C0"/>
             <w:tcBorders>
               <w:top w:val="single" w:sz="4" w:space="0" w:color="D9CBB6"/>
@@ -1042,7 +1056,7 @@
         </w:tc>
         <w:tc>
           <w:tcPr>
-            <w:tcW w:type="dxa" w:w="3969"/>
+            <w:tcW w:type="dxa" w:w="4082"/>
             <w:shd w:val="clear" w:color="auto" w:fill="E8D7C0"/>
             <w:tcBorders>
               <w:top w:val="single" w:sz="4" w:space="0" w:color="D9CBB6"/>
@@ -1070,7 +1084,7 @@
                 <w:color w:val="6B3A2E"/>
                 <w:sz w:val="20"/>
               </w:rPr>
-              <w:t>《易水寒》已填計畫</w:t>
+              <w:t>《易水寒》已填計畫（本版）</w:t>
             </w:r>
           </w:p>
         </w:tc>
@@ -1149,7 +1163,7 @@
         </w:tc>
         <w:tc>
           <w:tcPr>
-            <w:tcW w:type="dxa" w:w="3288"/>
+            <w:tcW w:type="dxa" w:w="3175"/>
             <w:shd w:val="clear" w:color="auto" w:fill="FFFFFF"/>
             <w:tcBorders>
               <w:top w:val="single" w:sz="4" w:space="0" w:color="D9CBB6"/>
@@ -1177,13 +1191,13 @@
                 <w:color w:val="3A3228"/>
                 <w:sz w:val="20"/>
               </w:rPr>
-              <w:t>先說清楚要做什麼：玩法、朝代、成品形態，不要直接叫 AI 開工。</w:t>
+              <w:t>先說清楚要做什麼：玩法、朝代、成品形態。</w:t>
             </w:r>
           </w:p>
         </w:tc>
         <w:tc>
           <w:tcPr>
-            <w:tcW w:type="dxa" w:w="3969"/>
+            <w:tcW w:type="dxa" w:w="4082"/>
             <w:shd w:val="clear" w:color="auto" w:fill="FFFFFF"/>
             <w:tcBorders>
               <w:top w:val="single" w:sz="4" w:space="0" w:color="D9CBB6"/>
@@ -1211,7 +1225,7 @@
                 <w:color w:val="3A3228"/>
                 <w:sz w:val="20"/>
               </w:rPr>
-              <w:t>做給約 14 歲國中生的瀏覽器教學遊戲《易水寒》。玩家扮演燕太子丹府中的見習舍人，依《史記·刺客列傳》協助籌備刺秦。玩法是「八章敘事＋史料解謎＋選擇」，不是戰鬥砍殺。一堂課 25–35 分鐘打完主線。</w:t>
+              <w:t>給 14 歲的分支籌備遊戲。學生可進兵器庫、信物庫、同伴署「採買」。每項有圖。選擇寫入行囊，改變後續關卡與結局。不是戰鬥，是決策模擬。</w:t>
             </w:r>
           </w:p>
         </w:tc>
@@ -1290,7 +1304,7 @@
         </w:tc>
         <w:tc>
           <w:tcPr>
-            <w:tcW w:type="dxa" w:w="3288"/>
+            <w:tcW w:type="dxa" w:w="3175"/>
             <w:shd w:val="clear" w:color="auto" w:fill="FBF7EE"/>
             <w:tcBorders>
               <w:top w:val="single" w:sz="4" w:space="0" w:color="D9CBB6"/>
@@ -1318,13 +1332,13 @@
                 <w:color w:val="3A3228"/>
                 <w:sz w:val="20"/>
               </w:rPr>
-              <w:t>劃清楚考據邊界：哪些必須真、哪些不准編；出處優先官方或公開學術。</w:t>
+              <w:t>劃清楚考據邊界。</w:t>
             </w:r>
           </w:p>
         </w:tc>
         <w:tc>
           <w:tcPr>
-            <w:tcW w:type="dxa" w:w="3969"/>
+            <w:tcW w:type="dxa" w:w="4082"/>
             <w:shd w:val="clear" w:color="auto" w:fill="FBF7EE"/>
             <w:tcBorders>
               <w:top w:val="single" w:sz="4" w:space="0" w:color="D9CBB6"/>
@@ -1352,7 +1366,7 @@
                 <w:color w:val="3A3228"/>
                 <w:sz w:val="20"/>
               </w:rPr>
-              <w:t>採信《史記·刺客列傳》主線，用《戰國策·燕策三》《史記·秦始皇本紀》對讀。兩書有出入處做成「對讀卡」，不改史。不採用影視戲說、穿越改結局、刺秦成功。找不到文獻或文物依據的道具不進遊戲。</w:t>
+              <w:t>商店裡的每件東西都要能說出文獻或文物依據，或標成「有意的假設」。假設線（例如刺中秦王）結束後必須對讀《史記》，問學生：史書為什麼不是這樣走？不准無來源的飛劍、火器、穿越符。</w:t>
             </w:r>
           </w:p>
         </w:tc>
@@ -1431,7 +1445,7 @@
         </w:tc>
         <w:tc>
           <w:tcPr>
-            <w:tcW w:type="dxa" w:w="3288"/>
+            <w:tcW w:type="dxa" w:w="3175"/>
             <w:shd w:val="clear" w:color="auto" w:fill="FFFFFF"/>
             <w:tcBorders>
               <w:top w:val="single" w:sz="4" w:space="0" w:color="D9CBB6"/>
@@ -1459,13 +1473,13 @@
                 <w:color w:val="3A3228"/>
                 <w:sz w:val="20"/>
               </w:rPr>
-              <w:t>指定時代，並問清「哪朝史料最多、最好考據」。</w:t>
+              <w:t>指定時代。</w:t>
             </w:r>
           </w:p>
         </w:tc>
         <w:tc>
           <w:tcPr>
-            <w:tcW w:type="dxa" w:w="3969"/>
+            <w:tcW w:type="dxa" w:w="4082"/>
             <w:shd w:val="clear" w:color="auto" w:fill="FFFFFF"/>
             <w:tcBorders>
               <w:top w:val="single" w:sz="4" w:space="0" w:color="D9CBB6"/>
@@ -1493,7 +1507,7 @@
                 <w:color w:val="3A3228"/>
                 <w:sz w:val="20"/>
               </w:rPr>
-              <w:t>鎖定戰國末期、燕王喜二十八年／秦始皇二十年（前 227）。不改宋、明。秦漢文獻與出土最多，足夠支撐課堂深度。</w:t>
+              <w:t>仍鎖定前 227 燕秦。兵器形制用戰國：劍、匕、吳鉤、弩、銅兵。生圖提示詞禁止近代槍炮。</w:t>
             </w:r>
           </w:p>
         </w:tc>
@@ -1572,7 +1586,7 @@
         </w:tc>
         <w:tc>
           <w:tcPr>
-            <w:tcW w:type="dxa" w:w="3288"/>
+            <w:tcW w:type="dxa" w:w="3175"/>
             <w:shd w:val="clear" w:color="auto" w:fill="FBF7EE"/>
             <w:tcBorders>
               <w:top w:val="single" w:sz="4" w:space="0" w:color="D9CBB6"/>
@@ -1600,13 +1614,13 @@
                 <w:color w:val="3A3228"/>
                 <w:sz w:val="20"/>
               </w:rPr>
-              <w:t>內容庫要能找到畫作／器物圖再選；每件底下標註引用來源。</w:t>
+              <w:t>內容庫要能找到圖；每件標註來源。</w:t>
             </w:r>
           </w:p>
         </w:tc>
         <w:tc>
           <w:tcPr>
-            <w:tcW w:type="dxa" w:w="3969"/>
+            <w:tcW w:type="dxa" w:w="4082"/>
             <w:shd w:val="clear" w:color="auto" w:fill="FBF7EE"/>
             <w:tcBorders>
               <w:top w:val="single" w:sz="4" w:space="0" w:color="D9CBB6"/>
@@ -1634,7 +1648,7 @@
                 <w:color w:val="3A3228"/>
                 <w:sz w:val="20"/>
               </w:rPr>
-              <w:t>只收八件核心物：樊於期首函、督亢地圖、徐夫人匕首、地圖匣、白衣冠、高漸離筑、殿中銅柱、夏無且藥囊。每件遊戲內顯示文獻句＋來源層級。首函用合上的匣象徵，不畫血肉。</w:t>
+              <w:t>改成三個可逛的店，不是固定八件道具。兵器庫 6 選 1、信物庫可多選、同伴署 3 選 1。每張商品卡：插圖、一句利、一句弊、一條史料或假設標記。</w:t>
             </w:r>
           </w:p>
         </w:tc>
@@ -1713,7 +1727,7 @@
         </w:tc>
         <w:tc>
           <w:tcPr>
-            <w:tcW w:type="dxa" w:w="3288"/>
+            <w:tcW w:type="dxa" w:w="3175"/>
             <w:shd w:val="clear" w:color="auto" w:fill="FFFFFF"/>
             <w:tcBorders>
               <w:top w:val="single" w:sz="4" w:space="0" w:color="D9CBB6"/>
@@ -1741,13 +1755,13 @@
                 <w:color w:val="3A3228"/>
                 <w:sz w:val="20"/>
               </w:rPr>
-              <w:t>史料分層＋交叉自洽驗證，讓 AI 先出方案再確認。</w:t>
+              <w:t>史料分層＋交叉驗證，先出方案再開工。</w:t>
             </w:r>
           </w:p>
         </w:tc>
         <w:tc>
           <w:tcPr>
-            <w:tcW w:type="dxa" w:w="3969"/>
+            <w:tcW w:type="dxa" w:w="4082"/>
             <w:shd w:val="clear" w:color="auto" w:fill="FFFFFF"/>
             <w:tcBorders>
               <w:top w:val="single" w:sz="4" w:space="0" w:color="D9CBB6"/>
@@ -1775,7 +1789,7 @@
                 <w:color w:val="3A3228"/>
                 <w:sz w:val="20"/>
               </w:rPr>
-              <w:t>四層來源：正史、國策、考古、課綱。人物關係、出使禮儀、地圖與匕首來源都要能對上。先產出本計畫，確認後才寫程式。</w:t>
+              <w:t>四層來源不變。另加「遊戲旗標」表：藏得住／過得了搜檢／取不取信／副使會不會色變。結局由旗標組合決定，不靠隨機。</w:t>
             </w:r>
           </w:p>
         </w:tc>
@@ -1854,7 +1868,7 @@
         </w:tc>
         <w:tc>
           <w:tcPr>
-            <w:tcW w:type="dxa" w:w="3288"/>
+            <w:tcW w:type="dxa" w:w="3175"/>
             <w:shd w:val="clear" w:color="auto" w:fill="FBF7EE"/>
             <w:tcBorders>
               <w:top w:val="single" w:sz="4" w:space="0" w:color="D9CBB6"/>
@@ -1882,13 +1896,13 @@
                 <w:color w:val="3A3228"/>
                 <w:sz w:val="20"/>
               </w:rPr>
-              <w:t>先讓 AI 列出完整「素材清單／視覺規範與生成指引」，再批次生圖。</w:t>
+              <w:t>先列完整素材清單再批次生圖。</w:t>
             </w:r>
           </w:p>
         </w:tc>
         <w:tc>
           <w:tcPr>
-            <w:tcW w:type="dxa" w:w="3969"/>
+            <w:tcW w:type="dxa" w:w="4082"/>
             <w:shd w:val="clear" w:color="auto" w:fill="FBF7EE"/>
             <w:tcBorders>
               <w:top w:val="single" w:sz="4" w:space="0" w:color="D9CBB6"/>
@@ -1916,7 +1930,7 @@
                 <w:color w:val="3A3228"/>
                 <w:sz w:val="20"/>
               </w:rPr>
-              <w:t>先鎖定畫風聖經與檔名表：9 名角色、5 處場景、8 件道具、UI 組件。圖片進 assets/raw/，壓縮後自動替換占位。沒圖前用 SVG 木刻線稿也能完整遊玩。</w:t>
+              <w:t>清單改為：角色、三間店場景、每件商品獨立圖、六張結局卡、UI。全部生圖。禁止 SVG 占位；沒圖就不進遊戲，先把該張圖生出來。</w:t>
             </w:r>
           </w:p>
         </w:tc>
@@ -1995,7 +2009,7 @@
         </w:tc>
         <w:tc>
           <w:tcPr>
-            <w:tcW w:type="dxa" w:w="3288"/>
+            <w:tcW w:type="dxa" w:w="3175"/>
             <w:shd w:val="clear" w:color="auto" w:fill="FFFFFF"/>
             <w:tcBorders>
               <w:top w:val="single" w:sz="4" w:space="0" w:color="D9CBB6"/>
@@ -2023,13 +2037,13 @@
                 <w:color w:val="3A3228"/>
                 <w:sz w:val="20"/>
               </w:rPr>
-              <w:t>視覺對標一部可考據的歷史插畫，不要「大街古風」。</w:t>
+              <w:t>視覺對標一套可重複的風格，不要大街古風。</w:t>
             </w:r>
           </w:p>
         </w:tc>
         <w:tc>
           <w:tcPr>
-            <w:tcW w:type="dxa" w:w="3969"/>
+            <w:tcW w:type="dxa" w:w="4082"/>
             <w:shd w:val="clear" w:color="auto" w:fill="FFFFFF"/>
             <w:tcBorders>
               <w:top w:val="single" w:sz="4" w:space="0" w:color="D9CBB6"/>
@@ -2057,7 +2071,7 @@
                 <w:color w:val="3A3228"/>
                 <w:sz w:val="20"/>
               </w:rPr>
-              <w:t>對標明代《天工開物》插圖的線條語言，題材改用戰國器物輪廓（銅器、車馬、深衣）。畫風：手繪線稿＋淡彩。拒絕仙俠、霓虹國風、日系大眼。</w:t>
+              <w:t>本版不走木刻淡彩。主風格鎖定復古 RPG 道具卡：誇張角色立繪＋金框物品卡，適合「看圖選兵器」。其餘四種誇張風格見第十節。</w:t>
             </w:r>
           </w:p>
         </w:tc>
@@ -2136,7 +2150,7 @@
         </w:tc>
         <w:tc>
           <w:tcPr>
-            <w:tcW w:type="dxa" w:w="3288"/>
+            <w:tcW w:type="dxa" w:w="3175"/>
             <w:shd w:val="clear" w:color="auto" w:fill="FBF7EE"/>
             <w:tcBorders>
               <w:top w:val="single" w:sz="4" w:space="0" w:color="D9CBB6"/>
@@ -2164,13 +2178,13 @@
                 <w:color w:val="3A3228"/>
                 <w:sz w:val="20"/>
               </w:rPr>
-              <w:t>把線質、構圖、色板寫進同一份提示詞，並與 UI 色完全一致。</w:t>
+              <w:t>線質、構圖、色板寫進提示詞，與 UI 一致。</w:t>
             </w:r>
           </w:p>
         </w:tc>
         <w:tc>
           <w:tcPr>
-            <w:tcW w:type="dxa" w:w="3969"/>
+            <w:tcW w:type="dxa" w:w="4082"/>
             <w:shd w:val="clear" w:color="auto" w:fill="FBF7EE"/>
             <w:tcBorders>
               <w:top w:val="single" w:sz="4" w:space="0" w:color="D9CBB6"/>
@@ -2198,7 +2212,7 @@
                 <w:color w:val="3A3228"/>
                 <w:sz w:val="20"/>
               </w:rPr>
-              <w:t>線條為骨、淡彩為肉；墨線有刀感與粗細變化，不用 CAD 細線、不用素描排線。留白 ≥40%，地平線低。色板見下文。</w:t>
+              <w:t>色板改為暗金／深藍斗篷／朱砂邊／銅綠。商店卡同一套金框。提示詞固定寫：no SVG, painted illustration, no firearms, no blood, no readable letters。</w:t>
             </w:r>
           </w:p>
         </w:tc>
@@ -2277,7 +2291,7 @@
         </w:tc>
         <w:tc>
           <w:tcPr>
-            <w:tcW w:type="dxa" w:w="3288"/>
+            <w:tcW w:type="dxa" w:w="3175"/>
             <w:shd w:val="clear" w:color="auto" w:fill="FFFFFF"/>
             <w:tcBorders>
               <w:top w:val="single" w:sz="4" w:space="0" w:color="D9CBB6"/>
@@ -2305,13 +2319,13 @@
                 <w:color w:val="3A3228"/>
                 <w:sz w:val="20"/>
               </w:rPr>
-              <w:t>先寫逐秒分鏡表：時間軸對畫面，再交給 AI 做動效。</w:t>
+              <w:t>先寫逐秒分鏡。</w:t>
             </w:r>
           </w:p>
         </w:tc>
         <w:tc>
           <w:tcPr>
-            <w:tcW w:type="dxa" w:w="3969"/>
+            <w:tcW w:type="dxa" w:w="4082"/>
             <w:shd w:val="clear" w:color="auto" w:fill="FFFFFF"/>
             <w:tcBorders>
               <w:top w:val="single" w:sz="4" w:space="0" w:color="D9CBB6"/>
@@ -2339,7 +2353,7 @@
                 <w:color w:val="3A3228"/>
                 <w:sz w:val="20"/>
               </w:rPr>
-              <w:t>開場 0–5 秒：易水寬景 → 白衣冠一行 →「風蕭蕭兮易水寒」墨字 → 擊筑 → 進入第一章。後續每章都有 4–6 行分鏡，禁止無時間碼的「做漂亮一點」。</w:t>
+              <w:t>開場改為推入兵器庫：貨架上多件兵器依次亮起，再交給玩家點選。每個商店都有「進店 2 秒分鏡 → 可點商品」。</w:t>
             </w:r>
           </w:p>
         </w:tc>
@@ -2418,7 +2432,7 @@
         </w:tc>
         <w:tc>
           <w:tcPr>
-            <w:tcW w:type="dxa" w:w="3288"/>
+            <w:tcW w:type="dxa" w:w="3175"/>
             <w:shd w:val="clear" w:color="auto" w:fill="FBF7EE"/>
             <w:tcBorders>
               <w:top w:val="single" w:sz="4" w:space="0" w:color="D9CBB6"/>
@@ -2446,13 +2460,13 @@
                 <w:color w:val="3A3228"/>
                 <w:sz w:val="20"/>
               </w:rPr>
-              <w:t>把關鍵操作寫成可執行邏輯方案，主次按鈕分清，避免誤觸、邏輯自洽。</w:t>
+              <w:t>關鍵操作寫成可執行邏輯，主次鈕分清。</w:t>
             </w:r>
           </w:p>
         </w:tc>
         <w:tc>
           <w:tcPr>
-            <w:tcW w:type="dxa" w:w="3969"/>
+            <w:tcW w:type="dxa" w:w="4082"/>
             <w:shd w:val="clear" w:color="auto" w:fill="FBF7EE"/>
             <w:tcBorders>
               <w:top w:val="single" w:sz="4" w:space="0" w:color="D9CBB6"/>
@@ -2480,7 +2494,7 @@
                 <w:color w:val="3A3228"/>
                 <w:sz w:val="20"/>
               </w:rPr>
-              <w:t>主線不可改史：荊軻必敗。選擇只影響「理解深度／史料卡／課堂分數」，不影響史實結局。主按鈕＝繼續出使；次按鈕＝重看史料。重開一局是小字確認，不放在主按鈕。</w:t>
+              <w:t>主操作＝把東西放進行囊／出發。次操作＝看利弊與史料。毀滅性操作＝丟棄行囊重開，放選單並二次確認。選了長劍，後面就不能假裝還拿著匕首。</w:t>
             </w:r>
           </w:p>
         </w:tc>
@@ -2559,7 +2573,7 @@
         </w:tc>
         <w:tc>
           <w:tcPr>
-            <w:tcW w:type="dxa" w:w="3288"/>
+            <w:tcW w:type="dxa" w:w="3175"/>
             <w:shd w:val="clear" w:color="auto" w:fill="FFFFFF"/>
             <w:tcBorders>
               <w:top w:val="single" w:sz="4" w:space="0" w:color="D9CBB6"/>
@@ -2587,13 +2601,13 @@
                 <w:color w:val="3A3228"/>
                 <w:sz w:val="20"/>
               </w:rPr>
-              <w:t>AI 用來放大人的判斷，不是代替備課；同一專案越寫越順。</w:t>
+              <w:t>AI 放大判斷，不代替備課。</w:t>
             </w:r>
           </w:p>
         </w:tc>
         <w:tc>
           <w:tcPr>
-            <w:tcW w:type="dxa" w:w="3969"/>
+            <w:tcW w:type="dxa" w:w="4082"/>
             <w:shd w:val="clear" w:color="auto" w:fill="FFFFFF"/>
             <w:tcBorders>
               <w:top w:val="single" w:sz="4" w:space="0" w:color="D9CBB6"/>
@@ -2621,7 +2635,7 @@
                 <w:color w:val="3A3228"/>
                 <w:sz w:val="20"/>
               </w:rPr>
-              <w:t>教師先審這份計畫與史料卡，再讓模型寫程式。每章完成後回歸本表檢查：有沒有出處、有沒有超尺度、畫風有沒有漂。</w:t>
+              <w:t>教師先玩過兩條線（史實線＋搜檢失敗線）再帶班。課後問：哪一條最接近《史記》？你為什麼當初不選匕首？</w:t>
             </w:r>
           </w:p>
         </w:tc>
@@ -2795,7 +2809,7 @@
                 <w:color w:val="3A3228"/>
                 <w:sz w:val="20"/>
               </w:rPr>
-              <w:t>章節式視覺敘事。每章 1 個場景、1 段對話、1–2 個選擇、1 張可點史料卡。三件信物（首函、地圖、匕首）收齊才能進入易水。沒有戰鬥數值、沒有商城。</w:t>
+              <w:t>燕下都可自由進出三間店，直到按下「啟程」。之後不能再改行囊。入秦後依旗標走分支，不再回到商店。沒有血量條、沒有真的砍殺畫面。</w:t>
             </w:r>
           </w:p>
         </w:tc>
@@ -2834,7 +2848,7 @@
                 <w:color w:val="3A3228"/>
                 <w:sz w:val="20"/>
               </w:rPr>
-              <w:t>考據邊界</w:t>
+              <w:t>思考性</w:t>
             </w:r>
           </w:p>
         </w:tc>
@@ -2868,7 +2882,7 @@
                 <w:color w:val="3A3228"/>
                 <w:sz w:val="20"/>
               </w:rPr>
-              <w:t>能對上《史記》或《戰國策》的才進主線。樊於期、夏無且、銅柱、白衣冠全部保留。不准穿越改結局、不准加飛劍、不准把秦王寫成卡通暴君。有爭議處只做對讀，不做「標準答案改史」。</w:t>
+              <w:t>商品先給「利／弊」不問標準答案。第一次遊玩不劇透史實。結局畫面才打開對讀卡：這一次跟《史記》哪裡一樣、哪裡不一樣。鼓勵重開，比較不同結局。</w:t>
             </w:r>
           </w:p>
         </w:tc>
@@ -2907,7 +2921,7 @@
                 <w:color w:val="3A3228"/>
                 <w:sz w:val="20"/>
               </w:rPr>
-              <w:t>14 歲教學目標</w:t>
+              <w:t>考據</w:t>
             </w:r>
           </w:p>
         </w:tc>
@@ -2941,7 +2955,7 @@
                 <w:color w:val="3A3228"/>
                 <w:sz w:val="20"/>
               </w:rPr>
-              <w:t>能依序複述情節；能解釋督亢地圖、藥淬匕首、九賓、群臣不得持兵；能指出失敗原因（副使失態、劍長不及、殿中無兵）；能用自己的話談「士」與代價。對應國文課文＋歷史秦滅六國。</w:t>
+              <w:t>史實元件（匕、地圖、樊於期函、白衣冠、秦舞陽、銅柱、藥囊）必須可選。假設元件標「假設」。火器、飛劍、穿越、無來源魔法不進店。</w:t>
             </w:r>
           </w:p>
         </w:tc>
@@ -3014,7 +3028,7 @@
                 <w:color w:val="3A3228"/>
                 <w:sz w:val="20"/>
               </w:rPr>
-              <w:t>田光自刎、樊於期獻首、殿中行刺都用象徵：劍置案、匣合蓋、袖斷、環柱。不渲染血、不特寫首級、不把暴力寫成爽感。失敗結局要寫清楚：這是悲劇，不是通關獎勵。</w:t>
+              <w:t>兵器是器物圖，不是殺人特寫。樊於期只用合匣。結局用袖、柱、匣、搜檢、詔令象徵，不畫血。刺中線不是勝利狂歡，而是「然後呢」的史論。</w:t>
             </w:r>
           </w:p>
         </w:tc>
@@ -3034,20 +3048,6 @@
           <w:sz w:val="36"/>
         </w:rPr>
         <w:t>四、史料源分層</w:t>
-      </w:r>
-    </w:p>
-    <w:p>
-      <w:pPr>
-        <w:spacing w:after="160" w:line="324" w:lineRule="auto"/>
-      </w:pPr>
-      <w:r>
-        <w:rPr>
-          <w:rFonts w:ascii="PingFang TC" w:hAnsi="PingFang TC" w:eastAsia="PingFang TC" w:cs="PingFang TC"/>
-          <w:b w:val="0"/>
-          <w:color w:val="3A3228"/>
-          <w:sz w:val="20"/>
-        </w:rPr>
-        <w:t>對應影片「全部官方／公開學術來源」表。遊戲內每張史料卡顯示層級徽章。</w:t>
       </w:r>
     </w:p>
     <w:tbl>
@@ -3199,7 +3199,7 @@
                 <w:color w:val="6B3A2E"/>
                 <w:sz w:val="20"/>
               </w:rPr>
-              <w:t>在遊戲裡出現的內容</w:t>
+              <w:t>在遊戲裡怎麼用</w:t>
             </w:r>
           </w:p>
         </w:tc>
@@ -3306,7 +3306,7 @@
                 <w:color w:val="3A3228"/>
                 <w:sz w:val="20"/>
               </w:rPr>
-              <w:t>情節主線、人物、結局</w:t>
+              <w:t>史實元件與史實結局</w:t>
             </w:r>
           </w:p>
         </w:tc>
@@ -3340,7 +3340,7 @@
                 <w:color w:val="3A3228"/>
                 <w:sz w:val="20"/>
               </w:rPr>
-              <w:t>田光自刎、樊於期獻頭、易水、圖窮匕見、事敗</w:t>
+              <w:t>匕首、地圖、函、白衣冠、副使色變、環柱、藥囊</w:t>
             </w:r>
           </w:p>
         </w:tc>
@@ -3447,7 +3447,7 @@
                 <w:color w:val="3A3228"/>
                 <w:sz w:val="20"/>
               </w:rPr>
-              <w:t>對讀差異、外交辭令</w:t>
+              <w:t>外交與籌備對讀</w:t>
             </w:r>
           </w:p>
         </w:tc>
@@ -3481,7 +3481,7 @@
                 <w:color w:val="3A3228"/>
                 <w:sz w:val="20"/>
               </w:rPr>
-              <w:t>太子丹質秦逃歸、請荊軻、地圖與匕首的籌備</w:t>
+              <w:t>為何要信物才能近秦王</w:t>
             </w:r>
           </w:p>
         </w:tc>
@@ -3554,7 +3554,7 @@
                 <w:color w:val="3A3228"/>
                 <w:sz w:val="20"/>
               </w:rPr>
-              <w:t>燕下都遺址、咸陽宮遺址、兵馬俑、戰國銅器與車馬器</w:t>
+              <w:t>燕下都、咸陽宮、戰國銅兵、弩機、劍的形制</w:t>
             </w:r>
           </w:p>
         </w:tc>
@@ -3588,7 +3588,7 @@
                 <w:color w:val="3A3228"/>
                 <w:sz w:val="20"/>
               </w:rPr>
-              <w:t>建築、服飾輪廓、器物形制</w:t>
+              <w:t>店裡兵器長什麼樣</w:t>
             </w:r>
           </w:p>
         </w:tc>
@@ -3622,7 +3622,7 @@
                 <w:color w:val="3A3228"/>
                 <w:sz w:val="20"/>
               </w:rPr>
-              <w:t>館舍、宮室柱網、地圖匣、筑、銅柱的外形依據</w:t>
+              <w:t>長劍、吳鉤、弩、銅兵的外形；禁止近代槍</w:t>
             </w:r>
           </w:p>
         </w:tc>
@@ -3695,7 +3695,7 @@
                 <w:color w:val="3A3228"/>
                 <w:sz w:val="20"/>
               </w:rPr>
-              <w:t>國中國文〈荊軻刺秦王〉課文與注釋；歷史「秦滅六國」</w:t>
+              <w:t>國文〈荊軻刺秦王〉；歷史秦滅六國</w:t>
             </w:r>
           </w:p>
         </w:tc>
@@ -3729,7 +3729,7 @@
                 <w:color w:val="3A3228"/>
                 <w:sz w:val="20"/>
               </w:rPr>
-              <w:t>14 歲詞彙、課堂任務</w:t>
+              <w:t>詞彙與課後討論</w:t>
             </w:r>
           </w:p>
         </w:tc>
@@ -3763,7 +3763,7 @@
                 <w:color w:val="3A3228"/>
                 <w:sz w:val="20"/>
               </w:rPr>
-              <w:t>字詞（淬、匕、九賓、偏袒）、課後選擇題與短答</w:t>
+              <w:t>淬、匕、九賓、偏袒；「成功了燕就能活嗎」</w:t>
             </w:r>
           </w:p>
         </w:tc>
@@ -3782,7 +3782,21 @@
           <w:color w:val="6B3A2E"/>
           <w:sz w:val="36"/>
         </w:rPr>
-        <w:t>五、八章結構</w:t>
+        <w:t>五、章節：先逛店，再出發</w:t>
+      </w:r>
+    </w:p>
+    <w:p>
+      <w:pPr>
+        <w:spacing w:after="160" w:line="324" w:lineRule="auto"/>
+      </w:pPr>
+      <w:r>
+        <w:rPr>
+          <w:rFonts w:ascii="PingFang TC" w:hAnsi="PingFang TC" w:eastAsia="PingFang TC" w:cs="PingFang TC"/>
+          <w:b w:val="0"/>
+          <w:color w:val="3A3228"/>
+          <w:sz w:val="20"/>
+        </w:rPr>
+        <w:t>前半是可來回的商店區，後半被行囊鎖死。這才能讓「買錯兵器」真的走錯路。</w:t>
       </w:r>
     </w:p>
     <w:tbl>
@@ -3866,7 +3880,41 @@
                 <w:color w:val="6B3A2E"/>
                 <w:sz w:val="20"/>
               </w:rPr>
-              <w:t>時空</w:t>
+              <w:t>空間</w:t>
+            </w:r>
+          </w:p>
+        </w:tc>
+        <w:tc>
+          <w:tcPr>
+            <w:tcW w:type="dxa" w:w="3175"/>
+            <w:shd w:val="clear" w:color="auto" w:fill="E8D7C0"/>
+            <w:tcBorders>
+              <w:top w:val="single" w:sz="4" w:space="0" w:color="D9CBB6"/>
+              <w:left w:val="single" w:sz="4" w:space="0" w:color="D9CBB6"/>
+              <w:bottom w:val="single" w:sz="4" w:space="0" w:color="D9CBB6"/>
+              <w:right w:val="single" w:sz="4" w:space="0" w:color="D9CBB6"/>
+            </w:tcBorders>
+            <w:tcMar>
+              <w:top w:w="40" w:type="dxa"/>
+              <w:left w:w="60" w:type="dxa"/>
+              <w:bottom w:w="40" w:type="dxa"/>
+              <w:right w:w="60" w:type="dxa"/>
+            </w:tcMar>
+          </w:tcPr>
+          <w:p>
+            <w:pPr>
+              <w:spacing w:before="0" w:after="0" w:line="276" w:lineRule="auto"/>
+              <w:jc w:val="center"/>
+            </w:pPr>
+            <w:r/>
+            <w:r>
+              <w:rPr>
+                <w:rFonts w:ascii="Songti SC" w:hAnsi="Songti SC" w:eastAsia="Songti SC" w:cs="Songti SC"/>
+                <w:b/>
+                <w:color w:val="6B3A2E"/>
+                <w:sz w:val="20"/>
+              </w:rPr>
+              <w:t>學生做什麼</w:t>
             </w:r>
           </w:p>
         </w:tc>
@@ -3900,41 +3948,7 @@
                 <w:color w:val="6B3A2E"/>
                 <w:sz w:val="20"/>
               </w:rPr>
-              <w:t>學生會經歷什麼</w:t>
-            </w:r>
-          </w:p>
-        </w:tc>
-        <w:tc>
-          <w:tcPr>
-            <w:tcW w:type="dxa" w:w="3175"/>
-            <w:shd w:val="clear" w:color="auto" w:fill="E8D7C0"/>
-            <w:tcBorders>
-              <w:top w:val="single" w:sz="4" w:space="0" w:color="D9CBB6"/>
-              <w:left w:val="single" w:sz="4" w:space="0" w:color="D9CBB6"/>
-              <w:bottom w:val="single" w:sz="4" w:space="0" w:color="D9CBB6"/>
-              <w:right w:val="single" w:sz="4" w:space="0" w:color="D9CBB6"/>
-            </w:tcBorders>
-            <w:tcMar>
-              <w:top w:w="40" w:type="dxa"/>
-              <w:left w:w="60" w:type="dxa"/>
-              <w:bottom w:w="40" w:type="dxa"/>
-              <w:right w:w="60" w:type="dxa"/>
-            </w:tcMar>
-          </w:tcPr>
-          <w:p>
-            <w:pPr>
-              <w:spacing w:before="0" w:after="0" w:line="276" w:lineRule="auto"/>
-              <w:jc w:val="center"/>
-            </w:pPr>
-            <w:r/>
-            <w:r>
-              <w:rPr>
-                <w:rFonts w:ascii="Songti SC" w:hAnsi="Songti SC" w:eastAsia="Songti SC" w:cs="Songti SC"/>
-                <w:b/>
-                <w:color w:val="6B3A2E"/>
-                <w:sz w:val="20"/>
-              </w:rPr>
-              <w:t>這一章要學會什麼</w:t>
+              <w:t>這一章在想什麼</w:t>
             </w:r>
           </w:p>
         </w:tc>
@@ -4007,7 +4021,41 @@
                 <w:color w:val="3A3228"/>
                 <w:sz w:val="20"/>
               </w:rPr>
-              <w:t>前 227 · 燕下都</w:t>
+              <w:t>燕下都</w:t>
+            </w:r>
+          </w:p>
+        </w:tc>
+        <w:tc>
+          <w:tcPr>
+            <w:tcW w:type="dxa" w:w="3175"/>
+            <w:shd w:val="clear" w:color="auto" w:fill="FFFFFF"/>
+            <w:tcBorders>
+              <w:top w:val="single" w:sz="4" w:space="0" w:color="D9CBB6"/>
+              <w:left w:val="single" w:sz="4" w:space="0" w:color="D9CBB6"/>
+              <w:bottom w:val="single" w:sz="4" w:space="0" w:color="D9CBB6"/>
+              <w:right w:val="single" w:sz="4" w:space="0" w:color="D9CBB6"/>
+            </w:tcBorders>
+            <w:tcMar>
+              <w:top w:w="40" w:type="dxa"/>
+              <w:left w:w="60" w:type="dxa"/>
+              <w:bottom w:w="40" w:type="dxa"/>
+              <w:right w:w="60" w:type="dxa"/>
+            </w:tcMar>
+          </w:tcPr>
+          <w:p>
+            <w:pPr>
+              <w:spacing w:before="0" w:after="0" w:line="276" w:lineRule="auto"/>
+              <w:jc w:val="left"/>
+            </w:pPr>
+            <w:r/>
+            <w:r>
+              <w:rPr>
+                <w:rFonts w:ascii="PingFang TC" w:hAnsi="PingFang TC" w:eastAsia="PingFang TC" w:cs="PingFang TC"/>
+                <w:b w:val="0"/>
+                <w:color w:val="3A3228"/>
+                <w:sz w:val="20"/>
+              </w:rPr>
+              <w:t>接到密令：要幫荊軻籌備入秦。</w:t>
             </w:r>
           </w:p>
         </w:tc>
@@ -4041,41 +4089,7 @@
                 <w:color w:val="3A3228"/>
                 <w:sz w:val="20"/>
               </w:rPr>
-              <w:t>見習舍人接到密令：秦已滅韓趙，燕危。</w:t>
-            </w:r>
-          </w:p>
-        </w:tc>
-        <w:tc>
-          <w:tcPr>
-            <w:tcW w:type="dxa" w:w="3175"/>
-            <w:shd w:val="clear" w:color="auto" w:fill="FFFFFF"/>
-            <w:tcBorders>
-              <w:top w:val="single" w:sz="4" w:space="0" w:color="D9CBB6"/>
-              <w:left w:val="single" w:sz="4" w:space="0" w:color="D9CBB6"/>
-              <w:bottom w:val="single" w:sz="4" w:space="0" w:color="D9CBB6"/>
-              <w:right w:val="single" w:sz="4" w:space="0" w:color="D9CBB6"/>
-            </w:tcBorders>
-            <w:tcMar>
-              <w:top w:w="40" w:type="dxa"/>
-              <w:left w:w="60" w:type="dxa"/>
-              <w:bottom w:w="40" w:type="dxa"/>
-              <w:right w:w="60" w:type="dxa"/>
-            </w:tcMar>
-          </w:tcPr>
-          <w:p>
-            <w:pPr>
-              <w:spacing w:before="0" w:after="0" w:line="276" w:lineRule="auto"/>
-              <w:jc w:val="left"/>
-            </w:pPr>
-            <w:r/>
-            <w:r>
-              <w:rPr>
-                <w:rFonts w:ascii="PingFang TC" w:hAnsi="PingFang TC" w:eastAsia="PingFang TC" w:cs="PingFang TC"/>
-                <w:b w:val="0"/>
-                <w:color w:val="3A3228"/>
-                <w:sz w:val="20"/>
-              </w:rPr>
-              <w:t>認清「為何非刺不可」與「為何極危險」</w:t>
+              <w:t>燕為什麼急、近秦王為什麼難</w:t>
             </w:r>
           </w:p>
         </w:tc>
@@ -4154,6 +4168,40 @@
         </w:tc>
         <w:tc>
           <w:tcPr>
+            <w:tcW w:type="dxa" w:w="3175"/>
+            <w:shd w:val="clear" w:color="auto" w:fill="FBF7EE"/>
+            <w:tcBorders>
+              <w:top w:val="single" w:sz="4" w:space="0" w:color="D9CBB6"/>
+              <w:left w:val="single" w:sz="4" w:space="0" w:color="D9CBB6"/>
+              <w:bottom w:val="single" w:sz="4" w:space="0" w:color="D9CBB6"/>
+              <w:right w:val="single" w:sz="4" w:space="0" w:color="D9CBB6"/>
+            </w:tcBorders>
+            <w:tcMar>
+              <w:top w:w="40" w:type="dxa"/>
+              <w:left w:w="60" w:type="dxa"/>
+              <w:bottom w:w="40" w:type="dxa"/>
+              <w:right w:w="60" w:type="dxa"/>
+            </w:tcMar>
+          </w:tcPr>
+          <w:p>
+            <w:pPr>
+              <w:spacing w:before="0" w:after="0" w:line="276" w:lineRule="auto"/>
+              <w:jc w:val="left"/>
+            </w:pPr>
+            <w:r/>
+            <w:r>
+              <w:rPr>
+                <w:rFonts w:ascii="PingFang TC" w:hAnsi="PingFang TC" w:eastAsia="PingFang TC" w:cs="PingFang TC"/>
+                <w:b w:val="0"/>
+                <w:color w:val="3A3228"/>
+                <w:sz w:val="20"/>
+              </w:rPr>
+              <w:t>聽田光、見荊軻。可問兩句，不可改史實人物。</w:t>
+            </w:r>
+          </w:p>
+        </w:tc>
+        <w:tc>
+          <w:tcPr>
             <w:tcW w:type="dxa" w:w="3288"/>
             <w:shd w:val="clear" w:color="auto" w:fill="FBF7EE"/>
             <w:tcBorders>
@@ -4182,41 +4230,7 @@
                 <w:color w:val="3A3228"/>
                 <w:sz w:val="20"/>
               </w:rPr>
-              <w:t>田光薦荊軻，為守密自刎。</w:t>
-            </w:r>
-          </w:p>
-        </w:tc>
-        <w:tc>
-          <w:tcPr>
-            <w:tcW w:type="dxa" w:w="3175"/>
-            <w:shd w:val="clear" w:color="auto" w:fill="FBF7EE"/>
-            <w:tcBorders>
-              <w:top w:val="single" w:sz="4" w:space="0" w:color="D9CBB6"/>
-              <w:left w:val="single" w:sz="4" w:space="0" w:color="D9CBB6"/>
-              <w:bottom w:val="single" w:sz="4" w:space="0" w:color="D9CBB6"/>
-              <w:right w:val="single" w:sz="4" w:space="0" w:color="D9CBB6"/>
-            </w:tcBorders>
-            <w:tcMar>
-              <w:top w:w="40" w:type="dxa"/>
-              <w:left w:w="60" w:type="dxa"/>
-              <w:bottom w:w="40" w:type="dxa"/>
-              <w:right w:w="60" w:type="dxa"/>
-            </w:tcMar>
-          </w:tcPr>
-          <w:p>
-            <w:pPr>
-              <w:spacing w:before="0" w:after="0" w:line="276" w:lineRule="auto"/>
-              <w:jc w:val="left"/>
-            </w:pPr>
-            <w:r/>
-            <w:r>
-              <w:rPr>
-                <w:rFonts w:ascii="PingFang TC" w:hAnsi="PingFang TC" w:eastAsia="PingFang TC" w:cs="PingFang TC"/>
-                <w:b w:val="0"/>
-                <w:color w:val="3A3228"/>
-                <w:sz w:val="20"/>
-              </w:rPr>
-              <w:t>判斷「士為知己者死」是氣節還是壓力；對讀兩書</w:t>
+              <w:t>士為知己者死：氣節還是壓力</w:t>
             </w:r>
           </w:p>
         </w:tc>
@@ -4255,7 +4269,7 @@
                 <w:color w:val="3A3228"/>
                 <w:sz w:val="20"/>
               </w:rPr>
-              <w:t>2 樊將軍</w:t>
+              <w:t>2 信物庫</w:t>
             </w:r>
           </w:p>
         </w:tc>
@@ -4289,7 +4303,41 @@
                 <w:color w:val="3A3228"/>
                 <w:sz w:val="20"/>
               </w:rPr>
-              <w:t>館舍</w:t>
+              <w:t>可逛、可多選</w:t>
+            </w:r>
+          </w:p>
+        </w:tc>
+        <w:tc>
+          <w:tcPr>
+            <w:tcW w:type="dxa" w:w="3175"/>
+            <w:shd w:val="clear" w:color="auto" w:fill="FFFFFF"/>
+            <w:tcBorders>
+              <w:top w:val="single" w:sz="4" w:space="0" w:color="D9CBB6"/>
+              <w:left w:val="single" w:sz="4" w:space="0" w:color="D9CBB6"/>
+              <w:bottom w:val="single" w:sz="4" w:space="0" w:color="D9CBB6"/>
+              <w:right w:val="single" w:sz="4" w:space="0" w:color="D9CBB6"/>
+            </w:tcBorders>
+            <w:tcMar>
+              <w:top w:w="40" w:type="dxa"/>
+              <w:left w:w="60" w:type="dxa"/>
+              <w:bottom w:w="40" w:type="dxa"/>
+              <w:right w:w="60" w:type="dxa"/>
+            </w:tcMar>
+          </w:tcPr>
+          <w:p>
+            <w:pPr>
+              <w:spacing w:before="0" w:after="0" w:line="276" w:lineRule="auto"/>
+              <w:jc w:val="left"/>
+            </w:pPr>
+            <w:r/>
+            <w:r>
+              <w:rPr>
+                <w:rFonts w:ascii="PingFang TC" w:hAnsi="PingFang TC" w:eastAsia="PingFang TC" w:cs="PingFang TC"/>
+                <w:b w:val="0"/>
+                <w:color w:val="3A3228"/>
+                <w:sz w:val="20"/>
+              </w:rPr>
+              <w:t>地圖／樊於期函／藥淬／縞衣，各有圖。</w:t>
             </w:r>
           </w:p>
         </w:tc>
@@ -4323,41 +4371,7 @@
                 <w:color w:val="3A3228"/>
                 <w:sz w:val="20"/>
               </w:rPr>
-              <w:t>荊軻要樊於期之首以取秦王信。</w:t>
-            </w:r>
-          </w:p>
-        </w:tc>
-        <w:tc>
-          <w:tcPr>
-            <w:tcW w:type="dxa" w:w="3175"/>
-            <w:shd w:val="clear" w:color="auto" w:fill="FFFFFF"/>
-            <w:tcBorders>
-              <w:top w:val="single" w:sz="4" w:space="0" w:color="D9CBB6"/>
-              <w:left w:val="single" w:sz="4" w:space="0" w:color="D9CBB6"/>
-              <w:bottom w:val="single" w:sz="4" w:space="0" w:color="D9CBB6"/>
-              <w:right w:val="single" w:sz="4" w:space="0" w:color="D9CBB6"/>
-            </w:tcBorders>
-            <w:tcMar>
-              <w:top w:w="40" w:type="dxa"/>
-              <w:left w:w="60" w:type="dxa"/>
-              <w:bottom w:w="40" w:type="dxa"/>
-              <w:right w:w="60" w:type="dxa"/>
-            </w:tcMar>
-          </w:tcPr>
-          <w:p>
-            <w:pPr>
-              <w:spacing w:before="0" w:after="0" w:line="276" w:lineRule="auto"/>
-              <w:jc w:val="left"/>
-            </w:pPr>
-            <w:r/>
-            <w:r>
-              <w:rPr>
-                <w:rFonts w:ascii="PingFang TC" w:hAnsi="PingFang TC" w:eastAsia="PingFang TC" w:cs="PingFang TC"/>
-                <w:b w:val="0"/>
-                <w:color w:val="3A3228"/>
-                <w:sz w:val="20"/>
-              </w:rPr>
-              <w:t>權衡：獻首能否換近身？課堂討論倫理，畫面只用合匣</w:t>
+              <w:t>沒有信物，秦王見不見你？</w:t>
             </w:r>
           </w:p>
         </w:tc>
@@ -4396,7 +4410,7 @@
                 <w:color w:val="3A3228"/>
                 <w:sz w:val="20"/>
               </w:rPr>
-              <w:t>3 備物</w:t>
+              <w:t>3 兵器庫</w:t>
             </w:r>
           </w:p>
         </w:tc>
@@ -4430,7 +4444,41 @@
                 <w:color w:val="3A3228"/>
                 <w:sz w:val="20"/>
               </w:rPr>
-              <w:t>燕市／館中</w:t>
+              <w:t>可逛、六選一</w:t>
+            </w:r>
+          </w:p>
+        </w:tc>
+        <w:tc>
+          <w:tcPr>
+            <w:tcW w:type="dxa" w:w="3175"/>
+            <w:shd w:val="clear" w:color="auto" w:fill="FBF7EE"/>
+            <w:tcBorders>
+              <w:top w:val="single" w:sz="4" w:space="0" w:color="D9CBB6"/>
+              <w:left w:val="single" w:sz="4" w:space="0" w:color="D9CBB6"/>
+              <w:bottom w:val="single" w:sz="4" w:space="0" w:color="D9CBB6"/>
+              <w:right w:val="single" w:sz="4" w:space="0" w:color="D9CBB6"/>
+            </w:tcBorders>
+            <w:tcMar>
+              <w:top w:w="40" w:type="dxa"/>
+              <w:left w:w="60" w:type="dxa"/>
+              <w:bottom w:w="40" w:type="dxa"/>
+              <w:right w:w="60" w:type="dxa"/>
+            </w:tcMar>
+          </w:tcPr>
+          <w:p>
+            <w:pPr>
+              <w:spacing w:before="0" w:after="0" w:line="276" w:lineRule="auto"/>
+              <w:jc w:val="left"/>
+            </w:pPr>
+            <w:r/>
+            <w:r>
+              <w:rPr>
+                <w:rFonts w:ascii="PingFang TC" w:hAnsi="PingFang TC" w:eastAsia="PingFang TC" w:cs="PingFang TC"/>
+                <w:b w:val="0"/>
+                <w:color w:val="3A3228"/>
+                <w:sz w:val="20"/>
+              </w:rPr>
+              <w:t>看圖買兵器。這是最關鍵的分支。</w:t>
             </w:r>
           </w:p>
         </w:tc>
@@ -4464,41 +4512,7 @@
                 <w:color w:val="3A3228"/>
                 <w:sz w:val="20"/>
               </w:rPr>
-              <w:t>籌督亢地圖、徐夫人匕首、藥淬、地圖匣。</w:t>
-            </w:r>
-          </w:p>
-        </w:tc>
-        <w:tc>
-          <w:tcPr>
-            <w:tcW w:type="dxa" w:w="3175"/>
-            <w:shd w:val="clear" w:color="auto" w:fill="FBF7EE"/>
-            <w:tcBorders>
-              <w:top w:val="single" w:sz="4" w:space="0" w:color="D9CBB6"/>
-              <w:left w:val="single" w:sz="4" w:space="0" w:color="D9CBB6"/>
-              <w:bottom w:val="single" w:sz="4" w:space="0" w:color="D9CBB6"/>
-              <w:right w:val="single" w:sz="4" w:space="0" w:color="D9CBB6"/>
-            </w:tcBorders>
-            <w:tcMar>
-              <w:top w:w="40" w:type="dxa"/>
-              <w:left w:w="60" w:type="dxa"/>
-              <w:bottom w:w="40" w:type="dxa"/>
-              <w:right w:w="60" w:type="dxa"/>
-            </w:tcMar>
-          </w:tcPr>
-          <w:p>
-            <w:pPr>
-              <w:spacing w:before="0" w:after="0" w:line="276" w:lineRule="auto"/>
-              <w:jc w:val="left"/>
-            </w:pPr>
-            <w:r/>
-            <w:r>
-              <w:rPr>
-                <w:rFonts w:ascii="PingFang TC" w:hAnsi="PingFang TC" w:eastAsia="PingFang TC" w:cs="PingFang TC"/>
-                <w:b w:val="0"/>
-                <w:color w:val="3A3228"/>
-                <w:sz w:val="20"/>
-              </w:rPr>
-              <w:t>三物齊備才能啟程；每物點開看出處</w:t>
+              <w:t>能藏進地圖的，才過得了搜檢</w:t>
             </w:r>
           </w:p>
         </w:tc>
@@ -4537,7 +4551,7 @@
                 <w:color w:val="3A3228"/>
                 <w:sz w:val="20"/>
               </w:rPr>
-              <w:t>4 易水</w:t>
+              <w:t>4 同伴署</w:t>
             </w:r>
           </w:p>
         </w:tc>
@@ -4571,7 +4585,41 @@
                 <w:color w:val="3A3228"/>
                 <w:sz w:val="20"/>
               </w:rPr>
-              <w:t>易水河畔</w:t>
+              <w:t>可逛、三選一</w:t>
+            </w:r>
+          </w:p>
+        </w:tc>
+        <w:tc>
+          <w:tcPr>
+            <w:tcW w:type="dxa" w:w="3175"/>
+            <w:shd w:val="clear" w:color="auto" w:fill="FFFFFF"/>
+            <w:tcBorders>
+              <w:top w:val="single" w:sz="4" w:space="0" w:color="D9CBB6"/>
+              <w:left w:val="single" w:sz="4" w:space="0" w:color="D9CBB6"/>
+              <w:bottom w:val="single" w:sz="4" w:space="0" w:color="D9CBB6"/>
+              <w:right w:val="single" w:sz="4" w:space="0" w:color="D9CBB6"/>
+            </w:tcBorders>
+            <w:tcMar>
+              <w:top w:w="40" w:type="dxa"/>
+              <w:left w:w="60" w:type="dxa"/>
+              <w:bottom w:w="40" w:type="dxa"/>
+              <w:right w:w="60" w:type="dxa"/>
+            </w:tcMar>
+          </w:tcPr>
+          <w:p>
+            <w:pPr>
+              <w:spacing w:before="0" w:after="0" w:line="276" w:lineRule="auto"/>
+              <w:jc w:val="left"/>
+            </w:pPr>
+            <w:r/>
+            <w:r>
+              <w:rPr>
+                <w:rFonts w:ascii="PingFang TC" w:hAnsi="PingFang TC" w:eastAsia="PingFang TC" w:cs="PingFang TC"/>
+                <w:b w:val="0"/>
+                <w:color w:val="3A3228"/>
+                <w:sz w:val="20"/>
+              </w:rPr>
+              <w:t>秦舞陽／另薦壯士／獨行。</w:t>
             </w:r>
           </w:p>
         </w:tc>
@@ -4605,41 +4653,7 @@
                 <w:color w:val="3A3228"/>
                 <w:sz w:val="20"/>
               </w:rPr>
-              <w:t>白衣冠送行，高漸離擊筑，歌「風蕭蕭兮易水寒」。</w:t>
-            </w:r>
-          </w:p>
-        </w:tc>
-        <w:tc>
-          <w:tcPr>
-            <w:tcW w:type="dxa" w:w="3175"/>
-            <w:shd w:val="clear" w:color="auto" w:fill="FFFFFF"/>
-            <w:tcBorders>
-              <w:top w:val="single" w:sz="4" w:space="0" w:color="D9CBB6"/>
-              <w:left w:val="single" w:sz="4" w:space="0" w:color="D9CBB6"/>
-              <w:bottom w:val="single" w:sz="4" w:space="0" w:color="D9CBB6"/>
-              <w:right w:val="single" w:sz="4" w:space="0" w:color="D9CBB6"/>
-            </w:tcBorders>
-            <w:tcMar>
-              <w:top w:w="40" w:type="dxa"/>
-              <w:left w:w="60" w:type="dxa"/>
-              <w:bottom w:w="40" w:type="dxa"/>
-              <w:right w:w="60" w:type="dxa"/>
-            </w:tcMar>
-          </w:tcPr>
-          <w:p>
-            <w:pPr>
-              <w:spacing w:before="0" w:after="0" w:line="276" w:lineRule="auto"/>
-              <w:jc w:val="left"/>
-            </w:pPr>
-            <w:r/>
-            <w:r>
-              <w:rPr>
-                <w:rFonts w:ascii="PingFang TC" w:hAnsi="PingFang TC" w:eastAsia="PingFang TC" w:cs="PingFang TC"/>
-                <w:b w:val="0"/>
-                <w:color w:val="3A3228"/>
-                <w:sz w:val="20"/>
-              </w:rPr>
-              <w:t>聽歌填空＋解釋為何穿白衣冠</w:t>
+              <w:t>副使色變會不會提前暴露</w:t>
             </w:r>
           </w:p>
         </w:tc>
@@ -4678,7 +4692,7 @@
                 <w:color w:val="3A3228"/>
                 <w:sz w:val="20"/>
               </w:rPr>
-              <w:t>5 入秦</w:t>
+              <w:t>5 啟程</w:t>
             </w:r>
           </w:p>
         </w:tc>
@@ -4712,7 +4726,41 @@
                 <w:color w:val="3A3228"/>
                 <w:sz w:val="20"/>
               </w:rPr>
-              <w:t>咸陽道</w:t>
+              <w:t>易水</w:t>
+            </w:r>
+          </w:p>
+        </w:tc>
+        <w:tc>
+          <w:tcPr>
+            <w:tcW w:type="dxa" w:w="3175"/>
+            <w:shd w:val="clear" w:color="auto" w:fill="FBF7EE"/>
+            <w:tcBorders>
+              <w:top w:val="single" w:sz="4" w:space="0" w:color="D9CBB6"/>
+              <w:left w:val="single" w:sz="4" w:space="0" w:color="D9CBB6"/>
+              <w:bottom w:val="single" w:sz="4" w:space="0" w:color="D9CBB6"/>
+              <w:right w:val="single" w:sz="4" w:space="0" w:color="D9CBB6"/>
+            </w:tcBorders>
+            <w:tcMar>
+              <w:top w:w="40" w:type="dxa"/>
+              <w:left w:w="60" w:type="dxa"/>
+              <w:bottom w:w="40" w:type="dxa"/>
+              <w:right w:w="60" w:type="dxa"/>
+            </w:tcMar>
+          </w:tcPr>
+          <w:p>
+            <w:pPr>
+              <w:spacing w:before="0" w:after="0" w:line="276" w:lineRule="auto"/>
+              <w:jc w:val="left"/>
+            </w:pPr>
+            <w:r/>
+            <w:r>
+              <w:rPr>
+                <w:rFonts w:ascii="PingFang TC" w:hAnsi="PingFang TC" w:eastAsia="PingFang TC" w:cs="PingFang TC"/>
+                <w:b w:val="0"/>
+                <w:color w:val="3A3228"/>
+                <w:sz w:val="20"/>
+              </w:rPr>
+              <w:t>白衣冠高歌、悄悄走、或大張旗鼓。</w:t>
             </w:r>
           </w:p>
         </w:tc>
@@ -4746,41 +4794,7 @@
                 <w:color w:val="3A3228"/>
                 <w:sz w:val="20"/>
               </w:rPr>
-              <w:t>秦舞陽色變；荊軻圓場，趨至陛前。</w:t>
-            </w:r>
-          </w:p>
-        </w:tc>
-        <w:tc>
-          <w:tcPr>
-            <w:tcW w:type="dxa" w:w="3175"/>
-            <w:shd w:val="clear" w:color="auto" w:fill="FBF7EE"/>
-            <w:tcBorders>
-              <w:top w:val="single" w:sz="4" w:space="0" w:color="D9CBB6"/>
-              <w:left w:val="single" w:sz="4" w:space="0" w:color="D9CBB6"/>
-              <w:bottom w:val="single" w:sz="4" w:space="0" w:color="D9CBB6"/>
-              <w:right w:val="single" w:sz="4" w:space="0" w:color="D9CBB6"/>
-            </w:tcBorders>
-            <w:tcMar>
-              <w:top w:w="40" w:type="dxa"/>
-              <w:left w:w="60" w:type="dxa"/>
-              <w:bottom w:w="40" w:type="dxa"/>
-              <w:right w:w="60" w:type="dxa"/>
-            </w:tcMar>
-          </w:tcPr>
-          <w:p>
-            <w:pPr>
-              <w:spacing w:before="0" w:after="0" w:line="276" w:lineRule="auto"/>
-              <w:jc w:val="left"/>
-            </w:pPr>
-            <w:r/>
-            <w:r>
-              <w:rPr>
-                <w:rFonts w:ascii="PingFang TC" w:hAnsi="PingFang TC" w:eastAsia="PingFang TC" w:cs="PingFang TC"/>
-                <w:b w:val="0"/>
-                <w:color w:val="3A3228"/>
-                <w:sz w:val="20"/>
-              </w:rPr>
-              <w:t>辨「副使失態」如何幾乎壞事</w:t>
+              <w:t>名聲是壯行還是洩密</w:t>
             </w:r>
           </w:p>
         </w:tc>
@@ -4819,7 +4833,7 @@
                 <w:color w:val="3A3228"/>
                 <w:sz w:val="20"/>
               </w:rPr>
-              <w:t>6 圖窮</w:t>
+              <w:t>6 入秦</w:t>
             </w:r>
           </w:p>
         </w:tc>
@@ -4853,7 +4867,41 @@
                 <w:color w:val="3A3228"/>
                 <w:sz w:val="20"/>
               </w:rPr>
-              <w:t>咸陽宮前殿</w:t>
+              <w:t>關與宮門</w:t>
+            </w:r>
+          </w:p>
+        </w:tc>
+        <w:tc>
+          <w:tcPr>
+            <w:tcW w:type="dxa" w:w="3175"/>
+            <w:shd w:val="clear" w:color="auto" w:fill="FFFFFF"/>
+            <w:tcBorders>
+              <w:top w:val="single" w:sz="4" w:space="0" w:color="D9CBB6"/>
+              <w:left w:val="single" w:sz="4" w:space="0" w:color="D9CBB6"/>
+              <w:bottom w:val="single" w:sz="4" w:space="0" w:color="D9CBB6"/>
+              <w:right w:val="single" w:sz="4" w:space="0" w:color="D9CBB6"/>
+            </w:tcBorders>
+            <w:tcMar>
+              <w:top w:w="40" w:type="dxa"/>
+              <w:left w:w="60" w:type="dxa"/>
+              <w:bottom w:w="40" w:type="dxa"/>
+              <w:right w:w="60" w:type="dxa"/>
+            </w:tcMar>
+          </w:tcPr>
+          <w:p>
+            <w:pPr>
+              <w:spacing w:before="0" w:after="0" w:line="276" w:lineRule="auto"/>
+              <w:jc w:val="left"/>
+            </w:pPr>
+            <w:r/>
+            <w:r>
+              <w:rPr>
+                <w:rFonts w:ascii="PingFang TC" w:hAnsi="PingFang TC" w:eastAsia="PingFang TC" w:cs="PingFang TC"/>
+                <w:b w:val="0"/>
+                <w:color w:val="3A3228"/>
+                <w:sz w:val="20"/>
+              </w:rPr>
+              <w:t>系統用行囊判定搜檢、取信、覲見。</w:t>
             </w:r>
           </w:p>
         </w:tc>
@@ -4887,41 +4935,7 @@
                 <w:color w:val="3A3228"/>
                 <w:sz w:val="20"/>
               </w:rPr>
-              <w:t>九賓之禮，獻圖，圖窮而匕見。秦王環柱而走。</w:t>
-            </w:r>
-          </w:p>
-        </w:tc>
-        <w:tc>
-          <w:tcPr>
-            <w:tcW w:type="dxa" w:w="3175"/>
-            <w:shd w:val="clear" w:color="auto" w:fill="FFFFFF"/>
-            <w:tcBorders>
-              <w:top w:val="single" w:sz="4" w:space="0" w:color="D9CBB6"/>
-              <w:left w:val="single" w:sz="4" w:space="0" w:color="D9CBB6"/>
-              <w:bottom w:val="single" w:sz="4" w:space="0" w:color="D9CBB6"/>
-              <w:right w:val="single" w:sz="4" w:space="0" w:color="D9CBB6"/>
-            </w:tcBorders>
-            <w:tcMar>
-              <w:top w:w="40" w:type="dxa"/>
-              <w:left w:w="60" w:type="dxa"/>
-              <w:bottom w:w="40" w:type="dxa"/>
-              <w:right w:w="60" w:type="dxa"/>
-            </w:tcMar>
-          </w:tcPr>
-          <w:p>
-            <w:pPr>
-              <w:spacing w:before="0" w:after="0" w:line="276" w:lineRule="auto"/>
-              <w:jc w:val="left"/>
-            </w:pPr>
-            <w:r/>
-            <w:r>
-              <w:rPr>
-                <w:rFonts w:ascii="PingFang TC" w:hAnsi="PingFang TC" w:eastAsia="PingFang TC" w:cs="PingFang TC"/>
-                <w:b w:val="0"/>
-                <w:color w:val="3A3228"/>
-                <w:sz w:val="20"/>
-              </w:rPr>
-              <w:t>還原空間：銅柱、群臣不得持兵、夏無且藥囊</w:t>
+              <w:t>前面的選擇在這裡兌現</w:t>
             </w:r>
           </w:p>
         </w:tc>
@@ -4960,7 +4974,7 @@
                 <w:color w:val="3A3228"/>
                 <w:sz w:val="20"/>
               </w:rPr>
-              <w:t>7 事敗</w:t>
+              <w:t>7 殿上／結局</w:t>
             </w:r>
           </w:p>
         </w:tc>
@@ -4994,7 +5008,41 @@
                 <w:color w:val="3A3228"/>
                 <w:sz w:val="20"/>
               </w:rPr>
-              <w:t>殿中 → 燕亡</w:t>
+              <w:t>依旗標分叉</w:t>
+            </w:r>
+          </w:p>
+        </w:tc>
+        <w:tc>
+          <w:tcPr>
+            <w:tcW w:type="dxa" w:w="3175"/>
+            <w:shd w:val="clear" w:color="auto" w:fill="FBF7EE"/>
+            <w:tcBorders>
+              <w:top w:val="single" w:sz="4" w:space="0" w:color="D9CBB6"/>
+              <w:left w:val="single" w:sz="4" w:space="0" w:color="D9CBB6"/>
+              <w:bottom w:val="single" w:sz="4" w:space="0" w:color="D9CBB6"/>
+              <w:right w:val="single" w:sz="4" w:space="0" w:color="D9CBB6"/>
+            </w:tcBorders>
+            <w:tcMar>
+              <w:top w:w="40" w:type="dxa"/>
+              <w:left w:w="60" w:type="dxa"/>
+              <w:bottom w:w="40" w:type="dxa"/>
+              <w:right w:w="60" w:type="dxa"/>
+            </w:tcMar>
+          </w:tcPr>
+          <w:p>
+            <w:pPr>
+              <w:spacing w:before="0" w:after="0" w:line="276" w:lineRule="auto"/>
+              <w:jc w:val="left"/>
+            </w:pPr>
+            <w:r/>
+            <w:r>
+              <w:rPr>
+                <w:rFonts w:ascii="PingFang TC" w:hAnsi="PingFang TC" w:eastAsia="PingFang TC" w:cs="PingFang TC"/>
+                <w:b w:val="0"/>
+                <w:color w:val="3A3228"/>
+                <w:sz w:val="20"/>
+              </w:rPr>
+              <w:t>走到六結局之一，打開對讀卡。</w:t>
             </w:r>
           </w:p>
         </w:tc>
@@ -5028,13 +5076,344 @@
                 <w:color w:val="3A3228"/>
                 <w:sz w:val="20"/>
               </w:rPr>
-              <w:t>荊軻被殺；後續秦破燕。固定史實結局。</w:t>
+              <w:t>跟《史記》比，你改了什麼、代價是什麼</w:t>
+            </w:r>
+          </w:p>
+        </w:tc>
+      </w:tr>
+    </w:tbl>
+    <w:p/>
+    <w:p>
+      <w:pPr>
+        <w:pStyle w:val="Heading1"/>
+        <w:spacing w:before="320" w:after="160"/>
+      </w:pPr>
+      <w:r>
+        <w:rPr>
+          <w:rFonts w:ascii="Songti SC" w:hAnsi="Songti SC" w:eastAsia="Songti SC" w:cs="Songti SC"/>
+          <w:b/>
+          <w:color w:val="6B3A2E"/>
+          <w:sz w:val="36"/>
+        </w:rPr>
+        <w:t>六、兵器庫（看圖選，選了就改結局）</w:t>
+      </w:r>
+    </w:p>
+    <w:p>
+      <w:pPr>
+        <w:spacing w:after="160" w:line="324" w:lineRule="auto"/>
+      </w:pPr>
+      <w:r>
+        <w:rPr>
+          <w:rFonts w:ascii="PingFang TC" w:hAnsi="PingFang TC" w:eastAsia="PingFang TC" w:cs="PingFang TC"/>
+          <w:b w:val="0"/>
+          <w:color w:val="3A3228"/>
+          <w:sz w:val="20"/>
+        </w:rPr>
+        <w:t>店裡一次只能帶一件主兵器出發。每件都是獨立生圖，放在 RPG 金框卡上，點開才顯示利弊。第一次不寫「這是標準答案」。</w:t>
+      </w:r>
+    </w:p>
+    <w:tbl>
+      <w:tblPr>
+        <w:tblW w:type="auto" w:w="0"/>
+        <w:jc w:val="center"/>
+        <w:tblLayout w:type="fixed"/>
+        <w:tblLook w:firstColumn="1" w:firstRow="1" w:lastColumn="0" w:lastRow="0" w:noHBand="0" w:noVBand="1" w:val="04A0"/>
+      </w:tblPr>
+      <w:tblGrid>
+        <w:gridCol w:w="2466"/>
+        <w:gridCol w:w="2466"/>
+        <w:gridCol w:w="2466"/>
+        <w:gridCol w:w="2466"/>
+      </w:tblGrid>
+      <w:tr>
+        <w:trPr>
+          <w:cantSplit/>
+        </w:trPr>
+        <w:tc>
+          <w:tcPr>
+            <w:tcW w:type="dxa" w:w="2041"/>
+            <w:shd w:val="clear" w:color="auto" w:fill="E8D7C0"/>
+            <w:tcBorders>
+              <w:top w:val="single" w:sz="4" w:space="0" w:color="D9CBB6"/>
+              <w:left w:val="single" w:sz="4" w:space="0" w:color="D9CBB6"/>
+              <w:bottom w:val="single" w:sz="4" w:space="0" w:color="D9CBB6"/>
+              <w:right w:val="single" w:sz="4" w:space="0" w:color="D9CBB6"/>
+            </w:tcBorders>
+            <w:tcMar>
+              <w:top w:w="40" w:type="dxa"/>
+              <w:left w:w="60" w:type="dxa"/>
+              <w:bottom w:w="40" w:type="dxa"/>
+              <w:right w:w="60" w:type="dxa"/>
+            </w:tcMar>
+          </w:tcPr>
+          <w:p>
+            <w:pPr>
+              <w:spacing w:before="0" w:after="0" w:line="276" w:lineRule="auto"/>
+              <w:jc w:val="center"/>
+            </w:pPr>
+            <w:r/>
+            <w:r>
+              <w:rPr>
+                <w:rFonts w:ascii="Songti SC" w:hAnsi="Songti SC" w:eastAsia="Songti SC" w:cs="Songti SC"/>
+                <w:b/>
+                <w:color w:val="6B3A2E"/>
+                <w:sz w:val="20"/>
+              </w:rPr>
+              <w:t>兵器（皆有圖）</w:t>
             </w:r>
           </w:p>
         </w:tc>
         <w:tc>
           <w:tcPr>
-            <w:tcW w:type="dxa" w:w="3175"/>
+            <w:tcW w:type="dxa" w:w="2268"/>
+            <w:shd w:val="clear" w:color="auto" w:fill="E8D7C0"/>
+            <w:tcBorders>
+              <w:top w:val="single" w:sz="4" w:space="0" w:color="D9CBB6"/>
+              <w:left w:val="single" w:sz="4" w:space="0" w:color="D9CBB6"/>
+              <w:bottom w:val="single" w:sz="4" w:space="0" w:color="D9CBB6"/>
+              <w:right w:val="single" w:sz="4" w:space="0" w:color="D9CBB6"/>
+            </w:tcBorders>
+            <w:tcMar>
+              <w:top w:w="40" w:type="dxa"/>
+              <w:left w:w="60" w:type="dxa"/>
+              <w:bottom w:w="40" w:type="dxa"/>
+              <w:right w:w="60" w:type="dxa"/>
+            </w:tcMar>
+          </w:tcPr>
+          <w:p>
+            <w:pPr>
+              <w:spacing w:before="0" w:after="0" w:line="276" w:lineRule="auto"/>
+              <w:jc w:val="center"/>
+            </w:pPr>
+            <w:r/>
+            <w:r>
+              <w:rPr>
+                <w:rFonts w:ascii="Songti SC" w:hAnsi="Songti SC" w:eastAsia="Songti SC" w:cs="Songti SC"/>
+                <w:b/>
+                <w:color w:val="6B3A2E"/>
+                <w:sz w:val="20"/>
+              </w:rPr>
+              <w:t>表面上的好處</w:t>
+            </w:r>
+          </w:p>
+        </w:tc>
+        <w:tc>
+          <w:tcPr>
+            <w:tcW w:type="dxa" w:w="2948"/>
+            <w:shd w:val="clear" w:color="auto" w:fill="E8D7C0"/>
+            <w:tcBorders>
+              <w:top w:val="single" w:sz="4" w:space="0" w:color="D9CBB6"/>
+              <w:left w:val="single" w:sz="4" w:space="0" w:color="D9CBB6"/>
+              <w:bottom w:val="single" w:sz="4" w:space="0" w:color="D9CBB6"/>
+              <w:right w:val="single" w:sz="4" w:space="0" w:color="D9CBB6"/>
+            </w:tcBorders>
+            <w:tcMar>
+              <w:top w:w="40" w:type="dxa"/>
+              <w:left w:w="60" w:type="dxa"/>
+              <w:bottom w:w="40" w:type="dxa"/>
+              <w:right w:w="60" w:type="dxa"/>
+            </w:tcMar>
+          </w:tcPr>
+          <w:p>
+            <w:pPr>
+              <w:spacing w:before="0" w:after="0" w:line="276" w:lineRule="auto"/>
+              <w:jc w:val="center"/>
+            </w:pPr>
+            <w:r/>
+            <w:r>
+              <w:rPr>
+                <w:rFonts w:ascii="Songti SC" w:hAnsi="Songti SC" w:eastAsia="Songti SC" w:cs="Songti SC"/>
+                <w:b/>
+                <w:color w:val="6B3A2E"/>
+                <w:sz w:val="20"/>
+              </w:rPr>
+              <w:t>實際後果旗標</w:t>
+            </w:r>
+          </w:p>
+        </w:tc>
+        <w:tc>
+          <w:tcPr>
+            <w:tcW w:type="dxa" w:w="2494"/>
+            <w:shd w:val="clear" w:color="auto" w:fill="E8D7C0"/>
+            <w:tcBorders>
+              <w:top w:val="single" w:sz="4" w:space="0" w:color="D9CBB6"/>
+              <w:left w:val="single" w:sz="4" w:space="0" w:color="D9CBB6"/>
+              <w:bottom w:val="single" w:sz="4" w:space="0" w:color="D9CBB6"/>
+              <w:right w:val="single" w:sz="4" w:space="0" w:color="D9CBB6"/>
+            </w:tcBorders>
+            <w:tcMar>
+              <w:top w:w="40" w:type="dxa"/>
+              <w:left w:w="60" w:type="dxa"/>
+              <w:bottom w:w="40" w:type="dxa"/>
+              <w:right w:w="60" w:type="dxa"/>
+            </w:tcMar>
+          </w:tcPr>
+          <w:p>
+            <w:pPr>
+              <w:spacing w:before="0" w:after="0" w:line="276" w:lineRule="auto"/>
+              <w:jc w:val="center"/>
+            </w:pPr>
+            <w:r/>
+            <w:r>
+              <w:rPr>
+                <w:rFonts w:ascii="Songti SC" w:hAnsi="Songti SC" w:eastAsia="Songti SC" w:cs="Songti SC"/>
+                <w:b/>
+                <w:color w:val="6B3A2E"/>
+                <w:sz w:val="20"/>
+              </w:rPr>
+              <w:t>文獻／標記</w:t>
+            </w:r>
+          </w:p>
+        </w:tc>
+      </w:tr>
+      <w:tr>
+        <w:trPr>
+          <w:cantSplit/>
+        </w:trPr>
+        <w:tc>
+          <w:tcPr>
+            <w:tcW w:type="dxa" w:w="2041"/>
+            <w:shd w:val="clear" w:color="auto" w:fill="FFFFFF"/>
+            <w:tcBorders>
+              <w:top w:val="single" w:sz="4" w:space="0" w:color="D9CBB6"/>
+              <w:left w:val="single" w:sz="4" w:space="0" w:color="D9CBB6"/>
+              <w:bottom w:val="single" w:sz="4" w:space="0" w:color="D9CBB6"/>
+              <w:right w:val="single" w:sz="4" w:space="0" w:color="D9CBB6"/>
+            </w:tcBorders>
+            <w:tcMar>
+              <w:top w:w="40" w:type="dxa"/>
+              <w:left w:w="60" w:type="dxa"/>
+              <w:bottom w:w="40" w:type="dxa"/>
+              <w:right w:w="60" w:type="dxa"/>
+            </w:tcMar>
+          </w:tcPr>
+          <w:p>
+            <w:pPr>
+              <w:spacing w:before="0" w:after="0" w:line="276" w:lineRule="auto"/>
+              <w:jc w:val="left"/>
+            </w:pPr>
+            <w:r/>
+            <w:r>
+              <w:rPr>
+                <w:rFonts w:ascii="PingFang TC" w:hAnsi="PingFang TC" w:eastAsia="PingFang TC" w:cs="PingFang TC"/>
+                <w:b w:val="0"/>
+                <w:color w:val="3A3228"/>
+                <w:sz w:val="20"/>
+              </w:rPr>
+              <w:t>徐夫人匕</w:t>
+            </w:r>
+          </w:p>
+        </w:tc>
+        <w:tc>
+          <w:tcPr>
+            <w:tcW w:type="dxa" w:w="2268"/>
+            <w:shd w:val="clear" w:color="auto" w:fill="FFFFFF"/>
+            <w:tcBorders>
+              <w:top w:val="single" w:sz="4" w:space="0" w:color="D9CBB6"/>
+              <w:left w:val="single" w:sz="4" w:space="0" w:color="D9CBB6"/>
+              <w:bottom w:val="single" w:sz="4" w:space="0" w:color="D9CBB6"/>
+              <w:right w:val="single" w:sz="4" w:space="0" w:color="D9CBB6"/>
+            </w:tcBorders>
+            <w:tcMar>
+              <w:top w:w="40" w:type="dxa"/>
+              <w:left w:w="60" w:type="dxa"/>
+              <w:bottom w:w="40" w:type="dxa"/>
+              <w:right w:w="60" w:type="dxa"/>
+            </w:tcMar>
+          </w:tcPr>
+          <w:p>
+            <w:pPr>
+              <w:spacing w:before="0" w:after="0" w:line="276" w:lineRule="auto"/>
+              <w:jc w:val="left"/>
+            </w:pPr>
+            <w:r/>
+            <w:r>
+              <w:rPr>
+                <w:rFonts w:ascii="PingFang TC" w:hAnsi="PingFang TC" w:eastAsia="PingFang TC" w:cs="PingFang TC"/>
+                <w:b w:val="0"/>
+                <w:color w:val="3A3228"/>
+                <w:sz w:val="20"/>
+              </w:rPr>
+              <w:t>短、輕、可捲進地圖匣</w:t>
+            </w:r>
+          </w:p>
+        </w:tc>
+        <w:tc>
+          <w:tcPr>
+            <w:tcW w:type="dxa" w:w="2948"/>
+            <w:shd w:val="clear" w:color="auto" w:fill="FFFFFF"/>
+            <w:tcBorders>
+              <w:top w:val="single" w:sz="4" w:space="0" w:color="D9CBB6"/>
+              <w:left w:val="single" w:sz="4" w:space="0" w:color="D9CBB6"/>
+              <w:bottom w:val="single" w:sz="4" w:space="0" w:color="D9CBB6"/>
+              <w:right w:val="single" w:sz="4" w:space="0" w:color="D9CBB6"/>
+            </w:tcBorders>
+            <w:tcMar>
+              <w:top w:w="40" w:type="dxa"/>
+              <w:left w:w="60" w:type="dxa"/>
+              <w:bottom w:w="40" w:type="dxa"/>
+              <w:right w:w="60" w:type="dxa"/>
+            </w:tcMar>
+          </w:tcPr>
+          <w:p>
+            <w:pPr>
+              <w:spacing w:before="0" w:after="0" w:line="276" w:lineRule="auto"/>
+              <w:jc w:val="left"/>
+            </w:pPr>
+            <w:r/>
+            <w:r>
+              <w:rPr>
+                <w:rFonts w:ascii="PingFang TC" w:hAnsi="PingFang TC" w:eastAsia="PingFang TC" w:cs="PingFang TC"/>
+                <w:b w:val="0"/>
+                <w:color w:val="3A3228"/>
+                <w:sz w:val="20"/>
+              </w:rPr>
+              <w:t>藏得住＝是；可藥淬＝是 → 能進殿</w:t>
+            </w:r>
+          </w:p>
+        </w:tc>
+        <w:tc>
+          <w:tcPr>
+            <w:tcW w:type="dxa" w:w="2494"/>
+            <w:shd w:val="clear" w:color="auto" w:fill="FFFFFF"/>
+            <w:tcBorders>
+              <w:top w:val="single" w:sz="4" w:space="0" w:color="D9CBB6"/>
+              <w:left w:val="single" w:sz="4" w:space="0" w:color="D9CBB6"/>
+              <w:bottom w:val="single" w:sz="4" w:space="0" w:color="D9CBB6"/>
+              <w:right w:val="single" w:sz="4" w:space="0" w:color="D9CBB6"/>
+            </w:tcBorders>
+            <w:tcMar>
+              <w:top w:w="40" w:type="dxa"/>
+              <w:left w:w="60" w:type="dxa"/>
+              <w:bottom w:w="40" w:type="dxa"/>
+              <w:right w:w="60" w:type="dxa"/>
+            </w:tcMar>
+          </w:tcPr>
+          <w:p>
+            <w:pPr>
+              <w:spacing w:before="0" w:after="0" w:line="276" w:lineRule="auto"/>
+              <w:jc w:val="left"/>
+            </w:pPr>
+            <w:r/>
+            <w:r>
+              <w:rPr>
+                <w:rFonts w:ascii="PingFang TC" w:hAnsi="PingFang TC" w:eastAsia="PingFang TC" w:cs="PingFang TC"/>
+                <w:b w:val="0"/>
+                <w:color w:val="3A3228"/>
+                <w:sz w:val="20"/>
+              </w:rPr>
+              <w:t>L1《史記》</w:t>
+            </w:r>
+          </w:p>
+        </w:tc>
+      </w:tr>
+      <w:tr>
+        <w:trPr>
+          <w:cantSplit/>
+        </w:trPr>
+        <w:tc>
+          <w:tcPr>
+            <w:tcW w:type="dxa" w:w="2041"/>
             <w:shd w:val="clear" w:color="auto" w:fill="FBF7EE"/>
             <w:tcBorders>
               <w:top w:val="single" w:sz="4" w:space="0" w:color="D9CBB6"/>
@@ -5062,7 +5441,673 @@
                 <w:color w:val="3A3228"/>
                 <w:sz w:val="20"/>
               </w:rPr>
-              <w:t>回答：失敗原因、為何仍被記入〈刺客列傳〉</w:t>
+              <w:t>燕國長劍</w:t>
+            </w:r>
+          </w:p>
+        </w:tc>
+        <w:tc>
+          <w:tcPr>
+            <w:tcW w:type="dxa" w:w="2268"/>
+            <w:shd w:val="clear" w:color="auto" w:fill="FBF7EE"/>
+            <w:tcBorders>
+              <w:top w:val="single" w:sz="4" w:space="0" w:color="D9CBB6"/>
+              <w:left w:val="single" w:sz="4" w:space="0" w:color="D9CBB6"/>
+              <w:bottom w:val="single" w:sz="4" w:space="0" w:color="D9CBB6"/>
+              <w:right w:val="single" w:sz="4" w:space="0" w:color="D9CBB6"/>
+            </w:tcBorders>
+            <w:tcMar>
+              <w:top w:w="40" w:type="dxa"/>
+              <w:left w:w="60" w:type="dxa"/>
+              <w:bottom w:w="40" w:type="dxa"/>
+              <w:right w:w="60" w:type="dxa"/>
+            </w:tcMar>
+          </w:tcPr>
+          <w:p>
+            <w:pPr>
+              <w:spacing w:before="0" w:after="0" w:line="276" w:lineRule="auto"/>
+              <w:jc w:val="left"/>
+            </w:pPr>
+            <w:r/>
+            <w:r>
+              <w:rPr>
+                <w:rFonts w:ascii="PingFang TC" w:hAnsi="PingFang TC" w:eastAsia="PingFang TC" w:cs="PingFang TC"/>
+                <w:b w:val="0"/>
+                <w:color w:val="3A3228"/>
+                <w:sz w:val="20"/>
+              </w:rPr>
+              <w:t>氣勢足，像英雄</w:t>
+            </w:r>
+          </w:p>
+        </w:tc>
+        <w:tc>
+          <w:tcPr>
+            <w:tcW w:type="dxa" w:w="2948"/>
+            <w:shd w:val="clear" w:color="auto" w:fill="FBF7EE"/>
+            <w:tcBorders>
+              <w:top w:val="single" w:sz="4" w:space="0" w:color="D9CBB6"/>
+              <w:left w:val="single" w:sz="4" w:space="0" w:color="D9CBB6"/>
+              <w:bottom w:val="single" w:sz="4" w:space="0" w:color="D9CBB6"/>
+              <w:right w:val="single" w:sz="4" w:space="0" w:color="D9CBB6"/>
+            </w:tcBorders>
+            <w:tcMar>
+              <w:top w:w="40" w:type="dxa"/>
+              <w:left w:w="60" w:type="dxa"/>
+              <w:bottom w:w="40" w:type="dxa"/>
+              <w:right w:w="60" w:type="dxa"/>
+            </w:tcMar>
+          </w:tcPr>
+          <w:p>
+            <w:pPr>
+              <w:spacing w:before="0" w:after="0" w:line="276" w:lineRule="auto"/>
+              <w:jc w:val="left"/>
+            </w:pPr>
+            <w:r/>
+            <w:r>
+              <w:rPr>
+                <w:rFonts w:ascii="PingFang TC" w:hAnsi="PingFang TC" w:eastAsia="PingFang TC" w:cs="PingFang TC"/>
+                <w:b w:val="0"/>
+                <w:color w:val="3A3228"/>
+                <w:sz w:val="20"/>
+              </w:rPr>
+              <w:t>藏得住＝否 → 關前搜出，結局「搜檢敗」</w:t>
+            </w:r>
+          </w:p>
+        </w:tc>
+        <w:tc>
+          <w:tcPr>
+            <w:tcW w:type="dxa" w:w="2494"/>
+            <w:shd w:val="clear" w:color="auto" w:fill="FBF7EE"/>
+            <w:tcBorders>
+              <w:top w:val="single" w:sz="4" w:space="0" w:color="D9CBB6"/>
+              <w:left w:val="single" w:sz="4" w:space="0" w:color="D9CBB6"/>
+              <w:bottom w:val="single" w:sz="4" w:space="0" w:color="D9CBB6"/>
+              <w:right w:val="single" w:sz="4" w:space="0" w:color="D9CBB6"/>
+            </w:tcBorders>
+            <w:tcMar>
+              <w:top w:w="40" w:type="dxa"/>
+              <w:left w:w="60" w:type="dxa"/>
+              <w:bottom w:w="40" w:type="dxa"/>
+              <w:right w:w="60" w:type="dxa"/>
+            </w:tcMar>
+          </w:tcPr>
+          <w:p>
+            <w:pPr>
+              <w:spacing w:before="0" w:after="0" w:line="276" w:lineRule="auto"/>
+              <w:jc w:val="left"/>
+            </w:pPr>
+            <w:r/>
+            <w:r>
+              <w:rPr>
+                <w:rFonts w:ascii="PingFang TC" w:hAnsi="PingFang TC" w:eastAsia="PingFang TC" w:cs="PingFang TC"/>
+                <w:b w:val="0"/>
+                <w:color w:val="3A3228"/>
+                <w:sz w:val="20"/>
+              </w:rPr>
+              <w:t>L3 戰國長劍形制；假設用於入宮</w:t>
+            </w:r>
+          </w:p>
+        </w:tc>
+      </w:tr>
+      <w:tr>
+        <w:trPr>
+          <w:cantSplit/>
+        </w:trPr>
+        <w:tc>
+          <w:tcPr>
+            <w:tcW w:type="dxa" w:w="2041"/>
+            <w:shd w:val="clear" w:color="auto" w:fill="FFFFFF"/>
+            <w:tcBorders>
+              <w:top w:val="single" w:sz="4" w:space="0" w:color="D9CBB6"/>
+              <w:left w:val="single" w:sz="4" w:space="0" w:color="D9CBB6"/>
+              <w:bottom w:val="single" w:sz="4" w:space="0" w:color="D9CBB6"/>
+              <w:right w:val="single" w:sz="4" w:space="0" w:color="D9CBB6"/>
+            </w:tcBorders>
+            <w:tcMar>
+              <w:top w:w="40" w:type="dxa"/>
+              <w:left w:w="60" w:type="dxa"/>
+              <w:bottom w:w="40" w:type="dxa"/>
+              <w:right w:w="60" w:type="dxa"/>
+            </w:tcMar>
+          </w:tcPr>
+          <w:p>
+            <w:pPr>
+              <w:spacing w:before="0" w:after="0" w:line="276" w:lineRule="auto"/>
+              <w:jc w:val="left"/>
+            </w:pPr>
+            <w:r/>
+            <w:r>
+              <w:rPr>
+                <w:rFonts w:ascii="PingFang TC" w:hAnsi="PingFang TC" w:eastAsia="PingFang TC" w:cs="PingFang TC"/>
+                <w:b w:val="0"/>
+                <w:color w:val="3A3228"/>
+                <w:sz w:val="20"/>
+              </w:rPr>
+              <w:t>吳鉤</w:t>
+            </w:r>
+          </w:p>
+        </w:tc>
+        <w:tc>
+          <w:tcPr>
+            <w:tcW w:type="dxa" w:w="2268"/>
+            <w:shd w:val="clear" w:color="auto" w:fill="FFFFFF"/>
+            <w:tcBorders>
+              <w:top w:val="single" w:sz="4" w:space="0" w:color="D9CBB6"/>
+              <w:left w:val="single" w:sz="4" w:space="0" w:color="D9CBB6"/>
+              <w:bottom w:val="single" w:sz="4" w:space="0" w:color="D9CBB6"/>
+              <w:right w:val="single" w:sz="4" w:space="0" w:color="D9CBB6"/>
+            </w:tcBorders>
+            <w:tcMar>
+              <w:top w:w="40" w:type="dxa"/>
+              <w:left w:w="60" w:type="dxa"/>
+              <w:bottom w:w="40" w:type="dxa"/>
+              <w:right w:w="60" w:type="dxa"/>
+            </w:tcMar>
+          </w:tcPr>
+          <w:p>
+            <w:pPr>
+              <w:spacing w:before="0" w:after="0" w:line="276" w:lineRule="auto"/>
+              <w:jc w:val="left"/>
+            </w:pPr>
+            <w:r/>
+            <w:r>
+              <w:rPr>
+                <w:rFonts w:ascii="PingFang TC" w:hAnsi="PingFang TC" w:eastAsia="PingFang TC" w:cs="PingFang TC"/>
+                <w:b w:val="0"/>
+                <w:color w:val="3A3228"/>
+                <w:sz w:val="20"/>
+              </w:rPr>
+              <w:t>彎刃近身利</w:t>
+            </w:r>
+          </w:p>
+        </w:tc>
+        <w:tc>
+          <w:tcPr>
+            <w:tcW w:type="dxa" w:w="2948"/>
+            <w:shd w:val="clear" w:color="auto" w:fill="FFFFFF"/>
+            <w:tcBorders>
+              <w:top w:val="single" w:sz="4" w:space="0" w:color="D9CBB6"/>
+              <w:left w:val="single" w:sz="4" w:space="0" w:color="D9CBB6"/>
+              <w:bottom w:val="single" w:sz="4" w:space="0" w:color="D9CBB6"/>
+              <w:right w:val="single" w:sz="4" w:space="0" w:color="D9CBB6"/>
+            </w:tcBorders>
+            <w:tcMar>
+              <w:top w:w="40" w:type="dxa"/>
+              <w:left w:w="60" w:type="dxa"/>
+              <w:bottom w:w="40" w:type="dxa"/>
+              <w:right w:w="60" w:type="dxa"/>
+            </w:tcMar>
+          </w:tcPr>
+          <w:p>
+            <w:pPr>
+              <w:spacing w:before="0" w:after="0" w:line="276" w:lineRule="auto"/>
+              <w:jc w:val="left"/>
+            </w:pPr>
+            <w:r/>
+            <w:r>
+              <w:rPr>
+                <w:rFonts w:ascii="PingFang TC" w:hAnsi="PingFang TC" w:eastAsia="PingFang TC" w:cs="PingFang TC"/>
+                <w:b w:val="0"/>
+                <w:color w:val="3A3228"/>
+                <w:sz w:val="20"/>
+              </w:rPr>
+              <w:t>藏得住＝否（捲不進圖）→ 搜檢敗或殿上抽不出</w:t>
+            </w:r>
+          </w:p>
+        </w:tc>
+        <w:tc>
+          <w:tcPr>
+            <w:tcW w:type="dxa" w:w="2494"/>
+            <w:shd w:val="clear" w:color="auto" w:fill="FFFFFF"/>
+            <w:tcBorders>
+              <w:top w:val="single" w:sz="4" w:space="0" w:color="D9CBB6"/>
+              <w:left w:val="single" w:sz="4" w:space="0" w:color="D9CBB6"/>
+              <w:bottom w:val="single" w:sz="4" w:space="0" w:color="D9CBB6"/>
+              <w:right w:val="single" w:sz="4" w:space="0" w:color="D9CBB6"/>
+            </w:tcBorders>
+            <w:tcMar>
+              <w:top w:w="40" w:type="dxa"/>
+              <w:left w:w="60" w:type="dxa"/>
+              <w:bottom w:w="40" w:type="dxa"/>
+              <w:right w:w="60" w:type="dxa"/>
+            </w:tcMar>
+          </w:tcPr>
+          <w:p>
+            <w:pPr>
+              <w:spacing w:before="0" w:after="0" w:line="276" w:lineRule="auto"/>
+              <w:jc w:val="left"/>
+            </w:pPr>
+            <w:r/>
+            <w:r>
+              <w:rPr>
+                <w:rFonts w:ascii="PingFang TC" w:hAnsi="PingFang TC" w:eastAsia="PingFang TC" w:cs="PingFang TC"/>
+                <w:b w:val="0"/>
+                <w:color w:val="3A3228"/>
+                <w:sz w:val="20"/>
+              </w:rPr>
+              <w:t>L3 吳鉤形制；假設</w:t>
+            </w:r>
+          </w:p>
+        </w:tc>
+      </w:tr>
+      <w:tr>
+        <w:trPr>
+          <w:cantSplit/>
+        </w:trPr>
+        <w:tc>
+          <w:tcPr>
+            <w:tcW w:type="dxa" w:w="2041"/>
+            <w:shd w:val="clear" w:color="auto" w:fill="FBF7EE"/>
+            <w:tcBorders>
+              <w:top w:val="single" w:sz="4" w:space="0" w:color="D9CBB6"/>
+              <w:left w:val="single" w:sz="4" w:space="0" w:color="D9CBB6"/>
+              <w:bottom w:val="single" w:sz="4" w:space="0" w:color="D9CBB6"/>
+              <w:right w:val="single" w:sz="4" w:space="0" w:color="D9CBB6"/>
+            </w:tcBorders>
+            <w:tcMar>
+              <w:top w:w="40" w:type="dxa"/>
+              <w:left w:w="60" w:type="dxa"/>
+              <w:bottom w:w="40" w:type="dxa"/>
+              <w:right w:w="60" w:type="dxa"/>
+            </w:tcMar>
+          </w:tcPr>
+          <w:p>
+            <w:pPr>
+              <w:spacing w:before="0" w:after="0" w:line="276" w:lineRule="auto"/>
+              <w:jc w:val="left"/>
+            </w:pPr>
+            <w:r/>
+            <w:r>
+              <w:rPr>
+                <w:rFonts w:ascii="PingFang TC" w:hAnsi="PingFang TC" w:eastAsia="PingFang TC" w:cs="PingFang TC"/>
+                <w:b w:val="0"/>
+                <w:color w:val="3A3228"/>
+                <w:sz w:val="20"/>
+              </w:rPr>
+              <w:t>弩機</w:t>
+            </w:r>
+          </w:p>
+        </w:tc>
+        <w:tc>
+          <w:tcPr>
+            <w:tcW w:type="dxa" w:w="2268"/>
+            <w:shd w:val="clear" w:color="auto" w:fill="FBF7EE"/>
+            <w:tcBorders>
+              <w:top w:val="single" w:sz="4" w:space="0" w:color="D9CBB6"/>
+              <w:left w:val="single" w:sz="4" w:space="0" w:color="D9CBB6"/>
+              <w:bottom w:val="single" w:sz="4" w:space="0" w:color="D9CBB6"/>
+              <w:right w:val="single" w:sz="4" w:space="0" w:color="D9CBB6"/>
+            </w:tcBorders>
+            <w:tcMar>
+              <w:top w:w="40" w:type="dxa"/>
+              <w:left w:w="60" w:type="dxa"/>
+              <w:bottom w:w="40" w:type="dxa"/>
+              <w:right w:w="60" w:type="dxa"/>
+            </w:tcMar>
+          </w:tcPr>
+          <w:p>
+            <w:pPr>
+              <w:spacing w:before="0" w:after="0" w:line="276" w:lineRule="auto"/>
+              <w:jc w:val="left"/>
+            </w:pPr>
+            <w:r/>
+            <w:r>
+              <w:rPr>
+                <w:rFonts w:ascii="PingFang TC" w:hAnsi="PingFang TC" w:eastAsia="PingFang TC" w:cs="PingFang TC"/>
+                <w:b w:val="0"/>
+                <w:color w:val="3A3228"/>
+                <w:sz w:val="20"/>
+              </w:rPr>
+              <w:t>遠距離，看起來穩</w:t>
+            </w:r>
+          </w:p>
+        </w:tc>
+        <w:tc>
+          <w:tcPr>
+            <w:tcW w:type="dxa" w:w="2948"/>
+            <w:shd w:val="clear" w:color="auto" w:fill="FBF7EE"/>
+            <w:tcBorders>
+              <w:top w:val="single" w:sz="4" w:space="0" w:color="D9CBB6"/>
+              <w:left w:val="single" w:sz="4" w:space="0" w:color="D9CBB6"/>
+              <w:bottom w:val="single" w:sz="4" w:space="0" w:color="D9CBB6"/>
+              <w:right w:val="single" w:sz="4" w:space="0" w:color="D9CBB6"/>
+            </w:tcBorders>
+            <w:tcMar>
+              <w:top w:w="40" w:type="dxa"/>
+              <w:left w:w="60" w:type="dxa"/>
+              <w:bottom w:w="40" w:type="dxa"/>
+              <w:right w:w="60" w:type="dxa"/>
+            </w:tcMar>
+          </w:tcPr>
+          <w:p>
+            <w:pPr>
+              <w:spacing w:before="0" w:after="0" w:line="276" w:lineRule="auto"/>
+              <w:jc w:val="left"/>
+            </w:pPr>
+            <w:r/>
+            <w:r>
+              <w:rPr>
+                <w:rFonts w:ascii="PingFang TC" w:hAnsi="PingFang TC" w:eastAsia="PingFang TC" w:cs="PingFang TC"/>
+                <w:b w:val="0"/>
+                <w:color w:val="3A3228"/>
+                <w:sz w:val="20"/>
+              </w:rPr>
+              <w:t>殿中無用＋過不了門 → 搜檢敗</w:t>
+            </w:r>
+          </w:p>
+        </w:tc>
+        <w:tc>
+          <w:tcPr>
+            <w:tcW w:type="dxa" w:w="2494"/>
+            <w:shd w:val="clear" w:color="auto" w:fill="FBF7EE"/>
+            <w:tcBorders>
+              <w:top w:val="single" w:sz="4" w:space="0" w:color="D9CBB6"/>
+              <w:left w:val="single" w:sz="4" w:space="0" w:color="D9CBB6"/>
+              <w:bottom w:val="single" w:sz="4" w:space="0" w:color="D9CBB6"/>
+              <w:right w:val="single" w:sz="4" w:space="0" w:color="D9CBB6"/>
+            </w:tcBorders>
+            <w:tcMar>
+              <w:top w:w="40" w:type="dxa"/>
+              <w:left w:w="60" w:type="dxa"/>
+              <w:bottom w:w="40" w:type="dxa"/>
+              <w:right w:w="60" w:type="dxa"/>
+            </w:tcMar>
+          </w:tcPr>
+          <w:p>
+            <w:pPr>
+              <w:spacing w:before="0" w:after="0" w:line="276" w:lineRule="auto"/>
+              <w:jc w:val="left"/>
+            </w:pPr>
+            <w:r/>
+            <w:r>
+              <w:rPr>
+                <w:rFonts w:ascii="PingFang TC" w:hAnsi="PingFang TC" w:eastAsia="PingFang TC" w:cs="PingFang TC"/>
+                <w:b w:val="0"/>
+                <w:color w:val="3A3228"/>
+                <w:sz w:val="20"/>
+              </w:rPr>
+              <w:t>L3 戰國弩；殿中不得持兵</w:t>
+            </w:r>
+          </w:p>
+        </w:tc>
+      </w:tr>
+      <w:tr>
+        <w:trPr>
+          <w:cantSplit/>
+        </w:trPr>
+        <w:tc>
+          <w:tcPr>
+            <w:tcW w:type="dxa" w:w="2041"/>
+            <w:shd w:val="clear" w:color="auto" w:fill="FFFFFF"/>
+            <w:tcBorders>
+              <w:top w:val="single" w:sz="4" w:space="0" w:color="D9CBB6"/>
+              <w:left w:val="single" w:sz="4" w:space="0" w:color="D9CBB6"/>
+              <w:bottom w:val="single" w:sz="4" w:space="0" w:color="D9CBB6"/>
+              <w:right w:val="single" w:sz="4" w:space="0" w:color="D9CBB6"/>
+            </w:tcBorders>
+            <w:tcMar>
+              <w:top w:w="40" w:type="dxa"/>
+              <w:left w:w="60" w:type="dxa"/>
+              <w:bottom w:w="40" w:type="dxa"/>
+              <w:right w:w="60" w:type="dxa"/>
+            </w:tcMar>
+          </w:tcPr>
+          <w:p>
+            <w:pPr>
+              <w:spacing w:before="0" w:after="0" w:line="276" w:lineRule="auto"/>
+              <w:jc w:val="left"/>
+            </w:pPr>
+            <w:r/>
+            <w:r>
+              <w:rPr>
+                <w:rFonts w:ascii="PingFang TC" w:hAnsi="PingFang TC" w:eastAsia="PingFang TC" w:cs="PingFang TC"/>
+                <w:b w:val="0"/>
+                <w:color w:val="3A3228"/>
+                <w:sz w:val="20"/>
+              </w:rPr>
+              <w:t>銅鎚／戈</w:t>
+            </w:r>
+          </w:p>
+        </w:tc>
+        <w:tc>
+          <w:tcPr>
+            <w:tcW w:type="dxa" w:w="2268"/>
+            <w:shd w:val="clear" w:color="auto" w:fill="FFFFFF"/>
+            <w:tcBorders>
+              <w:top w:val="single" w:sz="4" w:space="0" w:color="D9CBB6"/>
+              <w:left w:val="single" w:sz="4" w:space="0" w:color="D9CBB6"/>
+              <w:bottom w:val="single" w:sz="4" w:space="0" w:color="D9CBB6"/>
+              <w:right w:val="single" w:sz="4" w:space="0" w:color="D9CBB6"/>
+            </w:tcBorders>
+            <w:tcMar>
+              <w:top w:w="40" w:type="dxa"/>
+              <w:left w:w="60" w:type="dxa"/>
+              <w:bottom w:w="40" w:type="dxa"/>
+              <w:right w:w="60" w:type="dxa"/>
+            </w:tcMar>
+          </w:tcPr>
+          <w:p>
+            <w:pPr>
+              <w:spacing w:before="0" w:after="0" w:line="276" w:lineRule="auto"/>
+              <w:jc w:val="left"/>
+            </w:pPr>
+            <w:r/>
+            <w:r>
+              <w:rPr>
+                <w:rFonts w:ascii="PingFang TC" w:hAnsi="PingFang TC" w:eastAsia="PingFang TC" w:cs="PingFang TC"/>
+                <w:b w:val="0"/>
+                <w:color w:val="3A3228"/>
+                <w:sz w:val="20"/>
+              </w:rPr>
+              <w:t>一擊看起來很重</w:t>
+            </w:r>
+          </w:p>
+        </w:tc>
+        <w:tc>
+          <w:tcPr>
+            <w:tcW w:type="dxa" w:w="2948"/>
+            <w:shd w:val="clear" w:color="auto" w:fill="FFFFFF"/>
+            <w:tcBorders>
+              <w:top w:val="single" w:sz="4" w:space="0" w:color="D9CBB6"/>
+              <w:left w:val="single" w:sz="4" w:space="0" w:color="D9CBB6"/>
+              <w:bottom w:val="single" w:sz="4" w:space="0" w:color="D9CBB6"/>
+              <w:right w:val="single" w:sz="4" w:space="0" w:color="D9CBB6"/>
+            </w:tcBorders>
+            <w:tcMar>
+              <w:top w:w="40" w:type="dxa"/>
+              <w:left w:w="60" w:type="dxa"/>
+              <w:bottom w:w="40" w:type="dxa"/>
+              <w:right w:w="60" w:type="dxa"/>
+            </w:tcMar>
+          </w:tcPr>
+          <w:p>
+            <w:pPr>
+              <w:spacing w:before="0" w:after="0" w:line="276" w:lineRule="auto"/>
+              <w:jc w:val="left"/>
+            </w:pPr>
+            <w:r/>
+            <w:r>
+              <w:rPr>
+                <w:rFonts w:ascii="PingFang TC" w:hAnsi="PingFang TC" w:eastAsia="PingFang TC" w:cs="PingFang TC"/>
+                <w:b w:val="0"/>
+                <w:color w:val="3A3228"/>
+                <w:sz w:val="20"/>
+              </w:rPr>
+              <w:t>完全藏不住 → 搜檢敗</w:t>
+            </w:r>
+          </w:p>
+        </w:tc>
+        <w:tc>
+          <w:tcPr>
+            <w:tcW w:type="dxa" w:w="2494"/>
+            <w:shd w:val="clear" w:color="auto" w:fill="FFFFFF"/>
+            <w:tcBorders>
+              <w:top w:val="single" w:sz="4" w:space="0" w:color="D9CBB6"/>
+              <w:left w:val="single" w:sz="4" w:space="0" w:color="D9CBB6"/>
+              <w:bottom w:val="single" w:sz="4" w:space="0" w:color="D9CBB6"/>
+              <w:right w:val="single" w:sz="4" w:space="0" w:color="D9CBB6"/>
+            </w:tcBorders>
+            <w:tcMar>
+              <w:top w:w="40" w:type="dxa"/>
+              <w:left w:w="60" w:type="dxa"/>
+              <w:bottom w:w="40" w:type="dxa"/>
+              <w:right w:w="60" w:type="dxa"/>
+            </w:tcMar>
+          </w:tcPr>
+          <w:p>
+            <w:pPr>
+              <w:spacing w:before="0" w:after="0" w:line="276" w:lineRule="auto"/>
+              <w:jc w:val="left"/>
+            </w:pPr>
+            <w:r/>
+            <w:r>
+              <w:rPr>
+                <w:rFonts w:ascii="PingFang TC" w:hAnsi="PingFang TC" w:eastAsia="PingFang TC" w:cs="PingFang TC"/>
+                <w:b w:val="0"/>
+                <w:color w:val="3A3228"/>
+                <w:sz w:val="20"/>
+              </w:rPr>
+              <w:t>L3；假設</w:t>
+            </w:r>
+          </w:p>
+        </w:tc>
+      </w:tr>
+      <w:tr>
+        <w:trPr>
+          <w:cantSplit/>
+        </w:trPr>
+        <w:tc>
+          <w:tcPr>
+            <w:tcW w:type="dxa" w:w="2041"/>
+            <w:shd w:val="clear" w:color="auto" w:fill="FBF7EE"/>
+            <w:tcBorders>
+              <w:top w:val="single" w:sz="4" w:space="0" w:color="D9CBB6"/>
+              <w:left w:val="single" w:sz="4" w:space="0" w:color="D9CBB6"/>
+              <w:bottom w:val="single" w:sz="4" w:space="0" w:color="D9CBB6"/>
+              <w:right w:val="single" w:sz="4" w:space="0" w:color="D9CBB6"/>
+            </w:tcBorders>
+            <w:tcMar>
+              <w:top w:w="40" w:type="dxa"/>
+              <w:left w:w="60" w:type="dxa"/>
+              <w:bottom w:w="40" w:type="dxa"/>
+              <w:right w:w="60" w:type="dxa"/>
+            </w:tcMar>
+          </w:tcPr>
+          <w:p>
+            <w:pPr>
+              <w:spacing w:before="0" w:after="0" w:line="276" w:lineRule="auto"/>
+              <w:jc w:val="left"/>
+            </w:pPr>
+            <w:r/>
+            <w:r>
+              <w:rPr>
+                <w:rFonts w:ascii="PingFang TC" w:hAnsi="PingFang TC" w:eastAsia="PingFang TC" w:cs="PingFang TC"/>
+                <w:b w:val="0"/>
+                <w:color w:val="3A3228"/>
+                <w:sz w:val="20"/>
+              </w:rPr>
+              <w:t>不買，擬奪秦王佩劍</w:t>
+            </w:r>
+          </w:p>
+        </w:tc>
+        <w:tc>
+          <w:tcPr>
+            <w:tcW w:type="dxa" w:w="2268"/>
+            <w:shd w:val="clear" w:color="auto" w:fill="FBF7EE"/>
+            <w:tcBorders>
+              <w:top w:val="single" w:sz="4" w:space="0" w:color="D9CBB6"/>
+              <w:left w:val="single" w:sz="4" w:space="0" w:color="D9CBB6"/>
+              <w:bottom w:val="single" w:sz="4" w:space="0" w:color="D9CBB6"/>
+              <w:right w:val="single" w:sz="4" w:space="0" w:color="D9CBB6"/>
+            </w:tcBorders>
+            <w:tcMar>
+              <w:top w:w="40" w:type="dxa"/>
+              <w:left w:w="60" w:type="dxa"/>
+              <w:bottom w:w="40" w:type="dxa"/>
+              <w:right w:w="60" w:type="dxa"/>
+            </w:tcMar>
+          </w:tcPr>
+          <w:p>
+            <w:pPr>
+              <w:spacing w:before="0" w:after="0" w:line="276" w:lineRule="auto"/>
+              <w:jc w:val="left"/>
+            </w:pPr>
+            <w:r/>
+            <w:r>
+              <w:rPr>
+                <w:rFonts w:ascii="PingFang TC" w:hAnsi="PingFang TC" w:eastAsia="PingFang TC" w:cs="PingFang TC"/>
+                <w:b w:val="0"/>
+                <w:color w:val="3A3228"/>
+                <w:sz w:val="20"/>
+              </w:rPr>
+              <w:t>身上乾淨，不怕搜</w:t>
+            </w:r>
+          </w:p>
+        </w:tc>
+        <w:tc>
+          <w:tcPr>
+            <w:tcW w:type="dxa" w:w="2948"/>
+            <w:shd w:val="clear" w:color="auto" w:fill="FBF7EE"/>
+            <w:tcBorders>
+              <w:top w:val="single" w:sz="4" w:space="0" w:color="D9CBB6"/>
+              <w:left w:val="single" w:sz="4" w:space="0" w:color="D9CBB6"/>
+              <w:bottom w:val="single" w:sz="4" w:space="0" w:color="D9CBB6"/>
+              <w:right w:val="single" w:sz="4" w:space="0" w:color="D9CBB6"/>
+            </w:tcBorders>
+            <w:tcMar>
+              <w:top w:w="40" w:type="dxa"/>
+              <w:left w:w="60" w:type="dxa"/>
+              <w:bottom w:w="40" w:type="dxa"/>
+              <w:right w:w="60" w:type="dxa"/>
+            </w:tcMar>
+          </w:tcPr>
+          <w:p>
+            <w:pPr>
+              <w:spacing w:before="0" w:after="0" w:line="276" w:lineRule="auto"/>
+              <w:jc w:val="left"/>
+            </w:pPr>
+            <w:r/>
+            <w:r>
+              <w:rPr>
+                <w:rFonts w:ascii="PingFang TC" w:hAnsi="PingFang TC" w:eastAsia="PingFang TC" w:cs="PingFang TC"/>
+                <w:b w:val="0"/>
+                <w:color w:val="3A3228"/>
+                <w:sz w:val="20"/>
+              </w:rPr>
+              <w:t>進殿後劍長難拔（史實細節）→ 結局「拔劍不及」</w:t>
+            </w:r>
+          </w:p>
+        </w:tc>
+        <w:tc>
+          <w:tcPr>
+            <w:tcW w:type="dxa" w:w="2494"/>
+            <w:shd w:val="clear" w:color="auto" w:fill="FBF7EE"/>
+            <w:tcBorders>
+              <w:top w:val="single" w:sz="4" w:space="0" w:color="D9CBB6"/>
+              <w:left w:val="single" w:sz="4" w:space="0" w:color="D9CBB6"/>
+              <w:bottom w:val="single" w:sz="4" w:space="0" w:color="D9CBB6"/>
+              <w:right w:val="single" w:sz="4" w:space="0" w:color="D9CBB6"/>
+            </w:tcBorders>
+            <w:tcMar>
+              <w:top w:w="40" w:type="dxa"/>
+              <w:left w:w="60" w:type="dxa"/>
+              <w:bottom w:w="40" w:type="dxa"/>
+              <w:right w:w="60" w:type="dxa"/>
+            </w:tcMar>
+          </w:tcPr>
+          <w:p>
+            <w:pPr>
+              <w:spacing w:before="0" w:after="0" w:line="276" w:lineRule="auto"/>
+              <w:jc w:val="left"/>
+            </w:pPr>
+            <w:r/>
+            <w:r>
+              <w:rPr>
+                <w:rFonts w:ascii="PingFang TC" w:hAnsi="PingFang TC" w:eastAsia="PingFang TC" w:cs="PingFang TC"/>
+                <w:b w:val="0"/>
+                <w:color w:val="3A3228"/>
+                <w:sz w:val="20"/>
+              </w:rPr>
+              <w:t>L1 秦王環柱、群臣不得持兵</w:t>
             </w:r>
           </w:p>
         </w:tc>
@@ -5081,21 +6126,7 @@
           <w:color w:val="6B3A2E"/>
           <w:sz w:val="36"/>
         </w:rPr>
-        <w:t>六、物件庫</w:t>
-      </w:r>
-    </w:p>
-    <w:p>
-      <w:pPr>
-        <w:spacing w:after="160" w:line="324" w:lineRule="auto"/>
-      </w:pPr>
-      <w:r>
-        <w:rPr>
-          <w:rFonts w:ascii="PingFang TC" w:hAnsi="PingFang TC" w:eastAsia="PingFang TC" w:cs="PingFang TC"/>
-          <w:b w:val="0"/>
-          <w:color w:val="3A3228"/>
-          <w:sz w:val="20"/>
-        </w:rPr>
-        <w:t>對應影片「每個商品底下都標註了引用來源」。找不到出處的不進遊戲。</w:t>
+        <w:t>七、信物庫與同伴署</w:t>
       </w:r>
     </w:p>
     <w:tbl>
@@ -5106,11 +6137,9 @@
         <w:tblLook w:firstColumn="1" w:firstRow="1" w:lastColumn="0" w:lastRow="0" w:noHBand="0" w:noVBand="1" w:val="04A0"/>
       </w:tblPr>
       <w:tblGrid>
-        <w:gridCol w:w="1973"/>
-        <w:gridCol w:w="1973"/>
-        <w:gridCol w:w="1973"/>
-        <w:gridCol w:w="1973"/>
-        <w:gridCol w:w="1973"/>
+        <w:gridCol w:w="3289"/>
+        <w:gridCol w:w="3289"/>
+        <w:gridCol w:w="3289"/>
       </w:tblGrid>
       <w:tr>
         <w:trPr>
@@ -5118,7 +6147,7 @@
         </w:trPr>
         <w:tc>
           <w:tcPr>
-            <w:tcW w:type="dxa" w:w="1814"/>
+            <w:tcW w:type="dxa" w:w="1701"/>
             <w:shd w:val="clear" w:color="auto" w:fill="E8D7C0"/>
             <w:tcBorders>
               <w:top w:val="single" w:sz="4" w:space="0" w:color="D9CBB6"/>
@@ -5146,7 +6175,1048 @@
                 <w:color w:val="6B3A2E"/>
                 <w:sz w:val="20"/>
               </w:rPr>
-              <w:t>物件</w:t>
+              <w:t>商店</w:t>
+            </w:r>
+          </w:p>
+        </w:tc>
+        <w:tc>
+          <w:tcPr>
+            <w:tcW w:type="dxa" w:w="3061"/>
+            <w:shd w:val="clear" w:color="auto" w:fill="E8D7C0"/>
+            <w:tcBorders>
+              <w:top w:val="single" w:sz="4" w:space="0" w:color="D9CBB6"/>
+              <w:left w:val="single" w:sz="4" w:space="0" w:color="D9CBB6"/>
+              <w:bottom w:val="single" w:sz="4" w:space="0" w:color="D9CBB6"/>
+              <w:right w:val="single" w:sz="4" w:space="0" w:color="D9CBB6"/>
+            </w:tcBorders>
+            <w:tcMar>
+              <w:top w:w="40" w:type="dxa"/>
+              <w:left w:w="60" w:type="dxa"/>
+              <w:bottom w:w="40" w:type="dxa"/>
+              <w:right w:w="60" w:type="dxa"/>
+            </w:tcMar>
+          </w:tcPr>
+          <w:p>
+            <w:pPr>
+              <w:spacing w:before="0" w:after="0" w:line="276" w:lineRule="auto"/>
+              <w:jc w:val="center"/>
+            </w:pPr>
+            <w:r/>
+            <w:r>
+              <w:rPr>
+                <w:rFonts w:ascii="Songti SC" w:hAnsi="Songti SC" w:eastAsia="Songti SC" w:cs="Songti SC"/>
+                <w:b/>
+                <w:color w:val="6B3A2E"/>
+                <w:sz w:val="20"/>
+              </w:rPr>
+              <w:t>選項（皆有圖）</w:t>
+            </w:r>
+          </w:p>
+        </w:tc>
+        <w:tc>
+          <w:tcPr>
+            <w:tcW w:type="dxa" w:w="4989"/>
+            <w:shd w:val="clear" w:color="auto" w:fill="E8D7C0"/>
+            <w:tcBorders>
+              <w:top w:val="single" w:sz="4" w:space="0" w:color="D9CBB6"/>
+              <w:left w:val="single" w:sz="4" w:space="0" w:color="D9CBB6"/>
+              <w:bottom w:val="single" w:sz="4" w:space="0" w:color="D9CBB6"/>
+              <w:right w:val="single" w:sz="4" w:space="0" w:color="D9CBB6"/>
+            </w:tcBorders>
+            <w:tcMar>
+              <w:top w:w="40" w:type="dxa"/>
+              <w:left w:w="60" w:type="dxa"/>
+              <w:bottom w:w="40" w:type="dxa"/>
+              <w:right w:w="60" w:type="dxa"/>
+            </w:tcMar>
+          </w:tcPr>
+          <w:p>
+            <w:pPr>
+              <w:spacing w:before="0" w:after="0" w:line="276" w:lineRule="auto"/>
+              <w:jc w:val="center"/>
+            </w:pPr>
+            <w:r/>
+            <w:r>
+              <w:rPr>
+                <w:rFonts w:ascii="Songti SC" w:hAnsi="Songti SC" w:eastAsia="Songti SC" w:cs="Songti SC"/>
+                <w:b/>
+                <w:color w:val="6B3A2E"/>
+                <w:sz w:val="20"/>
+              </w:rPr>
+              <w:t>選了之後</w:t>
+            </w:r>
+          </w:p>
+        </w:tc>
+      </w:tr>
+      <w:tr>
+        <w:trPr>
+          <w:cantSplit/>
+        </w:trPr>
+        <w:tc>
+          <w:tcPr>
+            <w:tcW w:type="dxa" w:w="1701"/>
+            <w:shd w:val="clear" w:color="auto" w:fill="FFFFFF"/>
+            <w:tcBorders>
+              <w:top w:val="single" w:sz="4" w:space="0" w:color="D9CBB6"/>
+              <w:left w:val="single" w:sz="4" w:space="0" w:color="D9CBB6"/>
+              <w:bottom w:val="single" w:sz="4" w:space="0" w:color="D9CBB6"/>
+              <w:right w:val="single" w:sz="4" w:space="0" w:color="D9CBB6"/>
+            </w:tcBorders>
+            <w:tcMar>
+              <w:top w:w="40" w:type="dxa"/>
+              <w:left w:w="60" w:type="dxa"/>
+              <w:bottom w:w="40" w:type="dxa"/>
+              <w:right w:w="60" w:type="dxa"/>
+            </w:tcMar>
+          </w:tcPr>
+          <w:p>
+            <w:pPr>
+              <w:spacing w:before="0" w:after="0" w:line="276" w:lineRule="auto"/>
+              <w:jc w:val="left"/>
+            </w:pPr>
+            <w:r/>
+            <w:r>
+              <w:rPr>
+                <w:rFonts w:ascii="PingFang TC" w:hAnsi="PingFang TC" w:eastAsia="PingFang TC" w:cs="PingFang TC"/>
+                <w:b w:val="0"/>
+                <w:color w:val="3A3228"/>
+                <w:sz w:val="20"/>
+              </w:rPr>
+              <w:t>信物庫</w:t>
+            </w:r>
+          </w:p>
+        </w:tc>
+        <w:tc>
+          <w:tcPr>
+            <w:tcW w:type="dxa" w:w="3061"/>
+            <w:shd w:val="clear" w:color="auto" w:fill="FFFFFF"/>
+            <w:tcBorders>
+              <w:top w:val="single" w:sz="4" w:space="0" w:color="D9CBB6"/>
+              <w:left w:val="single" w:sz="4" w:space="0" w:color="D9CBB6"/>
+              <w:bottom w:val="single" w:sz="4" w:space="0" w:color="D9CBB6"/>
+              <w:right w:val="single" w:sz="4" w:space="0" w:color="D9CBB6"/>
+            </w:tcBorders>
+            <w:tcMar>
+              <w:top w:w="40" w:type="dxa"/>
+              <w:left w:w="60" w:type="dxa"/>
+              <w:bottom w:w="40" w:type="dxa"/>
+              <w:right w:w="60" w:type="dxa"/>
+            </w:tcMar>
+          </w:tcPr>
+          <w:p>
+            <w:pPr>
+              <w:spacing w:before="0" w:after="0" w:line="276" w:lineRule="auto"/>
+              <w:jc w:val="left"/>
+            </w:pPr>
+            <w:r/>
+            <w:r>
+              <w:rPr>
+                <w:rFonts w:ascii="PingFang TC" w:hAnsi="PingFang TC" w:eastAsia="PingFang TC" w:cs="PingFang TC"/>
+                <w:b w:val="0"/>
+                <w:color w:val="3A3228"/>
+                <w:sz w:val="20"/>
+              </w:rPr>
+              <w:t>督亢真圖</w:t>
+            </w:r>
+          </w:p>
+        </w:tc>
+        <w:tc>
+          <w:tcPr>
+            <w:tcW w:type="dxa" w:w="4989"/>
+            <w:shd w:val="clear" w:color="auto" w:fill="FFFFFF"/>
+            <w:tcBorders>
+              <w:top w:val="single" w:sz="4" w:space="0" w:color="D9CBB6"/>
+              <w:left w:val="single" w:sz="4" w:space="0" w:color="D9CBB6"/>
+              <w:bottom w:val="single" w:sz="4" w:space="0" w:color="D9CBB6"/>
+              <w:right w:val="single" w:sz="4" w:space="0" w:color="D9CBB6"/>
+            </w:tcBorders>
+            <w:tcMar>
+              <w:top w:w="40" w:type="dxa"/>
+              <w:left w:w="60" w:type="dxa"/>
+              <w:bottom w:w="40" w:type="dxa"/>
+              <w:right w:w="60" w:type="dxa"/>
+            </w:tcMar>
+          </w:tcPr>
+          <w:p>
+            <w:pPr>
+              <w:spacing w:before="0" w:after="0" w:line="276" w:lineRule="auto"/>
+              <w:jc w:val="left"/>
+            </w:pPr>
+            <w:r/>
+            <w:r>
+              <w:rPr>
+                <w:rFonts w:ascii="PingFang TC" w:hAnsi="PingFang TC" w:eastAsia="PingFang TC" w:cs="PingFang TC"/>
+                <w:b w:val="0"/>
+                <w:color w:val="3A3228"/>
+                <w:sz w:val="20"/>
+              </w:rPr>
+              <w:t>秦廷願意見你；可把短兵藏進匣</w:t>
+            </w:r>
+          </w:p>
+        </w:tc>
+      </w:tr>
+      <w:tr>
+        <w:trPr>
+          <w:cantSplit/>
+        </w:trPr>
+        <w:tc>
+          <w:tcPr>
+            <w:tcW w:type="dxa" w:w="1701"/>
+            <w:shd w:val="clear" w:color="auto" w:fill="FBF7EE"/>
+            <w:tcBorders>
+              <w:top w:val="single" w:sz="4" w:space="0" w:color="D9CBB6"/>
+              <w:left w:val="single" w:sz="4" w:space="0" w:color="D9CBB6"/>
+              <w:bottom w:val="single" w:sz="4" w:space="0" w:color="D9CBB6"/>
+              <w:right w:val="single" w:sz="4" w:space="0" w:color="D9CBB6"/>
+            </w:tcBorders>
+            <w:tcMar>
+              <w:top w:w="40" w:type="dxa"/>
+              <w:left w:w="60" w:type="dxa"/>
+              <w:bottom w:w="40" w:type="dxa"/>
+              <w:right w:w="60" w:type="dxa"/>
+            </w:tcMar>
+          </w:tcPr>
+          <w:p>
+            <w:pPr>
+              <w:spacing w:before="0" w:after="0" w:line="276" w:lineRule="auto"/>
+              <w:jc w:val="left"/>
+            </w:pPr>
+            <w:r/>
+            <w:r>
+              <w:rPr>
+                <w:rFonts w:ascii="PingFang TC" w:hAnsi="PingFang TC" w:eastAsia="PingFang TC" w:cs="PingFang TC"/>
+                <w:b w:val="0"/>
+                <w:color w:val="3A3228"/>
+                <w:sz w:val="20"/>
+              </w:rPr>
+              <w:t>信物庫</w:t>
+            </w:r>
+          </w:p>
+        </w:tc>
+        <w:tc>
+          <w:tcPr>
+            <w:tcW w:type="dxa" w:w="3061"/>
+            <w:shd w:val="clear" w:color="auto" w:fill="FBF7EE"/>
+            <w:tcBorders>
+              <w:top w:val="single" w:sz="4" w:space="0" w:color="D9CBB6"/>
+              <w:left w:val="single" w:sz="4" w:space="0" w:color="D9CBB6"/>
+              <w:bottom w:val="single" w:sz="4" w:space="0" w:color="D9CBB6"/>
+              <w:right w:val="single" w:sz="4" w:space="0" w:color="D9CBB6"/>
+            </w:tcBorders>
+            <w:tcMar>
+              <w:top w:w="40" w:type="dxa"/>
+              <w:left w:w="60" w:type="dxa"/>
+              <w:bottom w:w="40" w:type="dxa"/>
+              <w:right w:w="60" w:type="dxa"/>
+            </w:tcMar>
+          </w:tcPr>
+          <w:p>
+            <w:pPr>
+              <w:spacing w:before="0" w:after="0" w:line="276" w:lineRule="auto"/>
+              <w:jc w:val="left"/>
+            </w:pPr>
+            <w:r/>
+            <w:r>
+              <w:rPr>
+                <w:rFonts w:ascii="PingFang TC" w:hAnsi="PingFang TC" w:eastAsia="PingFang TC" w:cs="PingFang TC"/>
+                <w:b w:val="0"/>
+                <w:color w:val="3A3228"/>
+                <w:sz w:val="20"/>
+              </w:rPr>
+              <w:t>假地圖</w:t>
+            </w:r>
+          </w:p>
+        </w:tc>
+        <w:tc>
+          <w:tcPr>
+            <w:tcW w:type="dxa" w:w="4989"/>
+            <w:shd w:val="clear" w:color="auto" w:fill="FBF7EE"/>
+            <w:tcBorders>
+              <w:top w:val="single" w:sz="4" w:space="0" w:color="D9CBB6"/>
+              <w:left w:val="single" w:sz="4" w:space="0" w:color="D9CBB6"/>
+              <w:bottom w:val="single" w:sz="4" w:space="0" w:color="D9CBB6"/>
+              <w:right w:val="single" w:sz="4" w:space="0" w:color="D9CBB6"/>
+            </w:tcBorders>
+            <w:tcMar>
+              <w:top w:w="40" w:type="dxa"/>
+              <w:left w:w="60" w:type="dxa"/>
+              <w:bottom w:w="40" w:type="dxa"/>
+              <w:right w:w="60" w:type="dxa"/>
+            </w:tcMar>
+          </w:tcPr>
+          <w:p>
+            <w:pPr>
+              <w:spacing w:before="0" w:after="0" w:line="276" w:lineRule="auto"/>
+              <w:jc w:val="left"/>
+            </w:pPr>
+            <w:r/>
+            <w:r>
+              <w:rPr>
+                <w:rFonts w:ascii="PingFang TC" w:hAnsi="PingFang TC" w:eastAsia="PingFang TC" w:cs="PingFang TC"/>
+                <w:b w:val="0"/>
+                <w:color w:val="3A3228"/>
+                <w:sz w:val="20"/>
+              </w:rPr>
+              <w:t>過得了門、獻圖時露餡，結局「獻圖敗」</w:t>
+            </w:r>
+          </w:p>
+        </w:tc>
+      </w:tr>
+      <w:tr>
+        <w:trPr>
+          <w:cantSplit/>
+        </w:trPr>
+        <w:tc>
+          <w:tcPr>
+            <w:tcW w:type="dxa" w:w="1701"/>
+            <w:shd w:val="clear" w:color="auto" w:fill="FFFFFF"/>
+            <w:tcBorders>
+              <w:top w:val="single" w:sz="4" w:space="0" w:color="D9CBB6"/>
+              <w:left w:val="single" w:sz="4" w:space="0" w:color="D9CBB6"/>
+              <w:bottom w:val="single" w:sz="4" w:space="0" w:color="D9CBB6"/>
+              <w:right w:val="single" w:sz="4" w:space="0" w:color="D9CBB6"/>
+            </w:tcBorders>
+            <w:tcMar>
+              <w:top w:w="40" w:type="dxa"/>
+              <w:left w:w="60" w:type="dxa"/>
+              <w:bottom w:w="40" w:type="dxa"/>
+              <w:right w:w="60" w:type="dxa"/>
+            </w:tcMar>
+          </w:tcPr>
+          <w:p>
+            <w:pPr>
+              <w:spacing w:before="0" w:after="0" w:line="276" w:lineRule="auto"/>
+              <w:jc w:val="left"/>
+            </w:pPr>
+            <w:r/>
+            <w:r>
+              <w:rPr>
+                <w:rFonts w:ascii="PingFang TC" w:hAnsi="PingFang TC" w:eastAsia="PingFang TC" w:cs="PingFang TC"/>
+                <w:b w:val="0"/>
+                <w:color w:val="3A3228"/>
+                <w:sz w:val="20"/>
+              </w:rPr>
+              <w:t>信物庫</w:t>
+            </w:r>
+          </w:p>
+        </w:tc>
+        <w:tc>
+          <w:tcPr>
+            <w:tcW w:type="dxa" w:w="3061"/>
+            <w:shd w:val="clear" w:color="auto" w:fill="FFFFFF"/>
+            <w:tcBorders>
+              <w:top w:val="single" w:sz="4" w:space="0" w:color="D9CBB6"/>
+              <w:left w:val="single" w:sz="4" w:space="0" w:color="D9CBB6"/>
+              <w:bottom w:val="single" w:sz="4" w:space="0" w:color="D9CBB6"/>
+              <w:right w:val="single" w:sz="4" w:space="0" w:color="D9CBB6"/>
+            </w:tcBorders>
+            <w:tcMar>
+              <w:top w:w="40" w:type="dxa"/>
+              <w:left w:w="60" w:type="dxa"/>
+              <w:bottom w:w="40" w:type="dxa"/>
+              <w:right w:w="60" w:type="dxa"/>
+            </w:tcMar>
+          </w:tcPr>
+          <w:p>
+            <w:pPr>
+              <w:spacing w:before="0" w:after="0" w:line="276" w:lineRule="auto"/>
+              <w:jc w:val="left"/>
+            </w:pPr>
+            <w:r/>
+            <w:r>
+              <w:rPr>
+                <w:rFonts w:ascii="PingFang TC" w:hAnsi="PingFang TC" w:eastAsia="PingFang TC" w:cs="PingFang TC"/>
+                <w:b w:val="0"/>
+                <w:color w:val="3A3228"/>
+                <w:sz w:val="20"/>
+              </w:rPr>
+              <w:t>樊於期函（合匣，不開蓋）</w:t>
+            </w:r>
+          </w:p>
+        </w:tc>
+        <w:tc>
+          <w:tcPr>
+            <w:tcW w:type="dxa" w:w="4989"/>
+            <w:shd w:val="clear" w:color="auto" w:fill="FFFFFF"/>
+            <w:tcBorders>
+              <w:top w:val="single" w:sz="4" w:space="0" w:color="D9CBB6"/>
+              <w:left w:val="single" w:sz="4" w:space="0" w:color="D9CBB6"/>
+              <w:bottom w:val="single" w:sz="4" w:space="0" w:color="D9CBB6"/>
+              <w:right w:val="single" w:sz="4" w:space="0" w:color="D9CBB6"/>
+            </w:tcBorders>
+            <w:tcMar>
+              <w:top w:w="40" w:type="dxa"/>
+              <w:left w:w="60" w:type="dxa"/>
+              <w:bottom w:w="40" w:type="dxa"/>
+              <w:right w:w="60" w:type="dxa"/>
+            </w:tcMar>
+          </w:tcPr>
+          <w:p>
+            <w:pPr>
+              <w:spacing w:before="0" w:after="0" w:line="276" w:lineRule="auto"/>
+              <w:jc w:val="left"/>
+            </w:pPr>
+            <w:r/>
+            <w:r>
+              <w:rPr>
+                <w:rFonts w:ascii="PingFang TC" w:hAnsi="PingFang TC" w:eastAsia="PingFang TC" w:cs="PingFang TC"/>
+                <w:b w:val="0"/>
+                <w:color w:val="3A3228"/>
+                <w:sz w:val="20"/>
+              </w:rPr>
+              <w:t>取信大增，才能近陛；倫理課後討論</w:t>
+            </w:r>
+          </w:p>
+        </w:tc>
+      </w:tr>
+      <w:tr>
+        <w:trPr>
+          <w:cantSplit/>
+        </w:trPr>
+        <w:tc>
+          <w:tcPr>
+            <w:tcW w:type="dxa" w:w="1701"/>
+            <w:shd w:val="clear" w:color="auto" w:fill="FBF7EE"/>
+            <w:tcBorders>
+              <w:top w:val="single" w:sz="4" w:space="0" w:color="D9CBB6"/>
+              <w:left w:val="single" w:sz="4" w:space="0" w:color="D9CBB6"/>
+              <w:bottom w:val="single" w:sz="4" w:space="0" w:color="D9CBB6"/>
+              <w:right w:val="single" w:sz="4" w:space="0" w:color="D9CBB6"/>
+            </w:tcBorders>
+            <w:tcMar>
+              <w:top w:w="40" w:type="dxa"/>
+              <w:left w:w="60" w:type="dxa"/>
+              <w:bottom w:w="40" w:type="dxa"/>
+              <w:right w:w="60" w:type="dxa"/>
+            </w:tcMar>
+          </w:tcPr>
+          <w:p>
+            <w:pPr>
+              <w:spacing w:before="0" w:after="0" w:line="276" w:lineRule="auto"/>
+              <w:jc w:val="left"/>
+            </w:pPr>
+            <w:r/>
+            <w:r>
+              <w:rPr>
+                <w:rFonts w:ascii="PingFang TC" w:hAnsi="PingFang TC" w:eastAsia="PingFang TC" w:cs="PingFang TC"/>
+                <w:b w:val="0"/>
+                <w:color w:val="3A3228"/>
+                <w:sz w:val="20"/>
+              </w:rPr>
+              <w:t>信物庫</w:t>
+            </w:r>
+          </w:p>
+        </w:tc>
+        <w:tc>
+          <w:tcPr>
+            <w:tcW w:type="dxa" w:w="3061"/>
+            <w:shd w:val="clear" w:color="auto" w:fill="FBF7EE"/>
+            <w:tcBorders>
+              <w:top w:val="single" w:sz="4" w:space="0" w:color="D9CBB6"/>
+              <w:left w:val="single" w:sz="4" w:space="0" w:color="D9CBB6"/>
+              <w:bottom w:val="single" w:sz="4" w:space="0" w:color="D9CBB6"/>
+              <w:right w:val="single" w:sz="4" w:space="0" w:color="D9CBB6"/>
+            </w:tcBorders>
+            <w:tcMar>
+              <w:top w:w="40" w:type="dxa"/>
+              <w:left w:w="60" w:type="dxa"/>
+              <w:bottom w:w="40" w:type="dxa"/>
+              <w:right w:w="60" w:type="dxa"/>
+            </w:tcMar>
+          </w:tcPr>
+          <w:p>
+            <w:pPr>
+              <w:spacing w:before="0" w:after="0" w:line="276" w:lineRule="auto"/>
+              <w:jc w:val="left"/>
+            </w:pPr>
+            <w:r/>
+            <w:r>
+              <w:rPr>
+                <w:rFonts w:ascii="PingFang TC" w:hAnsi="PingFang TC" w:eastAsia="PingFang TC" w:cs="PingFang TC"/>
+                <w:b w:val="0"/>
+                <w:color w:val="3A3228"/>
+                <w:sz w:val="20"/>
+              </w:rPr>
+              <w:t>不用人頭、只帶禮物</w:t>
+            </w:r>
+          </w:p>
+        </w:tc>
+        <w:tc>
+          <w:tcPr>
+            <w:tcW w:type="dxa" w:w="4989"/>
+            <w:shd w:val="clear" w:color="auto" w:fill="FBF7EE"/>
+            <w:tcBorders>
+              <w:top w:val="single" w:sz="4" w:space="0" w:color="D9CBB6"/>
+              <w:left w:val="single" w:sz="4" w:space="0" w:color="D9CBB6"/>
+              <w:bottom w:val="single" w:sz="4" w:space="0" w:color="D9CBB6"/>
+              <w:right w:val="single" w:sz="4" w:space="0" w:color="D9CBB6"/>
+            </w:tcBorders>
+            <w:tcMar>
+              <w:top w:w="40" w:type="dxa"/>
+              <w:left w:w="60" w:type="dxa"/>
+              <w:bottom w:w="40" w:type="dxa"/>
+              <w:right w:w="60" w:type="dxa"/>
+            </w:tcMar>
+          </w:tcPr>
+          <w:p>
+            <w:pPr>
+              <w:spacing w:before="0" w:after="0" w:line="276" w:lineRule="auto"/>
+              <w:jc w:val="left"/>
+            </w:pPr>
+            <w:r/>
+            <w:r>
+              <w:rPr>
+                <w:rFonts w:ascii="PingFang TC" w:hAnsi="PingFang TC" w:eastAsia="PingFang TC" w:cs="PingFang TC"/>
+                <w:b w:val="0"/>
+                <w:color w:val="3A3228"/>
+                <w:sz w:val="20"/>
+              </w:rPr>
+              <w:t>較難覲見，易走「不得近身」</w:t>
+            </w:r>
+          </w:p>
+        </w:tc>
+      </w:tr>
+      <w:tr>
+        <w:trPr>
+          <w:cantSplit/>
+        </w:trPr>
+        <w:tc>
+          <w:tcPr>
+            <w:tcW w:type="dxa" w:w="1701"/>
+            <w:shd w:val="clear" w:color="auto" w:fill="FFFFFF"/>
+            <w:tcBorders>
+              <w:top w:val="single" w:sz="4" w:space="0" w:color="D9CBB6"/>
+              <w:left w:val="single" w:sz="4" w:space="0" w:color="D9CBB6"/>
+              <w:bottom w:val="single" w:sz="4" w:space="0" w:color="D9CBB6"/>
+              <w:right w:val="single" w:sz="4" w:space="0" w:color="D9CBB6"/>
+            </w:tcBorders>
+            <w:tcMar>
+              <w:top w:w="40" w:type="dxa"/>
+              <w:left w:w="60" w:type="dxa"/>
+              <w:bottom w:w="40" w:type="dxa"/>
+              <w:right w:w="60" w:type="dxa"/>
+            </w:tcMar>
+          </w:tcPr>
+          <w:p>
+            <w:pPr>
+              <w:spacing w:before="0" w:after="0" w:line="276" w:lineRule="auto"/>
+              <w:jc w:val="left"/>
+            </w:pPr>
+            <w:r/>
+            <w:r>
+              <w:rPr>
+                <w:rFonts w:ascii="PingFang TC" w:hAnsi="PingFang TC" w:eastAsia="PingFang TC" w:cs="PingFang TC"/>
+                <w:b w:val="0"/>
+                <w:color w:val="3A3228"/>
+                <w:sz w:val="20"/>
+              </w:rPr>
+              <w:t>信物庫</w:t>
+            </w:r>
+          </w:p>
+        </w:tc>
+        <w:tc>
+          <w:tcPr>
+            <w:tcW w:type="dxa" w:w="3061"/>
+            <w:shd w:val="clear" w:color="auto" w:fill="FFFFFF"/>
+            <w:tcBorders>
+              <w:top w:val="single" w:sz="4" w:space="0" w:color="D9CBB6"/>
+              <w:left w:val="single" w:sz="4" w:space="0" w:color="D9CBB6"/>
+              <w:bottom w:val="single" w:sz="4" w:space="0" w:color="D9CBB6"/>
+              <w:right w:val="single" w:sz="4" w:space="0" w:color="D9CBB6"/>
+            </w:tcBorders>
+            <w:tcMar>
+              <w:top w:w="40" w:type="dxa"/>
+              <w:left w:w="60" w:type="dxa"/>
+              <w:bottom w:w="40" w:type="dxa"/>
+              <w:right w:w="60" w:type="dxa"/>
+            </w:tcMar>
+          </w:tcPr>
+          <w:p>
+            <w:pPr>
+              <w:spacing w:before="0" w:after="0" w:line="276" w:lineRule="auto"/>
+              <w:jc w:val="left"/>
+            </w:pPr>
+            <w:r/>
+            <w:r>
+              <w:rPr>
+                <w:rFonts w:ascii="PingFang TC" w:hAnsi="PingFang TC" w:eastAsia="PingFang TC" w:cs="PingFang TC"/>
+                <w:b w:val="0"/>
+                <w:color w:val="3A3228"/>
+                <w:sz w:val="20"/>
+              </w:rPr>
+              <w:t>藥淬／不淬</w:t>
+            </w:r>
+          </w:p>
+        </w:tc>
+        <w:tc>
+          <w:tcPr>
+            <w:tcW w:type="dxa" w:w="4989"/>
+            <w:shd w:val="clear" w:color="auto" w:fill="FFFFFF"/>
+            <w:tcBorders>
+              <w:top w:val="single" w:sz="4" w:space="0" w:color="D9CBB6"/>
+              <w:left w:val="single" w:sz="4" w:space="0" w:color="D9CBB6"/>
+              <w:bottom w:val="single" w:sz="4" w:space="0" w:color="D9CBB6"/>
+              <w:right w:val="single" w:sz="4" w:space="0" w:color="D9CBB6"/>
+            </w:tcBorders>
+            <w:tcMar>
+              <w:top w:w="40" w:type="dxa"/>
+              <w:left w:w="60" w:type="dxa"/>
+              <w:bottom w:w="40" w:type="dxa"/>
+              <w:right w:w="60" w:type="dxa"/>
+            </w:tcMar>
+          </w:tcPr>
+          <w:p>
+            <w:pPr>
+              <w:spacing w:before="0" w:after="0" w:line="276" w:lineRule="auto"/>
+              <w:jc w:val="left"/>
+            </w:pPr>
+            <w:r/>
+            <w:r>
+              <w:rPr>
+                <w:rFonts w:ascii="PingFang TC" w:hAnsi="PingFang TC" w:eastAsia="PingFang TC" w:cs="PingFang TC"/>
+                <w:b w:val="0"/>
+                <w:color w:val="3A3228"/>
+                <w:sz w:val="20"/>
+              </w:rPr>
+              <w:t>淬了：擊中可能致命。不淬：擊而不死</w:t>
+            </w:r>
+          </w:p>
+        </w:tc>
+      </w:tr>
+      <w:tr>
+        <w:trPr>
+          <w:cantSplit/>
+        </w:trPr>
+        <w:tc>
+          <w:tcPr>
+            <w:tcW w:type="dxa" w:w="1701"/>
+            <w:shd w:val="clear" w:color="auto" w:fill="FBF7EE"/>
+            <w:tcBorders>
+              <w:top w:val="single" w:sz="4" w:space="0" w:color="D9CBB6"/>
+              <w:left w:val="single" w:sz="4" w:space="0" w:color="D9CBB6"/>
+              <w:bottom w:val="single" w:sz="4" w:space="0" w:color="D9CBB6"/>
+              <w:right w:val="single" w:sz="4" w:space="0" w:color="D9CBB6"/>
+            </w:tcBorders>
+            <w:tcMar>
+              <w:top w:w="40" w:type="dxa"/>
+              <w:left w:w="60" w:type="dxa"/>
+              <w:bottom w:w="40" w:type="dxa"/>
+              <w:right w:w="60" w:type="dxa"/>
+            </w:tcMar>
+          </w:tcPr>
+          <w:p>
+            <w:pPr>
+              <w:spacing w:before="0" w:after="0" w:line="276" w:lineRule="auto"/>
+              <w:jc w:val="left"/>
+            </w:pPr>
+            <w:r/>
+            <w:r>
+              <w:rPr>
+                <w:rFonts w:ascii="PingFang TC" w:hAnsi="PingFang TC" w:eastAsia="PingFang TC" w:cs="PingFang TC"/>
+                <w:b w:val="0"/>
+                <w:color w:val="3A3228"/>
+                <w:sz w:val="20"/>
+              </w:rPr>
+              <w:t>同伴署</w:t>
+            </w:r>
+          </w:p>
+        </w:tc>
+        <w:tc>
+          <w:tcPr>
+            <w:tcW w:type="dxa" w:w="3061"/>
+            <w:shd w:val="clear" w:color="auto" w:fill="FBF7EE"/>
+            <w:tcBorders>
+              <w:top w:val="single" w:sz="4" w:space="0" w:color="D9CBB6"/>
+              <w:left w:val="single" w:sz="4" w:space="0" w:color="D9CBB6"/>
+              <w:bottom w:val="single" w:sz="4" w:space="0" w:color="D9CBB6"/>
+              <w:right w:val="single" w:sz="4" w:space="0" w:color="D9CBB6"/>
+            </w:tcBorders>
+            <w:tcMar>
+              <w:top w:w="40" w:type="dxa"/>
+              <w:left w:w="60" w:type="dxa"/>
+              <w:bottom w:w="40" w:type="dxa"/>
+              <w:right w:w="60" w:type="dxa"/>
+            </w:tcMar>
+          </w:tcPr>
+          <w:p>
+            <w:pPr>
+              <w:spacing w:before="0" w:after="0" w:line="276" w:lineRule="auto"/>
+              <w:jc w:val="left"/>
+            </w:pPr>
+            <w:r/>
+            <w:r>
+              <w:rPr>
+                <w:rFonts w:ascii="PingFang TC" w:hAnsi="PingFang TC" w:eastAsia="PingFang TC" w:cs="PingFang TC"/>
+                <w:b w:val="0"/>
+                <w:color w:val="3A3228"/>
+                <w:sz w:val="20"/>
+              </w:rPr>
+              <w:t>秦舞陽（史實）</w:t>
+            </w:r>
+          </w:p>
+        </w:tc>
+        <w:tc>
+          <w:tcPr>
+            <w:tcW w:type="dxa" w:w="4989"/>
+            <w:shd w:val="clear" w:color="auto" w:fill="FBF7EE"/>
+            <w:tcBorders>
+              <w:top w:val="single" w:sz="4" w:space="0" w:color="D9CBB6"/>
+              <w:left w:val="single" w:sz="4" w:space="0" w:color="D9CBB6"/>
+              <w:bottom w:val="single" w:sz="4" w:space="0" w:color="D9CBB6"/>
+              <w:right w:val="single" w:sz="4" w:space="0" w:color="D9CBB6"/>
+            </w:tcBorders>
+            <w:tcMar>
+              <w:top w:w="40" w:type="dxa"/>
+              <w:left w:w="60" w:type="dxa"/>
+              <w:bottom w:w="40" w:type="dxa"/>
+              <w:right w:w="60" w:type="dxa"/>
+            </w:tcMar>
+          </w:tcPr>
+          <w:p>
+            <w:pPr>
+              <w:spacing w:before="0" w:after="0" w:line="276" w:lineRule="auto"/>
+              <w:jc w:val="left"/>
+            </w:pPr>
+            <w:r/>
+            <w:r>
+              <w:rPr>
+                <w:rFonts w:ascii="PingFang TC" w:hAnsi="PingFang TC" w:eastAsia="PingFang TC" w:cs="PingFang TC"/>
+                <w:b w:val="0"/>
+                <w:color w:val="3A3228"/>
+                <w:sz w:val="20"/>
+              </w:rPr>
+              <w:t>殿上色變，暴露風險高，仍可能被荊軻圓場</w:t>
+            </w:r>
+          </w:p>
+        </w:tc>
+      </w:tr>
+      <w:tr>
+        <w:trPr>
+          <w:cantSplit/>
+        </w:trPr>
+        <w:tc>
+          <w:tcPr>
+            <w:tcW w:type="dxa" w:w="1701"/>
+            <w:shd w:val="clear" w:color="auto" w:fill="FFFFFF"/>
+            <w:tcBorders>
+              <w:top w:val="single" w:sz="4" w:space="0" w:color="D9CBB6"/>
+              <w:left w:val="single" w:sz="4" w:space="0" w:color="D9CBB6"/>
+              <w:bottom w:val="single" w:sz="4" w:space="0" w:color="D9CBB6"/>
+              <w:right w:val="single" w:sz="4" w:space="0" w:color="D9CBB6"/>
+            </w:tcBorders>
+            <w:tcMar>
+              <w:top w:w="40" w:type="dxa"/>
+              <w:left w:w="60" w:type="dxa"/>
+              <w:bottom w:w="40" w:type="dxa"/>
+              <w:right w:w="60" w:type="dxa"/>
+            </w:tcMar>
+          </w:tcPr>
+          <w:p>
+            <w:pPr>
+              <w:spacing w:before="0" w:after="0" w:line="276" w:lineRule="auto"/>
+              <w:jc w:val="left"/>
+            </w:pPr>
+            <w:r/>
+            <w:r>
+              <w:rPr>
+                <w:rFonts w:ascii="PingFang TC" w:hAnsi="PingFang TC" w:eastAsia="PingFang TC" w:cs="PingFang TC"/>
+                <w:b w:val="0"/>
+                <w:color w:val="3A3228"/>
+                <w:sz w:val="20"/>
+              </w:rPr>
+              <w:t>同伴署</w:t>
+            </w:r>
+          </w:p>
+        </w:tc>
+        <w:tc>
+          <w:tcPr>
+            <w:tcW w:type="dxa" w:w="3061"/>
+            <w:shd w:val="clear" w:color="auto" w:fill="FFFFFF"/>
+            <w:tcBorders>
+              <w:top w:val="single" w:sz="4" w:space="0" w:color="D9CBB6"/>
+              <w:left w:val="single" w:sz="4" w:space="0" w:color="D9CBB6"/>
+              <w:bottom w:val="single" w:sz="4" w:space="0" w:color="D9CBB6"/>
+              <w:right w:val="single" w:sz="4" w:space="0" w:color="D9CBB6"/>
+            </w:tcBorders>
+            <w:tcMar>
+              <w:top w:w="40" w:type="dxa"/>
+              <w:left w:w="60" w:type="dxa"/>
+              <w:bottom w:w="40" w:type="dxa"/>
+              <w:right w:w="60" w:type="dxa"/>
+            </w:tcMar>
+          </w:tcPr>
+          <w:p>
+            <w:pPr>
+              <w:spacing w:before="0" w:after="0" w:line="276" w:lineRule="auto"/>
+              <w:jc w:val="left"/>
+            </w:pPr>
+            <w:r/>
+            <w:r>
+              <w:rPr>
+                <w:rFonts w:ascii="PingFang TC" w:hAnsi="PingFang TC" w:eastAsia="PingFang TC" w:cs="PingFang TC"/>
+                <w:b w:val="0"/>
+                <w:color w:val="3A3228"/>
+                <w:sz w:val="20"/>
+              </w:rPr>
+              <w:t>另薦膽壯者（假設）</w:t>
+            </w:r>
+          </w:p>
+        </w:tc>
+        <w:tc>
+          <w:tcPr>
+            <w:tcW w:type="dxa" w:w="4989"/>
+            <w:shd w:val="clear" w:color="auto" w:fill="FFFFFF"/>
+            <w:tcBorders>
+              <w:top w:val="single" w:sz="4" w:space="0" w:color="D9CBB6"/>
+              <w:left w:val="single" w:sz="4" w:space="0" w:color="D9CBB6"/>
+              <w:bottom w:val="single" w:sz="4" w:space="0" w:color="D9CBB6"/>
+              <w:right w:val="single" w:sz="4" w:space="0" w:color="D9CBB6"/>
+            </w:tcBorders>
+            <w:tcMar>
+              <w:top w:w="40" w:type="dxa"/>
+              <w:left w:w="60" w:type="dxa"/>
+              <w:bottom w:w="40" w:type="dxa"/>
+              <w:right w:w="60" w:type="dxa"/>
+            </w:tcMar>
+          </w:tcPr>
+          <w:p>
+            <w:pPr>
+              <w:spacing w:before="0" w:after="0" w:line="276" w:lineRule="auto"/>
+              <w:jc w:val="left"/>
+            </w:pPr>
+            <w:r/>
+            <w:r>
+              <w:rPr>
+                <w:rFonts w:ascii="PingFang TC" w:hAnsi="PingFang TC" w:eastAsia="PingFang TC" w:cs="PingFang TC"/>
+                <w:b w:val="0"/>
+                <w:color w:val="3A3228"/>
+                <w:sz w:val="20"/>
+              </w:rPr>
+              <w:t>較不易色變，才開得了「刺中」思考線</w:t>
+            </w:r>
+          </w:p>
+        </w:tc>
+      </w:tr>
+      <w:tr>
+        <w:trPr>
+          <w:cantSplit/>
+        </w:trPr>
+        <w:tc>
+          <w:tcPr>
+            <w:tcW w:type="dxa" w:w="1701"/>
+            <w:shd w:val="clear" w:color="auto" w:fill="FBF7EE"/>
+            <w:tcBorders>
+              <w:top w:val="single" w:sz="4" w:space="0" w:color="D9CBB6"/>
+              <w:left w:val="single" w:sz="4" w:space="0" w:color="D9CBB6"/>
+              <w:bottom w:val="single" w:sz="4" w:space="0" w:color="D9CBB6"/>
+              <w:right w:val="single" w:sz="4" w:space="0" w:color="D9CBB6"/>
+            </w:tcBorders>
+            <w:tcMar>
+              <w:top w:w="40" w:type="dxa"/>
+              <w:left w:w="60" w:type="dxa"/>
+              <w:bottom w:w="40" w:type="dxa"/>
+              <w:right w:w="60" w:type="dxa"/>
+            </w:tcMar>
+          </w:tcPr>
+          <w:p>
+            <w:pPr>
+              <w:spacing w:before="0" w:after="0" w:line="276" w:lineRule="auto"/>
+              <w:jc w:val="left"/>
+            </w:pPr>
+            <w:r/>
+            <w:r>
+              <w:rPr>
+                <w:rFonts w:ascii="PingFang TC" w:hAnsi="PingFang TC" w:eastAsia="PingFang TC" w:cs="PingFang TC"/>
+                <w:b w:val="0"/>
+                <w:color w:val="3A3228"/>
+                <w:sz w:val="20"/>
+              </w:rPr>
+              <w:t>同伴署</w:t>
+            </w:r>
+          </w:p>
+        </w:tc>
+        <w:tc>
+          <w:tcPr>
+            <w:tcW w:type="dxa" w:w="3061"/>
+            <w:shd w:val="clear" w:color="auto" w:fill="FBF7EE"/>
+            <w:tcBorders>
+              <w:top w:val="single" w:sz="4" w:space="0" w:color="D9CBB6"/>
+              <w:left w:val="single" w:sz="4" w:space="0" w:color="D9CBB6"/>
+              <w:bottom w:val="single" w:sz="4" w:space="0" w:color="D9CBB6"/>
+              <w:right w:val="single" w:sz="4" w:space="0" w:color="D9CBB6"/>
+            </w:tcBorders>
+            <w:tcMar>
+              <w:top w:w="40" w:type="dxa"/>
+              <w:left w:w="60" w:type="dxa"/>
+              <w:bottom w:w="40" w:type="dxa"/>
+              <w:right w:w="60" w:type="dxa"/>
+            </w:tcMar>
+          </w:tcPr>
+          <w:p>
+            <w:pPr>
+              <w:spacing w:before="0" w:after="0" w:line="276" w:lineRule="auto"/>
+              <w:jc w:val="left"/>
+            </w:pPr>
+            <w:r/>
+            <w:r>
+              <w:rPr>
+                <w:rFonts w:ascii="PingFang TC" w:hAnsi="PingFang TC" w:eastAsia="PingFang TC" w:cs="PingFang TC"/>
+                <w:b w:val="0"/>
+                <w:color w:val="3A3228"/>
+                <w:sz w:val="20"/>
+              </w:rPr>
+              <w:t>獨行</w:t>
+            </w:r>
+          </w:p>
+        </w:tc>
+        <w:tc>
+          <w:tcPr>
+            <w:tcW w:type="dxa" w:w="4989"/>
+            <w:shd w:val="clear" w:color="auto" w:fill="FBF7EE"/>
+            <w:tcBorders>
+              <w:top w:val="single" w:sz="4" w:space="0" w:color="D9CBB6"/>
+              <w:left w:val="single" w:sz="4" w:space="0" w:color="D9CBB6"/>
+              <w:bottom w:val="single" w:sz="4" w:space="0" w:color="D9CBB6"/>
+              <w:right w:val="single" w:sz="4" w:space="0" w:color="D9CBB6"/>
+            </w:tcBorders>
+            <w:tcMar>
+              <w:top w:w="40" w:type="dxa"/>
+              <w:left w:w="60" w:type="dxa"/>
+              <w:bottom w:w="40" w:type="dxa"/>
+              <w:right w:w="60" w:type="dxa"/>
+            </w:tcMar>
+          </w:tcPr>
+          <w:p>
+            <w:pPr>
+              <w:spacing w:before="0" w:after="0" w:line="276" w:lineRule="auto"/>
+              <w:jc w:val="left"/>
+            </w:pPr>
+            <w:r/>
+            <w:r>
+              <w:rPr>
+                <w:rFonts w:ascii="PingFang TC" w:hAnsi="PingFang TC" w:eastAsia="PingFang TC" w:cs="PingFang TC"/>
+                <w:b w:val="0"/>
+                <w:color w:val="3A3228"/>
+                <w:sz w:val="20"/>
+              </w:rPr>
+              <w:t>沒有副手捧圖，獻圖不順，易露餡</w:t>
+            </w:r>
+          </w:p>
+        </w:tc>
+      </w:tr>
+    </w:tbl>
+    <w:p/>
+    <w:p>
+      <w:pPr>
+        <w:pStyle w:val="Heading1"/>
+        <w:spacing w:before="320" w:after="160"/>
+      </w:pPr>
+      <w:r>
+        <w:rPr>
+          <w:rFonts w:ascii="Songti SC" w:hAnsi="Songti SC" w:eastAsia="Songti SC" w:cs="Songti SC"/>
+          <w:b/>
+          <w:color w:val="6B3A2E"/>
+          <w:sz w:val="36"/>
+        </w:rPr>
+        <w:t>八、六個結局（由行囊旗標決定）</w:t>
+      </w:r>
+    </w:p>
+    <w:p>
+      <w:pPr>
+        <w:spacing w:after="160" w:line="324" w:lineRule="auto"/>
+      </w:pPr>
+      <w:r>
+        <w:rPr>
+          <w:rFonts w:ascii="PingFang TC" w:hAnsi="PingFang TC" w:eastAsia="PingFang TC" w:cs="PingFang TC"/>
+          <w:b w:val="0"/>
+          <w:color w:val="3A3228"/>
+          <w:sz w:val="20"/>
+        </w:rPr>
+        <w:t>判定由上到下，先符合的先觸發。沒有隨機。每張結局都是一張生圖＋對讀卡，不是一段文字結束。</w:t>
+      </w:r>
+    </w:p>
+    <w:tbl>
+      <w:tblPr>
+        <w:tblW w:type="auto" w:w="0"/>
+        <w:jc w:val="center"/>
+        <w:tblLayout w:type="fixed"/>
+        <w:tblLook w:firstColumn="1" w:firstRow="1" w:lastColumn="0" w:lastRow="0" w:noHBand="0" w:noVBand="1" w:val="04A0"/>
+      </w:tblPr>
+      <w:tblGrid>
+        <w:gridCol w:w="2466"/>
+        <w:gridCol w:w="2466"/>
+        <w:gridCol w:w="2466"/>
+        <w:gridCol w:w="2466"/>
+      </w:tblGrid>
+      <w:tr>
+        <w:trPr>
+          <w:cantSplit/>
+        </w:trPr>
+        <w:tc>
+          <w:tcPr>
+            <w:tcW w:type="dxa" w:w="2041"/>
+            <w:shd w:val="clear" w:color="auto" w:fill="E8D7C0"/>
+            <w:tcBorders>
+              <w:top w:val="single" w:sz="4" w:space="0" w:color="D9CBB6"/>
+              <w:left w:val="single" w:sz="4" w:space="0" w:color="D9CBB6"/>
+              <w:bottom w:val="single" w:sz="4" w:space="0" w:color="D9CBB6"/>
+              <w:right w:val="single" w:sz="4" w:space="0" w:color="D9CBB6"/>
+            </w:tcBorders>
+            <w:tcMar>
+              <w:top w:w="40" w:type="dxa"/>
+              <w:left w:w="60" w:type="dxa"/>
+              <w:bottom w:w="40" w:type="dxa"/>
+              <w:right w:w="60" w:type="dxa"/>
+            </w:tcMar>
+          </w:tcPr>
+          <w:p>
+            <w:pPr>
+              <w:spacing w:before="0" w:after="0" w:line="276" w:lineRule="auto"/>
+              <w:jc w:val="center"/>
+            </w:pPr>
+            <w:r/>
+            <w:r>
+              <w:rPr>
+                <w:rFonts w:ascii="Songti SC" w:hAnsi="Songti SC" w:eastAsia="Songti SC" w:cs="Songti SC"/>
+                <w:b/>
+                <w:color w:val="6B3A2E"/>
+                <w:sz w:val="20"/>
+              </w:rPr>
+              <w:t>結局</w:t>
+            </w:r>
+          </w:p>
+        </w:tc>
+        <w:tc>
+          <w:tcPr>
+            <w:tcW w:type="dxa" w:w="2381"/>
+            <w:shd w:val="clear" w:color="auto" w:fill="E8D7C0"/>
+            <w:tcBorders>
+              <w:top w:val="single" w:sz="4" w:space="0" w:color="D9CBB6"/>
+              <w:left w:val="single" w:sz="4" w:space="0" w:color="D9CBB6"/>
+              <w:bottom w:val="single" w:sz="4" w:space="0" w:color="D9CBB6"/>
+              <w:right w:val="single" w:sz="4" w:space="0" w:color="D9CBB6"/>
+            </w:tcBorders>
+            <w:tcMar>
+              <w:top w:w="40" w:type="dxa"/>
+              <w:left w:w="60" w:type="dxa"/>
+              <w:bottom w:w="40" w:type="dxa"/>
+              <w:right w:w="60" w:type="dxa"/>
+            </w:tcMar>
+          </w:tcPr>
+          <w:p>
+            <w:pPr>
+              <w:spacing w:before="0" w:after="0" w:line="276" w:lineRule="auto"/>
+              <w:jc w:val="center"/>
+            </w:pPr>
+            <w:r/>
+            <w:r>
+              <w:rPr>
+                <w:rFonts w:ascii="Songti SC" w:hAnsi="Songti SC" w:eastAsia="Songti SC" w:cs="Songti SC"/>
+                <w:b/>
+                <w:color w:val="6B3A2E"/>
+                <w:sz w:val="20"/>
+              </w:rPr>
+              <w:t>觸發條件</w:t>
             </w:r>
           </w:p>
         </w:tc>
@@ -5180,13 +7250,13 @@
                 <w:color w:val="6B3A2E"/>
                 <w:sz w:val="20"/>
               </w:rPr>
-              <w:t>畫面怎麼呈現</w:t>
+              <w:t>學生會看見</w:t>
             </w:r>
           </w:p>
         </w:tc>
         <w:tc>
           <w:tcPr>
-            <w:tcW w:type="dxa" w:w="2494"/>
+            <w:tcW w:type="dxa" w:w="2721"/>
             <w:shd w:val="clear" w:color="auto" w:fill="E8D7C0"/>
             <w:tcBorders>
               <w:top w:val="single" w:sz="4" w:space="0" w:color="D9CBB6"/>
@@ -5214,75 +7284,7 @@
                 <w:color w:val="6B3A2E"/>
                 <w:sz w:val="20"/>
               </w:rPr>
-              <w:t>引用</w:t>
-            </w:r>
-          </w:p>
-        </w:tc>
-        <w:tc>
-          <w:tcPr>
-            <w:tcW w:type="dxa" w:w="1361"/>
-            <w:shd w:val="clear" w:color="auto" w:fill="E8D7C0"/>
-            <w:tcBorders>
-              <w:top w:val="single" w:sz="4" w:space="0" w:color="D9CBB6"/>
-              <w:left w:val="single" w:sz="4" w:space="0" w:color="D9CBB6"/>
-              <w:bottom w:val="single" w:sz="4" w:space="0" w:color="D9CBB6"/>
-              <w:right w:val="single" w:sz="4" w:space="0" w:color="D9CBB6"/>
-            </w:tcBorders>
-            <w:tcMar>
-              <w:top w:w="40" w:type="dxa"/>
-              <w:left w:w="60" w:type="dxa"/>
-              <w:bottom w:w="40" w:type="dxa"/>
-              <w:right w:w="60" w:type="dxa"/>
-            </w:tcMar>
-          </w:tcPr>
-          <w:p>
-            <w:pPr>
-              <w:spacing w:before="0" w:after="0" w:line="276" w:lineRule="auto"/>
-              <w:jc w:val="center"/>
-            </w:pPr>
-            <w:r/>
-            <w:r>
-              <w:rPr>
-                <w:rFonts w:ascii="Songti SC" w:hAnsi="Songti SC" w:eastAsia="Songti SC" w:cs="Songti SC"/>
-                <w:b/>
-                <w:color w:val="6B3A2E"/>
-                <w:sz w:val="20"/>
-              </w:rPr>
-              <w:t>層級</w:t>
-            </w:r>
-          </w:p>
-        </w:tc>
-        <w:tc>
-          <w:tcPr>
-            <w:tcW w:type="dxa" w:w="1474"/>
-            <w:shd w:val="clear" w:color="auto" w:fill="E8D7C0"/>
-            <w:tcBorders>
-              <w:top w:val="single" w:sz="4" w:space="0" w:color="D9CBB6"/>
-              <w:left w:val="single" w:sz="4" w:space="0" w:color="D9CBB6"/>
-              <w:bottom w:val="single" w:sz="4" w:space="0" w:color="D9CBB6"/>
-              <w:right w:val="single" w:sz="4" w:space="0" w:color="D9CBB6"/>
-            </w:tcBorders>
-            <w:tcMar>
-              <w:top w:w="40" w:type="dxa"/>
-              <w:left w:w="60" w:type="dxa"/>
-              <w:bottom w:w="40" w:type="dxa"/>
-              <w:right w:w="60" w:type="dxa"/>
-            </w:tcMar>
-          </w:tcPr>
-          <w:p>
-            <w:pPr>
-              <w:spacing w:before="0" w:after="0" w:line="276" w:lineRule="auto"/>
-              <w:jc w:val="center"/>
-            </w:pPr>
-            <w:r/>
-            <w:r>
-              <w:rPr>
-                <w:rFonts w:ascii="Songti SC" w:hAnsi="Songti SC" w:eastAsia="Songti SC" w:cs="Songti SC"/>
-                <w:b/>
-                <w:color w:val="6B3A2E"/>
-                <w:sz w:val="20"/>
-              </w:rPr>
-              <w:t>狀態</w:t>
+              <w:t>要思考的問題</w:t>
             </w:r>
           </w:p>
         </w:tc>
@@ -5293,7 +7295,7 @@
         </w:trPr>
         <w:tc>
           <w:tcPr>
-            <w:tcW w:type="dxa" w:w="1814"/>
+            <w:tcW w:type="dxa" w:w="2041"/>
             <w:shd w:val="clear" w:color="auto" w:fill="FFFFFF"/>
             <w:tcBorders>
               <w:top w:val="single" w:sz="4" w:space="0" w:color="D9CBB6"/>
@@ -5321,7 +7323,41 @@
                 <w:color w:val="3A3228"/>
                 <w:sz w:val="20"/>
               </w:rPr>
-              <w:t>樊於期首函</w:t>
+              <w:t>A 搜檢敗</w:t>
+            </w:r>
+          </w:p>
+        </w:tc>
+        <w:tc>
+          <w:tcPr>
+            <w:tcW w:type="dxa" w:w="2381"/>
+            <w:shd w:val="clear" w:color="auto" w:fill="FFFFFF"/>
+            <w:tcBorders>
+              <w:top w:val="single" w:sz="4" w:space="0" w:color="D9CBB6"/>
+              <w:left w:val="single" w:sz="4" w:space="0" w:color="D9CBB6"/>
+              <w:bottom w:val="single" w:sz="4" w:space="0" w:color="D9CBB6"/>
+              <w:right w:val="single" w:sz="4" w:space="0" w:color="D9CBB6"/>
+            </w:tcBorders>
+            <w:tcMar>
+              <w:top w:w="40" w:type="dxa"/>
+              <w:left w:w="60" w:type="dxa"/>
+              <w:bottom w:w="40" w:type="dxa"/>
+              <w:right w:w="60" w:type="dxa"/>
+            </w:tcMar>
+          </w:tcPr>
+          <w:p>
+            <w:pPr>
+              <w:spacing w:before="0" w:after="0" w:line="276" w:lineRule="auto"/>
+              <w:jc w:val="left"/>
+            </w:pPr>
+            <w:r/>
+            <w:r>
+              <w:rPr>
+                <w:rFonts w:ascii="PingFang TC" w:hAnsi="PingFang TC" w:eastAsia="PingFang TC" w:cs="PingFang TC"/>
+                <w:b w:val="0"/>
+                <w:color w:val="3A3228"/>
+                <w:sz w:val="20"/>
+              </w:rPr>
+              <w:t>兵器藏不住</w:t>
             </w:r>
           </w:p>
         </w:tc>
@@ -5355,13 +7391,13 @@
                 <w:color w:val="3A3228"/>
                 <w:sz w:val="20"/>
               </w:rPr>
-              <w:t>合上漆匣，不開蓋</w:t>
+              <w:t>宮門繳械，出使中止</w:t>
             </w:r>
           </w:p>
         </w:tc>
         <w:tc>
           <w:tcPr>
-            <w:tcW w:type="dxa" w:w="2494"/>
+            <w:tcW w:type="dxa" w:w="2721"/>
             <w:shd w:val="clear" w:color="auto" w:fill="FFFFFF"/>
             <w:tcBorders>
               <w:top w:val="single" w:sz="4" w:space="0" w:color="D9CBB6"/>
@@ -5389,75 +7425,7 @@
                 <w:color w:val="3A3228"/>
                 <w:sz w:val="20"/>
               </w:rPr>
-              <w:t>《史記·刺客列傳》</w:t>
-            </w:r>
-          </w:p>
-        </w:tc>
-        <w:tc>
-          <w:tcPr>
-            <w:tcW w:type="dxa" w:w="1361"/>
-            <w:shd w:val="clear" w:color="auto" w:fill="FFFFFF"/>
-            <w:tcBorders>
-              <w:top w:val="single" w:sz="4" w:space="0" w:color="D9CBB6"/>
-              <w:left w:val="single" w:sz="4" w:space="0" w:color="D9CBB6"/>
-              <w:bottom w:val="single" w:sz="4" w:space="0" w:color="D9CBB6"/>
-              <w:right w:val="single" w:sz="4" w:space="0" w:color="D9CBB6"/>
-            </w:tcBorders>
-            <w:tcMar>
-              <w:top w:w="40" w:type="dxa"/>
-              <w:left w:w="60" w:type="dxa"/>
-              <w:bottom w:w="40" w:type="dxa"/>
-              <w:right w:w="60" w:type="dxa"/>
-            </w:tcMar>
-          </w:tcPr>
-          <w:p>
-            <w:pPr>
-              <w:spacing w:before="0" w:after="0" w:line="276" w:lineRule="auto"/>
-              <w:jc w:val="left"/>
-            </w:pPr>
-            <w:r/>
-            <w:r>
-              <w:rPr>
-                <w:rFonts w:ascii="PingFang TC" w:hAnsi="PingFang TC" w:eastAsia="PingFang TC" w:cs="PingFang TC"/>
-                <w:b w:val="0"/>
-                <w:color w:val="3A3228"/>
-                <w:sz w:val="20"/>
-              </w:rPr>
-              <w:t>L1</w:t>
-            </w:r>
-          </w:p>
-        </w:tc>
-        <w:tc>
-          <w:tcPr>
-            <w:tcW w:type="dxa" w:w="1474"/>
-            <w:shd w:val="clear" w:color="auto" w:fill="FFFFFF"/>
-            <w:tcBorders>
-              <w:top w:val="single" w:sz="4" w:space="0" w:color="D9CBB6"/>
-              <w:left w:val="single" w:sz="4" w:space="0" w:color="D9CBB6"/>
-              <w:bottom w:val="single" w:sz="4" w:space="0" w:color="D9CBB6"/>
-              <w:right w:val="single" w:sz="4" w:space="0" w:color="D9CBB6"/>
-            </w:tcBorders>
-            <w:tcMar>
-              <w:top w:w="40" w:type="dxa"/>
-              <w:left w:w="60" w:type="dxa"/>
-              <w:bottom w:w="40" w:type="dxa"/>
-              <w:right w:w="60" w:type="dxa"/>
-            </w:tcMar>
-          </w:tcPr>
-          <w:p>
-            <w:pPr>
-              <w:spacing w:before="0" w:after="0" w:line="276" w:lineRule="auto"/>
-              <w:jc w:val="left"/>
-            </w:pPr>
-            <w:r/>
-            <w:r>
-              <w:rPr>
-                <w:rFonts w:ascii="PingFang TC" w:hAnsi="PingFang TC" w:eastAsia="PingFang TC" w:cs="PingFang TC"/>
-                <w:b w:val="0"/>
-                <w:color w:val="3A3228"/>
-                <w:sz w:val="20"/>
-              </w:rPr>
-              <w:t>可進</w:t>
+              <w:t>為什麼史書裡的兵器是「匕」不是劍？</w:t>
             </w:r>
           </w:p>
         </w:tc>
@@ -5468,7 +7436,7 @@
         </w:trPr>
         <w:tc>
           <w:tcPr>
-            <w:tcW w:type="dxa" w:w="1814"/>
+            <w:tcW w:type="dxa" w:w="2041"/>
             <w:shd w:val="clear" w:color="auto" w:fill="FBF7EE"/>
             <w:tcBorders>
               <w:top w:val="single" w:sz="4" w:space="0" w:color="D9CBB6"/>
@@ -5496,7 +7464,41 @@
                 <w:color w:val="3A3228"/>
                 <w:sz w:val="20"/>
               </w:rPr>
-              <w:t>督亢地圖</w:t>
+              <w:t>B 不得近身</w:t>
+            </w:r>
+          </w:p>
+        </w:tc>
+        <w:tc>
+          <w:tcPr>
+            <w:tcW w:type="dxa" w:w="2381"/>
+            <w:shd w:val="clear" w:color="auto" w:fill="FBF7EE"/>
+            <w:tcBorders>
+              <w:top w:val="single" w:sz="4" w:space="0" w:color="D9CBB6"/>
+              <w:left w:val="single" w:sz="4" w:space="0" w:color="D9CBB6"/>
+              <w:bottom w:val="single" w:sz="4" w:space="0" w:color="D9CBB6"/>
+              <w:right w:val="single" w:sz="4" w:space="0" w:color="D9CBB6"/>
+            </w:tcBorders>
+            <w:tcMar>
+              <w:top w:w="40" w:type="dxa"/>
+              <w:left w:w="60" w:type="dxa"/>
+              <w:bottom w:w="40" w:type="dxa"/>
+              <w:right w:w="60" w:type="dxa"/>
+            </w:tcMar>
+          </w:tcPr>
+          <w:p>
+            <w:pPr>
+              <w:spacing w:before="0" w:after="0" w:line="276" w:lineRule="auto"/>
+              <w:jc w:val="left"/>
+            </w:pPr>
+            <w:r/>
+            <w:r>
+              <w:rPr>
+                <w:rFonts w:ascii="PingFang TC" w:hAnsi="PingFang TC" w:eastAsia="PingFang TC" w:cs="PingFang TC"/>
+                <w:b w:val="0"/>
+                <w:color w:val="3A3228"/>
+                <w:sz w:val="20"/>
+              </w:rPr>
+              <w:t>沒有真圖、也沒有取信之物</w:t>
             </w:r>
           </w:p>
         </w:tc>
@@ -5530,13 +7532,13 @@
                 <w:color w:val="3A3228"/>
                 <w:sz w:val="20"/>
               </w:rPr>
-              <w:t>卷帛地圖，燕南富地</w:t>
+              <w:t>九賓之禮輪不到你</w:t>
             </w:r>
           </w:p>
         </w:tc>
         <w:tc>
           <w:tcPr>
-            <w:tcW w:type="dxa" w:w="2494"/>
+            <w:tcW w:type="dxa" w:w="2721"/>
             <w:shd w:val="clear" w:color="auto" w:fill="FBF7EE"/>
             <w:tcBorders>
               <w:top w:val="single" w:sz="4" w:space="0" w:color="D9CBB6"/>
@@ -5564,75 +7566,7 @@
                 <w:color w:val="3A3228"/>
                 <w:sz w:val="20"/>
               </w:rPr>
-              <w:t>《史記》《戰國策》</w:t>
-            </w:r>
-          </w:p>
-        </w:tc>
-        <w:tc>
-          <w:tcPr>
-            <w:tcW w:type="dxa" w:w="1361"/>
-            <w:shd w:val="clear" w:color="auto" w:fill="FBF7EE"/>
-            <w:tcBorders>
-              <w:top w:val="single" w:sz="4" w:space="0" w:color="D9CBB6"/>
-              <w:left w:val="single" w:sz="4" w:space="0" w:color="D9CBB6"/>
-              <w:bottom w:val="single" w:sz="4" w:space="0" w:color="D9CBB6"/>
-              <w:right w:val="single" w:sz="4" w:space="0" w:color="D9CBB6"/>
-            </w:tcBorders>
-            <w:tcMar>
-              <w:top w:w="40" w:type="dxa"/>
-              <w:left w:w="60" w:type="dxa"/>
-              <w:bottom w:w="40" w:type="dxa"/>
-              <w:right w:w="60" w:type="dxa"/>
-            </w:tcMar>
-          </w:tcPr>
-          <w:p>
-            <w:pPr>
-              <w:spacing w:before="0" w:after="0" w:line="276" w:lineRule="auto"/>
-              <w:jc w:val="left"/>
-            </w:pPr>
-            <w:r/>
-            <w:r>
-              <w:rPr>
-                <w:rFonts w:ascii="PingFang TC" w:hAnsi="PingFang TC" w:eastAsia="PingFang TC" w:cs="PingFang TC"/>
-                <w:b w:val="0"/>
-                <w:color w:val="3A3228"/>
-                <w:sz w:val="20"/>
-              </w:rPr>
-              <w:t>L1／L2</w:t>
-            </w:r>
-          </w:p>
-        </w:tc>
-        <w:tc>
-          <w:tcPr>
-            <w:tcW w:type="dxa" w:w="1474"/>
-            <w:shd w:val="clear" w:color="auto" w:fill="FBF7EE"/>
-            <w:tcBorders>
-              <w:top w:val="single" w:sz="4" w:space="0" w:color="D9CBB6"/>
-              <w:left w:val="single" w:sz="4" w:space="0" w:color="D9CBB6"/>
-              <w:bottom w:val="single" w:sz="4" w:space="0" w:color="D9CBB6"/>
-              <w:right w:val="single" w:sz="4" w:space="0" w:color="D9CBB6"/>
-            </w:tcBorders>
-            <w:tcMar>
-              <w:top w:w="40" w:type="dxa"/>
-              <w:left w:w="60" w:type="dxa"/>
-              <w:bottom w:w="40" w:type="dxa"/>
-              <w:right w:w="60" w:type="dxa"/>
-            </w:tcMar>
-          </w:tcPr>
-          <w:p>
-            <w:pPr>
-              <w:spacing w:before="0" w:after="0" w:line="276" w:lineRule="auto"/>
-              <w:jc w:val="left"/>
-            </w:pPr>
-            <w:r/>
-            <w:r>
-              <w:rPr>
-                <w:rFonts w:ascii="PingFang TC" w:hAnsi="PingFang TC" w:eastAsia="PingFang TC" w:cs="PingFang TC"/>
-                <w:b w:val="0"/>
-                <w:color w:val="3A3228"/>
-                <w:sz w:val="20"/>
-              </w:rPr>
-              <w:t>可進</w:t>
+              <w:t>地圖和函，到底買的是什麼？</w:t>
             </w:r>
           </w:p>
         </w:tc>
@@ -5643,7 +7577,7 @@
         </w:trPr>
         <w:tc>
           <w:tcPr>
-            <w:tcW w:type="dxa" w:w="1814"/>
+            <w:tcW w:type="dxa" w:w="2041"/>
             <w:shd w:val="clear" w:color="auto" w:fill="FFFFFF"/>
             <w:tcBorders>
               <w:top w:val="single" w:sz="4" w:space="0" w:color="D9CBB6"/>
@@ -5671,7 +7605,41 @@
                 <w:color w:val="3A3228"/>
                 <w:sz w:val="20"/>
               </w:rPr>
-              <w:t>徐夫人匕首</w:t>
+              <w:t>C 獻圖敗</w:t>
+            </w:r>
+          </w:p>
+        </w:tc>
+        <w:tc>
+          <w:tcPr>
+            <w:tcW w:type="dxa" w:w="2381"/>
+            <w:shd w:val="clear" w:color="auto" w:fill="FFFFFF"/>
+            <w:tcBorders>
+              <w:top w:val="single" w:sz="4" w:space="0" w:color="D9CBB6"/>
+              <w:left w:val="single" w:sz="4" w:space="0" w:color="D9CBB6"/>
+              <w:bottom w:val="single" w:sz="4" w:space="0" w:color="D9CBB6"/>
+              <w:right w:val="single" w:sz="4" w:space="0" w:color="D9CBB6"/>
+            </w:tcBorders>
+            <w:tcMar>
+              <w:top w:w="40" w:type="dxa"/>
+              <w:left w:w="60" w:type="dxa"/>
+              <w:bottom w:w="40" w:type="dxa"/>
+              <w:right w:w="60" w:type="dxa"/>
+            </w:tcMar>
+          </w:tcPr>
+          <w:p>
+            <w:pPr>
+              <w:spacing w:before="0" w:after="0" w:line="276" w:lineRule="auto"/>
+              <w:jc w:val="left"/>
+            </w:pPr>
+            <w:r/>
+            <w:r>
+              <w:rPr>
+                <w:rFonts w:ascii="PingFang TC" w:hAnsi="PingFang TC" w:eastAsia="PingFang TC" w:cs="PingFang TC"/>
+                <w:b w:val="0"/>
+                <w:color w:val="3A3228"/>
+                <w:sz w:val="20"/>
+              </w:rPr>
+              <w:t>假圖，或獨行捧圖失手</w:t>
             </w:r>
           </w:p>
         </w:tc>
@@ -5705,13 +7673,13 @@
                 <w:color w:val="3A3228"/>
                 <w:sz w:val="20"/>
               </w:rPr>
-              <w:t>趙國匕首；只寫藥淬，不畫刺入</w:t>
+              <w:t>圖未窮，計已破</w:t>
             </w:r>
           </w:p>
         </w:tc>
         <w:tc>
           <w:tcPr>
-            <w:tcW w:type="dxa" w:w="2494"/>
+            <w:tcW w:type="dxa" w:w="2721"/>
             <w:shd w:val="clear" w:color="auto" w:fill="FFFFFF"/>
             <w:tcBorders>
               <w:top w:val="single" w:sz="4" w:space="0" w:color="D9CBB6"/>
@@ -5739,75 +7707,7 @@
                 <w:color w:val="3A3228"/>
                 <w:sz w:val="20"/>
               </w:rPr>
-              <w:t>《史記·刺客列傳》</w:t>
-            </w:r>
-          </w:p>
-        </w:tc>
-        <w:tc>
-          <w:tcPr>
-            <w:tcW w:type="dxa" w:w="1361"/>
-            <w:shd w:val="clear" w:color="auto" w:fill="FFFFFF"/>
-            <w:tcBorders>
-              <w:top w:val="single" w:sz="4" w:space="0" w:color="D9CBB6"/>
-              <w:left w:val="single" w:sz="4" w:space="0" w:color="D9CBB6"/>
-              <w:bottom w:val="single" w:sz="4" w:space="0" w:color="D9CBB6"/>
-              <w:right w:val="single" w:sz="4" w:space="0" w:color="D9CBB6"/>
-            </w:tcBorders>
-            <w:tcMar>
-              <w:top w:w="40" w:type="dxa"/>
-              <w:left w:w="60" w:type="dxa"/>
-              <w:bottom w:w="40" w:type="dxa"/>
-              <w:right w:w="60" w:type="dxa"/>
-            </w:tcMar>
-          </w:tcPr>
-          <w:p>
-            <w:pPr>
-              <w:spacing w:before="0" w:after="0" w:line="276" w:lineRule="auto"/>
-              <w:jc w:val="left"/>
-            </w:pPr>
-            <w:r/>
-            <w:r>
-              <w:rPr>
-                <w:rFonts w:ascii="PingFang TC" w:hAnsi="PingFang TC" w:eastAsia="PingFang TC" w:cs="PingFang TC"/>
-                <w:b w:val="0"/>
-                <w:color w:val="3A3228"/>
-                <w:sz w:val="20"/>
-              </w:rPr>
-              <w:t>L1</w:t>
-            </w:r>
-          </w:p>
-        </w:tc>
-        <w:tc>
-          <w:tcPr>
-            <w:tcW w:type="dxa" w:w="1474"/>
-            <w:shd w:val="clear" w:color="auto" w:fill="FFFFFF"/>
-            <w:tcBorders>
-              <w:top w:val="single" w:sz="4" w:space="0" w:color="D9CBB6"/>
-              <w:left w:val="single" w:sz="4" w:space="0" w:color="D9CBB6"/>
-              <w:bottom w:val="single" w:sz="4" w:space="0" w:color="D9CBB6"/>
-              <w:right w:val="single" w:sz="4" w:space="0" w:color="D9CBB6"/>
-            </w:tcBorders>
-            <w:tcMar>
-              <w:top w:w="40" w:type="dxa"/>
-              <w:left w:w="60" w:type="dxa"/>
-              <w:bottom w:w="40" w:type="dxa"/>
-              <w:right w:w="60" w:type="dxa"/>
-            </w:tcMar>
-          </w:tcPr>
-          <w:p>
-            <w:pPr>
-              <w:spacing w:before="0" w:after="0" w:line="276" w:lineRule="auto"/>
-              <w:jc w:val="left"/>
-            </w:pPr>
-            <w:r/>
-            <w:r>
-              <w:rPr>
-                <w:rFonts w:ascii="PingFang TC" w:hAnsi="PingFang TC" w:eastAsia="PingFang TC" w:cs="PingFang TC"/>
-                <w:b w:val="0"/>
-                <w:color w:val="3A3228"/>
-                <w:sz w:val="20"/>
-              </w:rPr>
-              <w:t>可進</w:t>
+              <w:t>「圖窮」為什麼一定要有真圖？</w:t>
             </w:r>
           </w:p>
         </w:tc>
@@ -5818,7 +7718,7 @@
         </w:trPr>
         <w:tc>
           <w:tcPr>
-            <w:tcW w:type="dxa" w:w="1814"/>
+            <w:tcW w:type="dxa" w:w="2041"/>
             <w:shd w:val="clear" w:color="auto" w:fill="FBF7EE"/>
             <w:tcBorders>
               <w:top w:val="single" w:sz="4" w:space="0" w:color="D9CBB6"/>
@@ -5846,7 +7746,41 @@
                 <w:color w:val="3A3228"/>
                 <w:sz w:val="20"/>
               </w:rPr>
-              <w:t>地圖匣</w:t>
+              <w:t>D 圖窮匕見（史實）</w:t>
+            </w:r>
+          </w:p>
+        </w:tc>
+        <w:tc>
+          <w:tcPr>
+            <w:tcW w:type="dxa" w:w="2381"/>
+            <w:shd w:val="clear" w:color="auto" w:fill="FBF7EE"/>
+            <w:tcBorders>
+              <w:top w:val="single" w:sz="4" w:space="0" w:color="D9CBB6"/>
+              <w:left w:val="single" w:sz="4" w:space="0" w:color="D9CBB6"/>
+              <w:bottom w:val="single" w:sz="4" w:space="0" w:color="D9CBB6"/>
+              <w:right w:val="single" w:sz="4" w:space="0" w:color="D9CBB6"/>
+            </w:tcBorders>
+            <w:tcMar>
+              <w:top w:w="40" w:type="dxa"/>
+              <w:left w:w="60" w:type="dxa"/>
+              <w:bottom w:w="40" w:type="dxa"/>
+              <w:right w:w="60" w:type="dxa"/>
+            </w:tcMar>
+          </w:tcPr>
+          <w:p>
+            <w:pPr>
+              <w:spacing w:before="0" w:after="0" w:line="276" w:lineRule="auto"/>
+              <w:jc w:val="left"/>
+            </w:pPr>
+            <w:r/>
+            <w:r>
+              <w:rPr>
+                <w:rFonts w:ascii="PingFang TC" w:hAnsi="PingFang TC" w:eastAsia="PingFang TC" w:cs="PingFang TC"/>
+                <w:b w:val="0"/>
+                <w:color w:val="3A3228"/>
+                <w:sz w:val="20"/>
+              </w:rPr>
+              <w:t>短匕＋真圖＋取信＋秦舞陽</w:t>
             </w:r>
           </w:p>
         </w:tc>
@@ -5880,13 +7814,13 @@
                 <w:color w:val="3A3228"/>
                 <w:sz w:val="20"/>
               </w:rPr>
-              <w:t>木匣藏匕於圖</w:t>
+              <w:t>環柱、藥囊、事敗（象徵畫面）</w:t>
             </w:r>
           </w:p>
         </w:tc>
         <w:tc>
           <w:tcPr>
-            <w:tcW w:type="dxa" w:w="2494"/>
+            <w:tcW w:type="dxa" w:w="2721"/>
             <w:shd w:val="clear" w:color="auto" w:fill="FBF7EE"/>
             <w:tcBorders>
               <w:top w:val="single" w:sz="4" w:space="0" w:color="D9CBB6"/>
@@ -5914,75 +7848,7 @@
                 <w:color w:val="3A3228"/>
                 <w:sz w:val="20"/>
               </w:rPr>
-              <w:t>情節需要＋戰國漆木器形制</w:t>
-            </w:r>
-          </w:p>
-        </w:tc>
-        <w:tc>
-          <w:tcPr>
-            <w:tcW w:type="dxa" w:w="1361"/>
-            <w:shd w:val="clear" w:color="auto" w:fill="FBF7EE"/>
-            <w:tcBorders>
-              <w:top w:val="single" w:sz="4" w:space="0" w:color="D9CBB6"/>
-              <w:left w:val="single" w:sz="4" w:space="0" w:color="D9CBB6"/>
-              <w:bottom w:val="single" w:sz="4" w:space="0" w:color="D9CBB6"/>
-              <w:right w:val="single" w:sz="4" w:space="0" w:color="D9CBB6"/>
-            </w:tcBorders>
-            <w:tcMar>
-              <w:top w:w="40" w:type="dxa"/>
-              <w:left w:w="60" w:type="dxa"/>
-              <w:bottom w:w="40" w:type="dxa"/>
-              <w:right w:w="60" w:type="dxa"/>
-            </w:tcMar>
-          </w:tcPr>
-          <w:p>
-            <w:pPr>
-              <w:spacing w:before="0" w:after="0" w:line="276" w:lineRule="auto"/>
-              <w:jc w:val="left"/>
-            </w:pPr>
-            <w:r/>
-            <w:r>
-              <w:rPr>
-                <w:rFonts w:ascii="PingFang TC" w:hAnsi="PingFang TC" w:eastAsia="PingFang TC" w:cs="PingFang TC"/>
-                <w:b w:val="0"/>
-                <w:color w:val="3A3228"/>
-                <w:sz w:val="20"/>
-              </w:rPr>
-              <w:t>L1＋L3</w:t>
-            </w:r>
-          </w:p>
-        </w:tc>
-        <w:tc>
-          <w:tcPr>
-            <w:tcW w:type="dxa" w:w="1474"/>
-            <w:shd w:val="clear" w:color="auto" w:fill="FBF7EE"/>
-            <w:tcBorders>
-              <w:top w:val="single" w:sz="4" w:space="0" w:color="D9CBB6"/>
-              <w:left w:val="single" w:sz="4" w:space="0" w:color="D9CBB6"/>
-              <w:bottom w:val="single" w:sz="4" w:space="0" w:color="D9CBB6"/>
-              <w:right w:val="single" w:sz="4" w:space="0" w:color="D9CBB6"/>
-            </w:tcBorders>
-            <w:tcMar>
-              <w:top w:w="40" w:type="dxa"/>
-              <w:left w:w="60" w:type="dxa"/>
-              <w:bottom w:w="40" w:type="dxa"/>
-              <w:right w:w="60" w:type="dxa"/>
-            </w:tcMar>
-          </w:tcPr>
-          <w:p>
-            <w:pPr>
-              <w:spacing w:before="0" w:after="0" w:line="276" w:lineRule="auto"/>
-              <w:jc w:val="left"/>
-            </w:pPr>
-            <w:r/>
-            <w:r>
-              <w:rPr>
-                <w:rFonts w:ascii="PingFang TC" w:hAnsi="PingFang TC" w:eastAsia="PingFang TC" w:cs="PingFang TC"/>
-                <w:b w:val="0"/>
-                <w:color w:val="3A3228"/>
-                <w:sz w:val="20"/>
-              </w:rPr>
-              <w:t>可進</w:t>
+              <w:t>最接近課文。失敗原因有幾條？</w:t>
             </w:r>
           </w:p>
         </w:tc>
@@ -5993,7 +7859,7 @@
         </w:trPr>
         <w:tc>
           <w:tcPr>
-            <w:tcW w:type="dxa" w:w="1814"/>
+            <w:tcW w:type="dxa" w:w="2041"/>
             <w:shd w:val="clear" w:color="auto" w:fill="FFFFFF"/>
             <w:tcBorders>
               <w:top w:val="single" w:sz="4" w:space="0" w:color="D9CBB6"/>
@@ -6021,7 +7887,41 @@
                 <w:color w:val="3A3228"/>
                 <w:sz w:val="20"/>
               </w:rPr>
-              <w:t>白衣冠</w:t>
+              <w:t>E 擊而不死</w:t>
+            </w:r>
+          </w:p>
+        </w:tc>
+        <w:tc>
+          <w:tcPr>
+            <w:tcW w:type="dxa" w:w="2381"/>
+            <w:shd w:val="clear" w:color="auto" w:fill="FFFFFF"/>
+            <w:tcBorders>
+              <w:top w:val="single" w:sz="4" w:space="0" w:color="D9CBB6"/>
+              <w:left w:val="single" w:sz="4" w:space="0" w:color="D9CBB6"/>
+              <w:bottom w:val="single" w:sz="4" w:space="0" w:color="D9CBB6"/>
+              <w:right w:val="single" w:sz="4" w:space="0" w:color="D9CBB6"/>
+            </w:tcBorders>
+            <w:tcMar>
+              <w:top w:w="40" w:type="dxa"/>
+              <w:left w:w="60" w:type="dxa"/>
+              <w:bottom w:w="40" w:type="dxa"/>
+              <w:right w:w="60" w:type="dxa"/>
+            </w:tcMar>
+          </w:tcPr>
+          <w:p>
+            <w:pPr>
+              <w:spacing w:before="0" w:after="0" w:line="276" w:lineRule="auto"/>
+              <w:jc w:val="left"/>
+            </w:pPr>
+            <w:r/>
+            <w:r>
+              <w:rPr>
+                <w:rFonts w:ascii="PingFang TC" w:hAnsi="PingFang TC" w:eastAsia="PingFang TC" w:cs="PingFang TC"/>
+                <w:b w:val="0"/>
+                <w:color w:val="3A3228"/>
+                <w:sz w:val="20"/>
+              </w:rPr>
+              <w:t>短匕進殿，但沒藥淬；或擬奪佩劍卻拔不出</w:t>
             </w:r>
           </w:p>
         </w:tc>
@@ -6055,13 +7955,13 @@
                 <w:color w:val="3A3228"/>
                 <w:sz w:val="20"/>
               </w:rPr>
-              <w:t>送行者縞衣白冠</w:t>
+              <w:t>秦王負傷／拔劍不及，燕更快被問罪</w:t>
             </w:r>
           </w:p>
         </w:tc>
         <w:tc>
           <w:tcPr>
-            <w:tcW w:type="dxa" w:w="2494"/>
+            <w:tcW w:type="dxa" w:w="2721"/>
             <w:shd w:val="clear" w:color="auto" w:fill="FFFFFF"/>
             <w:tcBorders>
               <w:top w:val="single" w:sz="4" w:space="0" w:color="D9CBB6"/>
@@ -6089,75 +7989,7 @@
                 <w:color w:val="3A3228"/>
                 <w:sz w:val="20"/>
               </w:rPr>
-              <w:t>《史記》「皆白衣冠以送之」</w:t>
-            </w:r>
-          </w:p>
-        </w:tc>
-        <w:tc>
-          <w:tcPr>
-            <w:tcW w:type="dxa" w:w="1361"/>
-            <w:shd w:val="clear" w:color="auto" w:fill="FFFFFF"/>
-            <w:tcBorders>
-              <w:top w:val="single" w:sz="4" w:space="0" w:color="D9CBB6"/>
-              <w:left w:val="single" w:sz="4" w:space="0" w:color="D9CBB6"/>
-              <w:bottom w:val="single" w:sz="4" w:space="0" w:color="D9CBB6"/>
-              <w:right w:val="single" w:sz="4" w:space="0" w:color="D9CBB6"/>
-            </w:tcBorders>
-            <w:tcMar>
-              <w:top w:w="40" w:type="dxa"/>
-              <w:left w:w="60" w:type="dxa"/>
-              <w:bottom w:w="40" w:type="dxa"/>
-              <w:right w:w="60" w:type="dxa"/>
-            </w:tcMar>
-          </w:tcPr>
-          <w:p>
-            <w:pPr>
-              <w:spacing w:before="0" w:after="0" w:line="276" w:lineRule="auto"/>
-              <w:jc w:val="left"/>
-            </w:pPr>
-            <w:r/>
-            <w:r>
-              <w:rPr>
-                <w:rFonts w:ascii="PingFang TC" w:hAnsi="PingFang TC" w:eastAsia="PingFang TC" w:cs="PingFang TC"/>
-                <w:b w:val="0"/>
-                <w:color w:val="3A3228"/>
-                <w:sz w:val="20"/>
-              </w:rPr>
-              <w:t>L1</w:t>
-            </w:r>
-          </w:p>
-        </w:tc>
-        <w:tc>
-          <w:tcPr>
-            <w:tcW w:type="dxa" w:w="1474"/>
-            <w:shd w:val="clear" w:color="auto" w:fill="FFFFFF"/>
-            <w:tcBorders>
-              <w:top w:val="single" w:sz="4" w:space="0" w:color="D9CBB6"/>
-              <w:left w:val="single" w:sz="4" w:space="0" w:color="D9CBB6"/>
-              <w:bottom w:val="single" w:sz="4" w:space="0" w:color="D9CBB6"/>
-              <w:right w:val="single" w:sz="4" w:space="0" w:color="D9CBB6"/>
-            </w:tcBorders>
-            <w:tcMar>
-              <w:top w:w="40" w:type="dxa"/>
-              <w:left w:w="60" w:type="dxa"/>
-              <w:bottom w:w="40" w:type="dxa"/>
-              <w:right w:w="60" w:type="dxa"/>
-            </w:tcMar>
-          </w:tcPr>
-          <w:p>
-            <w:pPr>
-              <w:spacing w:before="0" w:after="0" w:line="276" w:lineRule="auto"/>
-              <w:jc w:val="left"/>
-            </w:pPr>
-            <w:r/>
-            <w:r>
-              <w:rPr>
-                <w:rFonts w:ascii="PingFang TC" w:hAnsi="PingFang TC" w:eastAsia="PingFang TC" w:cs="PingFang TC"/>
-                <w:b w:val="0"/>
-                <w:color w:val="3A3228"/>
-                <w:sz w:val="20"/>
-              </w:rPr>
-              <w:t>可進</w:t>
+              <w:t>「淬」這個字為什麼在課文裡？</w:t>
             </w:r>
           </w:p>
         </w:tc>
@@ -6168,7 +8000,7 @@
         </w:trPr>
         <w:tc>
           <w:tcPr>
-            <w:tcW w:type="dxa" w:w="1814"/>
+            <w:tcW w:type="dxa" w:w="2041"/>
             <w:shd w:val="clear" w:color="auto" w:fill="FBF7EE"/>
             <w:tcBorders>
               <w:top w:val="single" w:sz="4" w:space="0" w:color="D9CBB6"/>
@@ -6196,7 +8028,41 @@
                 <w:color w:val="3A3228"/>
                 <w:sz w:val="20"/>
               </w:rPr>
-              <w:t>高漸離筑</w:t>
+              <w:t>F 刺中之後（思考線）</w:t>
+            </w:r>
+          </w:p>
+        </w:tc>
+        <w:tc>
+          <w:tcPr>
+            <w:tcW w:type="dxa" w:w="2381"/>
+            <w:shd w:val="clear" w:color="auto" w:fill="FBF7EE"/>
+            <w:tcBorders>
+              <w:top w:val="single" w:sz="4" w:space="0" w:color="D9CBB6"/>
+              <w:left w:val="single" w:sz="4" w:space="0" w:color="D9CBB6"/>
+              <w:bottom w:val="single" w:sz="4" w:space="0" w:color="D9CBB6"/>
+              <w:right w:val="single" w:sz="4" w:space="0" w:color="D9CBB6"/>
+            </w:tcBorders>
+            <w:tcMar>
+              <w:top w:w="40" w:type="dxa"/>
+              <w:left w:w="60" w:type="dxa"/>
+              <w:bottom w:w="40" w:type="dxa"/>
+              <w:right w:w="60" w:type="dxa"/>
+            </w:tcMar>
+          </w:tcPr>
+          <w:p>
+            <w:pPr>
+              <w:spacing w:before="0" w:after="0" w:line="276" w:lineRule="auto"/>
+              <w:jc w:val="left"/>
+            </w:pPr>
+            <w:r/>
+            <w:r>
+              <w:rPr>
+                <w:rFonts w:ascii="PingFang TC" w:hAnsi="PingFang TC" w:eastAsia="PingFang TC" w:cs="PingFang TC"/>
+                <w:b w:val="0"/>
+                <w:color w:val="3A3228"/>
+                <w:sz w:val="20"/>
+              </w:rPr>
+              <w:t>短匕＋藥淬＋真圖＋取信＋膽壯同伴</w:t>
             </w:r>
           </w:p>
         </w:tc>
@@ -6230,13 +8096,13 @@
                 <w:color w:val="3A3228"/>
                 <w:sz w:val="20"/>
               </w:rPr>
-              <w:t>擊筑樂器</w:t>
+              <w:t>秦王倒，接著是詔令、亂局、燕仍難存</w:t>
             </w:r>
           </w:p>
         </w:tc>
         <w:tc>
           <w:tcPr>
-            <w:tcW w:type="dxa" w:w="2494"/>
+            <w:tcW w:type="dxa" w:w="2721"/>
             <w:shd w:val="clear" w:color="auto" w:fill="FBF7EE"/>
             <w:tcBorders>
               <w:top w:val="single" w:sz="4" w:space="0" w:color="D9CBB6"/>
@@ -6264,775 +8130,7 @@
                 <w:color w:val="3A3228"/>
                 <w:sz w:val="20"/>
               </w:rPr>
-              <w:t>《史記》易水、後傳高漸離</w:t>
-            </w:r>
-          </w:p>
-        </w:tc>
-        <w:tc>
-          <w:tcPr>
-            <w:tcW w:type="dxa" w:w="1361"/>
-            <w:shd w:val="clear" w:color="auto" w:fill="FBF7EE"/>
-            <w:tcBorders>
-              <w:top w:val="single" w:sz="4" w:space="0" w:color="D9CBB6"/>
-              <w:left w:val="single" w:sz="4" w:space="0" w:color="D9CBB6"/>
-              <w:bottom w:val="single" w:sz="4" w:space="0" w:color="D9CBB6"/>
-              <w:right w:val="single" w:sz="4" w:space="0" w:color="D9CBB6"/>
-            </w:tcBorders>
-            <w:tcMar>
-              <w:top w:w="40" w:type="dxa"/>
-              <w:left w:w="60" w:type="dxa"/>
-              <w:bottom w:w="40" w:type="dxa"/>
-              <w:right w:w="60" w:type="dxa"/>
-            </w:tcMar>
-          </w:tcPr>
-          <w:p>
-            <w:pPr>
-              <w:spacing w:before="0" w:after="0" w:line="276" w:lineRule="auto"/>
-              <w:jc w:val="left"/>
-            </w:pPr>
-            <w:r/>
-            <w:r>
-              <w:rPr>
-                <w:rFonts w:ascii="PingFang TC" w:hAnsi="PingFang TC" w:eastAsia="PingFang TC" w:cs="PingFang TC"/>
-                <w:b w:val="0"/>
-                <w:color w:val="3A3228"/>
-                <w:sz w:val="20"/>
-              </w:rPr>
-              <w:t>L1＋L3</w:t>
-            </w:r>
-          </w:p>
-        </w:tc>
-        <w:tc>
-          <w:tcPr>
-            <w:tcW w:type="dxa" w:w="1474"/>
-            <w:shd w:val="clear" w:color="auto" w:fill="FBF7EE"/>
-            <w:tcBorders>
-              <w:top w:val="single" w:sz="4" w:space="0" w:color="D9CBB6"/>
-              <w:left w:val="single" w:sz="4" w:space="0" w:color="D9CBB6"/>
-              <w:bottom w:val="single" w:sz="4" w:space="0" w:color="D9CBB6"/>
-              <w:right w:val="single" w:sz="4" w:space="0" w:color="D9CBB6"/>
-            </w:tcBorders>
-            <w:tcMar>
-              <w:top w:w="40" w:type="dxa"/>
-              <w:left w:w="60" w:type="dxa"/>
-              <w:bottom w:w="40" w:type="dxa"/>
-              <w:right w:w="60" w:type="dxa"/>
-            </w:tcMar>
-          </w:tcPr>
-          <w:p>
-            <w:pPr>
-              <w:spacing w:before="0" w:after="0" w:line="276" w:lineRule="auto"/>
-              <w:jc w:val="left"/>
-            </w:pPr>
-            <w:r/>
-            <w:r>
-              <w:rPr>
-                <w:rFonts w:ascii="PingFang TC" w:hAnsi="PingFang TC" w:eastAsia="PingFang TC" w:cs="PingFang TC"/>
-                <w:b w:val="0"/>
-                <w:color w:val="3A3228"/>
-                <w:sz w:val="20"/>
-              </w:rPr>
-              <w:t>可進</w:t>
-            </w:r>
-          </w:p>
-        </w:tc>
-      </w:tr>
-      <w:tr>
-        <w:trPr>
-          <w:cantSplit/>
-        </w:trPr>
-        <w:tc>
-          <w:tcPr>
-            <w:tcW w:type="dxa" w:w="1814"/>
-            <w:shd w:val="clear" w:color="auto" w:fill="FFFFFF"/>
-            <w:tcBorders>
-              <w:top w:val="single" w:sz="4" w:space="0" w:color="D9CBB6"/>
-              <w:left w:val="single" w:sz="4" w:space="0" w:color="D9CBB6"/>
-              <w:bottom w:val="single" w:sz="4" w:space="0" w:color="D9CBB6"/>
-              <w:right w:val="single" w:sz="4" w:space="0" w:color="D9CBB6"/>
-            </w:tcBorders>
-            <w:tcMar>
-              <w:top w:w="40" w:type="dxa"/>
-              <w:left w:w="60" w:type="dxa"/>
-              <w:bottom w:w="40" w:type="dxa"/>
-              <w:right w:w="60" w:type="dxa"/>
-            </w:tcMar>
-          </w:tcPr>
-          <w:p>
-            <w:pPr>
-              <w:spacing w:before="0" w:after="0" w:line="276" w:lineRule="auto"/>
-              <w:jc w:val="left"/>
-            </w:pPr>
-            <w:r/>
-            <w:r>
-              <w:rPr>
-                <w:rFonts w:ascii="PingFang TC" w:hAnsi="PingFang TC" w:eastAsia="PingFang TC" w:cs="PingFang TC"/>
-                <w:b w:val="0"/>
-                <w:color w:val="3A3228"/>
-                <w:sz w:val="20"/>
-              </w:rPr>
-              <w:t>殿中銅柱</w:t>
-            </w:r>
-          </w:p>
-        </w:tc>
-        <w:tc>
-          <w:tcPr>
-            <w:tcW w:type="dxa" w:w="2608"/>
-            <w:shd w:val="clear" w:color="auto" w:fill="FFFFFF"/>
-            <w:tcBorders>
-              <w:top w:val="single" w:sz="4" w:space="0" w:color="D9CBB6"/>
-              <w:left w:val="single" w:sz="4" w:space="0" w:color="D9CBB6"/>
-              <w:bottom w:val="single" w:sz="4" w:space="0" w:color="D9CBB6"/>
-              <w:right w:val="single" w:sz="4" w:space="0" w:color="D9CBB6"/>
-            </w:tcBorders>
-            <w:tcMar>
-              <w:top w:w="40" w:type="dxa"/>
-              <w:left w:w="60" w:type="dxa"/>
-              <w:bottom w:w="40" w:type="dxa"/>
-              <w:right w:w="60" w:type="dxa"/>
-            </w:tcMar>
-          </w:tcPr>
-          <w:p>
-            <w:pPr>
-              <w:spacing w:before="0" w:after="0" w:line="276" w:lineRule="auto"/>
-              <w:jc w:val="left"/>
-            </w:pPr>
-            <w:r/>
-            <w:r>
-              <w:rPr>
-                <w:rFonts w:ascii="PingFang TC" w:hAnsi="PingFang TC" w:eastAsia="PingFang TC" w:cs="PingFang TC"/>
-                <w:b w:val="0"/>
-                <w:color w:val="3A3228"/>
-                <w:sz w:val="20"/>
-              </w:rPr>
-              <w:t>秦王環柱而走的空間錨</w:t>
-            </w:r>
-          </w:p>
-        </w:tc>
-        <w:tc>
-          <w:tcPr>
-            <w:tcW w:type="dxa" w:w="2494"/>
-            <w:shd w:val="clear" w:color="auto" w:fill="FFFFFF"/>
-            <w:tcBorders>
-              <w:top w:val="single" w:sz="4" w:space="0" w:color="D9CBB6"/>
-              <w:left w:val="single" w:sz="4" w:space="0" w:color="D9CBB6"/>
-              <w:bottom w:val="single" w:sz="4" w:space="0" w:color="D9CBB6"/>
-              <w:right w:val="single" w:sz="4" w:space="0" w:color="D9CBB6"/>
-            </w:tcBorders>
-            <w:tcMar>
-              <w:top w:w="40" w:type="dxa"/>
-              <w:left w:w="60" w:type="dxa"/>
-              <w:bottom w:w="40" w:type="dxa"/>
-              <w:right w:w="60" w:type="dxa"/>
-            </w:tcMar>
-          </w:tcPr>
-          <w:p>
-            <w:pPr>
-              <w:spacing w:before="0" w:after="0" w:line="276" w:lineRule="auto"/>
-              <w:jc w:val="left"/>
-            </w:pPr>
-            <w:r/>
-            <w:r>
-              <w:rPr>
-                <w:rFonts w:ascii="PingFang TC" w:hAnsi="PingFang TC" w:eastAsia="PingFang TC" w:cs="PingFang TC"/>
-                <w:b w:val="0"/>
-                <w:color w:val="3A3228"/>
-                <w:sz w:val="20"/>
-              </w:rPr>
-              <w:t>《史記》匕首中桐柱</w:t>
-            </w:r>
-          </w:p>
-        </w:tc>
-        <w:tc>
-          <w:tcPr>
-            <w:tcW w:type="dxa" w:w="1361"/>
-            <w:shd w:val="clear" w:color="auto" w:fill="FFFFFF"/>
-            <w:tcBorders>
-              <w:top w:val="single" w:sz="4" w:space="0" w:color="D9CBB6"/>
-              <w:left w:val="single" w:sz="4" w:space="0" w:color="D9CBB6"/>
-              <w:bottom w:val="single" w:sz="4" w:space="0" w:color="D9CBB6"/>
-              <w:right w:val="single" w:sz="4" w:space="0" w:color="D9CBB6"/>
-            </w:tcBorders>
-            <w:tcMar>
-              <w:top w:w="40" w:type="dxa"/>
-              <w:left w:w="60" w:type="dxa"/>
-              <w:bottom w:w="40" w:type="dxa"/>
-              <w:right w:w="60" w:type="dxa"/>
-            </w:tcMar>
-          </w:tcPr>
-          <w:p>
-            <w:pPr>
-              <w:spacing w:before="0" w:after="0" w:line="276" w:lineRule="auto"/>
-              <w:jc w:val="left"/>
-            </w:pPr>
-            <w:r/>
-            <w:r>
-              <w:rPr>
-                <w:rFonts w:ascii="PingFang TC" w:hAnsi="PingFang TC" w:eastAsia="PingFang TC" w:cs="PingFang TC"/>
-                <w:b w:val="0"/>
-                <w:color w:val="3A3228"/>
-                <w:sz w:val="20"/>
-              </w:rPr>
-              <w:t>L1</w:t>
-            </w:r>
-          </w:p>
-        </w:tc>
-        <w:tc>
-          <w:tcPr>
-            <w:tcW w:type="dxa" w:w="1474"/>
-            <w:shd w:val="clear" w:color="auto" w:fill="FFFFFF"/>
-            <w:tcBorders>
-              <w:top w:val="single" w:sz="4" w:space="0" w:color="D9CBB6"/>
-              <w:left w:val="single" w:sz="4" w:space="0" w:color="D9CBB6"/>
-              <w:bottom w:val="single" w:sz="4" w:space="0" w:color="D9CBB6"/>
-              <w:right w:val="single" w:sz="4" w:space="0" w:color="D9CBB6"/>
-            </w:tcBorders>
-            <w:tcMar>
-              <w:top w:w="40" w:type="dxa"/>
-              <w:left w:w="60" w:type="dxa"/>
-              <w:bottom w:w="40" w:type="dxa"/>
-              <w:right w:w="60" w:type="dxa"/>
-            </w:tcMar>
-          </w:tcPr>
-          <w:p>
-            <w:pPr>
-              <w:spacing w:before="0" w:after="0" w:line="276" w:lineRule="auto"/>
-              <w:jc w:val="left"/>
-            </w:pPr>
-            <w:r/>
-            <w:r>
-              <w:rPr>
-                <w:rFonts w:ascii="PingFang TC" w:hAnsi="PingFang TC" w:eastAsia="PingFang TC" w:cs="PingFang TC"/>
-                <w:b w:val="0"/>
-                <w:color w:val="3A3228"/>
-                <w:sz w:val="20"/>
-              </w:rPr>
-              <w:t>可進</w:t>
-            </w:r>
-          </w:p>
-        </w:tc>
-      </w:tr>
-      <w:tr>
-        <w:trPr>
-          <w:cantSplit/>
-        </w:trPr>
-        <w:tc>
-          <w:tcPr>
-            <w:tcW w:type="dxa" w:w="1814"/>
-            <w:shd w:val="clear" w:color="auto" w:fill="FBF7EE"/>
-            <w:tcBorders>
-              <w:top w:val="single" w:sz="4" w:space="0" w:color="D9CBB6"/>
-              <w:left w:val="single" w:sz="4" w:space="0" w:color="D9CBB6"/>
-              <w:bottom w:val="single" w:sz="4" w:space="0" w:color="D9CBB6"/>
-              <w:right w:val="single" w:sz="4" w:space="0" w:color="D9CBB6"/>
-            </w:tcBorders>
-            <w:tcMar>
-              <w:top w:w="40" w:type="dxa"/>
-              <w:left w:w="60" w:type="dxa"/>
-              <w:bottom w:w="40" w:type="dxa"/>
-              <w:right w:w="60" w:type="dxa"/>
-            </w:tcMar>
-          </w:tcPr>
-          <w:p>
-            <w:pPr>
-              <w:spacing w:before="0" w:after="0" w:line="276" w:lineRule="auto"/>
-              <w:jc w:val="left"/>
-            </w:pPr>
-            <w:r/>
-            <w:r>
-              <w:rPr>
-                <w:rFonts w:ascii="PingFang TC" w:hAnsi="PingFang TC" w:eastAsia="PingFang TC" w:cs="PingFang TC"/>
-                <w:b w:val="0"/>
-                <w:color w:val="3A3228"/>
-                <w:sz w:val="20"/>
-              </w:rPr>
-              <w:t>夏無且藥囊</w:t>
-            </w:r>
-          </w:p>
-        </w:tc>
-        <w:tc>
-          <w:tcPr>
-            <w:tcW w:type="dxa" w:w="2608"/>
-            <w:shd w:val="clear" w:color="auto" w:fill="FBF7EE"/>
-            <w:tcBorders>
-              <w:top w:val="single" w:sz="4" w:space="0" w:color="D9CBB6"/>
-              <w:left w:val="single" w:sz="4" w:space="0" w:color="D9CBB6"/>
-              <w:bottom w:val="single" w:sz="4" w:space="0" w:color="D9CBB6"/>
-              <w:right w:val="single" w:sz="4" w:space="0" w:color="D9CBB6"/>
-            </w:tcBorders>
-            <w:tcMar>
-              <w:top w:w="40" w:type="dxa"/>
-              <w:left w:w="60" w:type="dxa"/>
-              <w:bottom w:w="40" w:type="dxa"/>
-              <w:right w:w="60" w:type="dxa"/>
-            </w:tcMar>
-          </w:tcPr>
-          <w:p>
-            <w:pPr>
-              <w:spacing w:before="0" w:after="0" w:line="276" w:lineRule="auto"/>
-              <w:jc w:val="left"/>
-            </w:pPr>
-            <w:r/>
-            <w:r>
-              <w:rPr>
-                <w:rFonts w:ascii="PingFang TC" w:hAnsi="PingFang TC" w:eastAsia="PingFang TC" w:cs="PingFang TC"/>
-                <w:b w:val="0"/>
-                <w:color w:val="3A3228"/>
-                <w:sz w:val="20"/>
-              </w:rPr>
-              <w:t>侍醫提藥囊擊軻</w:t>
-            </w:r>
-          </w:p>
-        </w:tc>
-        <w:tc>
-          <w:tcPr>
-            <w:tcW w:type="dxa" w:w="2494"/>
-            <w:shd w:val="clear" w:color="auto" w:fill="FBF7EE"/>
-            <w:tcBorders>
-              <w:top w:val="single" w:sz="4" w:space="0" w:color="D9CBB6"/>
-              <w:left w:val="single" w:sz="4" w:space="0" w:color="D9CBB6"/>
-              <w:bottom w:val="single" w:sz="4" w:space="0" w:color="D9CBB6"/>
-              <w:right w:val="single" w:sz="4" w:space="0" w:color="D9CBB6"/>
-            </w:tcBorders>
-            <w:tcMar>
-              <w:top w:w="40" w:type="dxa"/>
-              <w:left w:w="60" w:type="dxa"/>
-              <w:bottom w:w="40" w:type="dxa"/>
-              <w:right w:w="60" w:type="dxa"/>
-            </w:tcMar>
-          </w:tcPr>
-          <w:p>
-            <w:pPr>
-              <w:spacing w:before="0" w:after="0" w:line="276" w:lineRule="auto"/>
-              <w:jc w:val="left"/>
-            </w:pPr>
-            <w:r/>
-            <w:r>
-              <w:rPr>
-                <w:rFonts w:ascii="PingFang TC" w:hAnsi="PingFang TC" w:eastAsia="PingFang TC" w:cs="PingFang TC"/>
-                <w:b w:val="0"/>
-                <w:color w:val="3A3228"/>
-                <w:sz w:val="20"/>
-              </w:rPr>
-              <w:t>《史記·刺客列傳》</w:t>
-            </w:r>
-          </w:p>
-        </w:tc>
-        <w:tc>
-          <w:tcPr>
-            <w:tcW w:type="dxa" w:w="1361"/>
-            <w:shd w:val="clear" w:color="auto" w:fill="FBF7EE"/>
-            <w:tcBorders>
-              <w:top w:val="single" w:sz="4" w:space="0" w:color="D9CBB6"/>
-              <w:left w:val="single" w:sz="4" w:space="0" w:color="D9CBB6"/>
-              <w:bottom w:val="single" w:sz="4" w:space="0" w:color="D9CBB6"/>
-              <w:right w:val="single" w:sz="4" w:space="0" w:color="D9CBB6"/>
-            </w:tcBorders>
-            <w:tcMar>
-              <w:top w:w="40" w:type="dxa"/>
-              <w:left w:w="60" w:type="dxa"/>
-              <w:bottom w:w="40" w:type="dxa"/>
-              <w:right w:w="60" w:type="dxa"/>
-            </w:tcMar>
-          </w:tcPr>
-          <w:p>
-            <w:pPr>
-              <w:spacing w:before="0" w:after="0" w:line="276" w:lineRule="auto"/>
-              <w:jc w:val="left"/>
-            </w:pPr>
-            <w:r/>
-            <w:r>
-              <w:rPr>
-                <w:rFonts w:ascii="PingFang TC" w:hAnsi="PingFang TC" w:eastAsia="PingFang TC" w:cs="PingFang TC"/>
-                <w:b w:val="0"/>
-                <w:color w:val="3A3228"/>
-                <w:sz w:val="20"/>
-              </w:rPr>
-              <w:t>L1</w:t>
-            </w:r>
-          </w:p>
-        </w:tc>
-        <w:tc>
-          <w:tcPr>
-            <w:tcW w:type="dxa" w:w="1474"/>
-            <w:shd w:val="clear" w:color="auto" w:fill="FBF7EE"/>
-            <w:tcBorders>
-              <w:top w:val="single" w:sz="4" w:space="0" w:color="D9CBB6"/>
-              <w:left w:val="single" w:sz="4" w:space="0" w:color="D9CBB6"/>
-              <w:bottom w:val="single" w:sz="4" w:space="0" w:color="D9CBB6"/>
-              <w:right w:val="single" w:sz="4" w:space="0" w:color="D9CBB6"/>
-            </w:tcBorders>
-            <w:tcMar>
-              <w:top w:w="40" w:type="dxa"/>
-              <w:left w:w="60" w:type="dxa"/>
-              <w:bottom w:w="40" w:type="dxa"/>
-              <w:right w:w="60" w:type="dxa"/>
-            </w:tcMar>
-          </w:tcPr>
-          <w:p>
-            <w:pPr>
-              <w:spacing w:before="0" w:after="0" w:line="276" w:lineRule="auto"/>
-              <w:jc w:val="left"/>
-            </w:pPr>
-            <w:r/>
-            <w:r>
-              <w:rPr>
-                <w:rFonts w:ascii="PingFang TC" w:hAnsi="PingFang TC" w:eastAsia="PingFang TC" w:cs="PingFang TC"/>
-                <w:b w:val="0"/>
-                <w:color w:val="3A3228"/>
-                <w:sz w:val="20"/>
-              </w:rPr>
-              <w:t>可進</w:t>
-            </w:r>
-          </w:p>
-        </w:tc>
-      </w:tr>
-      <w:tr>
-        <w:trPr>
-          <w:cantSplit/>
-        </w:trPr>
-        <w:tc>
-          <w:tcPr>
-            <w:tcW w:type="dxa" w:w="1814"/>
-            <w:shd w:val="clear" w:color="auto" w:fill="FFFFFF"/>
-            <w:tcBorders>
-              <w:top w:val="single" w:sz="4" w:space="0" w:color="D9CBB6"/>
-              <w:left w:val="single" w:sz="4" w:space="0" w:color="D9CBB6"/>
-              <w:bottom w:val="single" w:sz="4" w:space="0" w:color="D9CBB6"/>
-              <w:right w:val="single" w:sz="4" w:space="0" w:color="D9CBB6"/>
-            </w:tcBorders>
-            <w:tcMar>
-              <w:top w:w="40" w:type="dxa"/>
-              <w:left w:w="60" w:type="dxa"/>
-              <w:bottom w:w="40" w:type="dxa"/>
-              <w:right w:w="60" w:type="dxa"/>
-            </w:tcMar>
-          </w:tcPr>
-          <w:p>
-            <w:pPr>
-              <w:spacing w:before="0" w:after="0" w:line="276" w:lineRule="auto"/>
-              <w:jc w:val="left"/>
-            </w:pPr>
-            <w:r/>
-            <w:r>
-              <w:rPr>
-                <w:rFonts w:ascii="PingFang TC" w:hAnsi="PingFang TC" w:eastAsia="PingFang TC" w:cs="PingFang TC"/>
-                <w:b w:val="0"/>
-                <w:color w:val="3A3228"/>
-                <w:sz w:val="20"/>
-              </w:rPr>
-              <w:t>飛劍／穿越符</w:t>
-            </w:r>
-          </w:p>
-        </w:tc>
-        <w:tc>
-          <w:tcPr>
-            <w:tcW w:type="dxa" w:w="2608"/>
-            <w:shd w:val="clear" w:color="auto" w:fill="FFFFFF"/>
-            <w:tcBorders>
-              <w:top w:val="single" w:sz="4" w:space="0" w:color="D9CBB6"/>
-              <w:left w:val="single" w:sz="4" w:space="0" w:color="D9CBB6"/>
-              <w:bottom w:val="single" w:sz="4" w:space="0" w:color="D9CBB6"/>
-              <w:right w:val="single" w:sz="4" w:space="0" w:color="D9CBB6"/>
-            </w:tcBorders>
-            <w:tcMar>
-              <w:top w:w="40" w:type="dxa"/>
-              <w:left w:w="60" w:type="dxa"/>
-              <w:bottom w:w="40" w:type="dxa"/>
-              <w:right w:w="60" w:type="dxa"/>
-            </w:tcMar>
-          </w:tcPr>
-          <w:p>
-            <w:pPr>
-              <w:spacing w:before="0" w:after="0" w:line="276" w:lineRule="auto"/>
-              <w:jc w:val="left"/>
-            </w:pPr>
-            <w:r/>
-            <w:r>
-              <w:rPr>
-                <w:rFonts w:ascii="PingFang TC" w:hAnsi="PingFang TC" w:eastAsia="PingFang TC" w:cs="PingFang TC"/>
-                <w:b w:val="0"/>
-                <w:color w:val="3A3228"/>
-                <w:sz w:val="20"/>
-              </w:rPr>
-              <w:t>影視常見</w:t>
-            </w:r>
-          </w:p>
-        </w:tc>
-        <w:tc>
-          <w:tcPr>
-            <w:tcW w:type="dxa" w:w="2494"/>
-            <w:shd w:val="clear" w:color="auto" w:fill="FFFFFF"/>
-            <w:tcBorders>
-              <w:top w:val="single" w:sz="4" w:space="0" w:color="D9CBB6"/>
-              <w:left w:val="single" w:sz="4" w:space="0" w:color="D9CBB6"/>
-              <w:bottom w:val="single" w:sz="4" w:space="0" w:color="D9CBB6"/>
-              <w:right w:val="single" w:sz="4" w:space="0" w:color="D9CBB6"/>
-            </w:tcBorders>
-            <w:tcMar>
-              <w:top w:w="40" w:type="dxa"/>
-              <w:left w:w="60" w:type="dxa"/>
-              <w:bottom w:w="40" w:type="dxa"/>
-              <w:right w:w="60" w:type="dxa"/>
-            </w:tcMar>
-          </w:tcPr>
-          <w:p>
-            <w:pPr>
-              <w:spacing w:before="0" w:after="0" w:line="276" w:lineRule="auto"/>
-              <w:jc w:val="left"/>
-            </w:pPr>
-            <w:r/>
-            <w:r>
-              <w:rPr>
-                <w:rFonts w:ascii="PingFang TC" w:hAnsi="PingFang TC" w:eastAsia="PingFang TC" w:cs="PingFang TC"/>
-                <w:b w:val="0"/>
-                <w:color w:val="3A3228"/>
-                <w:sz w:val="20"/>
-              </w:rPr>
-              <w:t>無文獻</w:t>
-            </w:r>
-          </w:p>
-        </w:tc>
-        <w:tc>
-          <w:tcPr>
-            <w:tcW w:type="dxa" w:w="1361"/>
-            <w:shd w:val="clear" w:color="auto" w:fill="FFFFFF"/>
-            <w:tcBorders>
-              <w:top w:val="single" w:sz="4" w:space="0" w:color="D9CBB6"/>
-              <w:left w:val="single" w:sz="4" w:space="0" w:color="D9CBB6"/>
-              <w:bottom w:val="single" w:sz="4" w:space="0" w:color="D9CBB6"/>
-              <w:right w:val="single" w:sz="4" w:space="0" w:color="D9CBB6"/>
-            </w:tcBorders>
-            <w:tcMar>
-              <w:top w:w="40" w:type="dxa"/>
-              <w:left w:w="60" w:type="dxa"/>
-              <w:bottom w:w="40" w:type="dxa"/>
-              <w:right w:w="60" w:type="dxa"/>
-            </w:tcMar>
-          </w:tcPr>
-          <w:p>
-            <w:pPr>
-              <w:spacing w:before="0" w:after="0" w:line="276" w:lineRule="auto"/>
-              <w:jc w:val="left"/>
-            </w:pPr>
-            <w:r/>
-            <w:r>
-              <w:rPr>
-                <w:rFonts w:ascii="PingFang TC" w:hAnsi="PingFang TC" w:eastAsia="PingFang TC" w:cs="PingFang TC"/>
-                <w:b w:val="0"/>
-                <w:color w:val="3A3228"/>
-                <w:sz w:val="20"/>
-              </w:rPr>
-              <w:t>—</w:t>
-            </w:r>
-          </w:p>
-        </w:tc>
-        <w:tc>
-          <w:tcPr>
-            <w:tcW w:type="dxa" w:w="1474"/>
-            <w:shd w:val="clear" w:color="auto" w:fill="FFFFFF"/>
-            <w:tcBorders>
-              <w:top w:val="single" w:sz="4" w:space="0" w:color="D9CBB6"/>
-              <w:left w:val="single" w:sz="4" w:space="0" w:color="D9CBB6"/>
-              <w:bottom w:val="single" w:sz="4" w:space="0" w:color="D9CBB6"/>
-              <w:right w:val="single" w:sz="4" w:space="0" w:color="D9CBB6"/>
-            </w:tcBorders>
-            <w:tcMar>
-              <w:top w:w="40" w:type="dxa"/>
-              <w:left w:w="60" w:type="dxa"/>
-              <w:bottom w:w="40" w:type="dxa"/>
-              <w:right w:w="60" w:type="dxa"/>
-            </w:tcMar>
-          </w:tcPr>
-          <w:p>
-            <w:pPr>
-              <w:spacing w:before="0" w:after="0" w:line="276" w:lineRule="auto"/>
-              <w:jc w:val="left"/>
-            </w:pPr>
-            <w:r/>
-            <w:r>
-              <w:rPr>
-                <w:rFonts w:ascii="PingFang TC" w:hAnsi="PingFang TC" w:eastAsia="PingFang TC" w:cs="PingFang TC"/>
-                <w:b w:val="0"/>
-                <w:color w:val="3A3228"/>
-                <w:sz w:val="20"/>
-              </w:rPr>
-              <w:t>不進</w:t>
-            </w:r>
-          </w:p>
-        </w:tc>
-      </w:tr>
-      <w:tr>
-        <w:trPr>
-          <w:cantSplit/>
-        </w:trPr>
-        <w:tc>
-          <w:tcPr>
-            <w:tcW w:type="dxa" w:w="1814"/>
-            <w:shd w:val="clear" w:color="auto" w:fill="FBF7EE"/>
-            <w:tcBorders>
-              <w:top w:val="single" w:sz="4" w:space="0" w:color="D9CBB6"/>
-              <w:left w:val="single" w:sz="4" w:space="0" w:color="D9CBB6"/>
-              <w:bottom w:val="single" w:sz="4" w:space="0" w:color="D9CBB6"/>
-              <w:right w:val="single" w:sz="4" w:space="0" w:color="D9CBB6"/>
-            </w:tcBorders>
-            <w:tcMar>
-              <w:top w:w="40" w:type="dxa"/>
-              <w:left w:w="60" w:type="dxa"/>
-              <w:bottom w:w="40" w:type="dxa"/>
-              <w:right w:w="60" w:type="dxa"/>
-            </w:tcMar>
-          </w:tcPr>
-          <w:p>
-            <w:pPr>
-              <w:spacing w:before="0" w:after="0" w:line="276" w:lineRule="auto"/>
-              <w:jc w:val="left"/>
-            </w:pPr>
-            <w:r/>
-            <w:r>
-              <w:rPr>
-                <w:rFonts w:ascii="PingFang TC" w:hAnsi="PingFang TC" w:eastAsia="PingFang TC" w:cs="PingFang TC"/>
-                <w:b w:val="0"/>
-                <w:color w:val="3A3228"/>
-                <w:sz w:val="20"/>
-              </w:rPr>
-              <w:t>刺秦成功線</w:t>
-            </w:r>
-          </w:p>
-        </w:tc>
-        <w:tc>
-          <w:tcPr>
-            <w:tcW w:type="dxa" w:w="2608"/>
-            <w:shd w:val="clear" w:color="auto" w:fill="FBF7EE"/>
-            <w:tcBorders>
-              <w:top w:val="single" w:sz="4" w:space="0" w:color="D9CBB6"/>
-              <w:left w:val="single" w:sz="4" w:space="0" w:color="D9CBB6"/>
-              <w:bottom w:val="single" w:sz="4" w:space="0" w:color="D9CBB6"/>
-              <w:right w:val="single" w:sz="4" w:space="0" w:color="D9CBB6"/>
-            </w:tcBorders>
-            <w:tcMar>
-              <w:top w:w="40" w:type="dxa"/>
-              <w:left w:w="60" w:type="dxa"/>
-              <w:bottom w:w="40" w:type="dxa"/>
-              <w:right w:w="60" w:type="dxa"/>
-            </w:tcMar>
-          </w:tcPr>
-          <w:p>
-            <w:pPr>
-              <w:spacing w:before="0" w:after="0" w:line="276" w:lineRule="auto"/>
-              <w:jc w:val="left"/>
-            </w:pPr>
-            <w:r/>
-            <w:r>
-              <w:rPr>
-                <w:rFonts w:ascii="PingFang TC" w:hAnsi="PingFang TC" w:eastAsia="PingFang TC" w:cs="PingFang TC"/>
-                <w:b w:val="0"/>
-                <w:color w:val="3A3228"/>
-                <w:sz w:val="20"/>
-              </w:rPr>
-              <w:t>改史</w:t>
-            </w:r>
-          </w:p>
-        </w:tc>
-        <w:tc>
-          <w:tcPr>
-            <w:tcW w:type="dxa" w:w="2494"/>
-            <w:shd w:val="clear" w:color="auto" w:fill="FBF7EE"/>
-            <w:tcBorders>
-              <w:top w:val="single" w:sz="4" w:space="0" w:color="D9CBB6"/>
-              <w:left w:val="single" w:sz="4" w:space="0" w:color="D9CBB6"/>
-              <w:bottom w:val="single" w:sz="4" w:space="0" w:color="D9CBB6"/>
-              <w:right w:val="single" w:sz="4" w:space="0" w:color="D9CBB6"/>
-            </w:tcBorders>
-            <w:tcMar>
-              <w:top w:w="40" w:type="dxa"/>
-              <w:left w:w="60" w:type="dxa"/>
-              <w:bottom w:w="40" w:type="dxa"/>
-              <w:right w:w="60" w:type="dxa"/>
-            </w:tcMar>
-          </w:tcPr>
-          <w:p>
-            <w:pPr>
-              <w:spacing w:before="0" w:after="0" w:line="276" w:lineRule="auto"/>
-              <w:jc w:val="left"/>
-            </w:pPr>
-            <w:r/>
-            <w:r>
-              <w:rPr>
-                <w:rFonts w:ascii="PingFang TC" w:hAnsi="PingFang TC" w:eastAsia="PingFang TC" w:cs="PingFang TC"/>
-                <w:b w:val="0"/>
-                <w:color w:val="3A3228"/>
-                <w:sz w:val="20"/>
-              </w:rPr>
-              <w:t>與課綱、史料衝突</w:t>
-            </w:r>
-          </w:p>
-        </w:tc>
-        <w:tc>
-          <w:tcPr>
-            <w:tcW w:type="dxa" w:w="1361"/>
-            <w:shd w:val="clear" w:color="auto" w:fill="FBF7EE"/>
-            <w:tcBorders>
-              <w:top w:val="single" w:sz="4" w:space="0" w:color="D9CBB6"/>
-              <w:left w:val="single" w:sz="4" w:space="0" w:color="D9CBB6"/>
-              <w:bottom w:val="single" w:sz="4" w:space="0" w:color="D9CBB6"/>
-              <w:right w:val="single" w:sz="4" w:space="0" w:color="D9CBB6"/>
-            </w:tcBorders>
-            <w:tcMar>
-              <w:top w:w="40" w:type="dxa"/>
-              <w:left w:w="60" w:type="dxa"/>
-              <w:bottom w:w="40" w:type="dxa"/>
-              <w:right w:w="60" w:type="dxa"/>
-            </w:tcMar>
-          </w:tcPr>
-          <w:p>
-            <w:pPr>
-              <w:spacing w:before="0" w:after="0" w:line="276" w:lineRule="auto"/>
-              <w:jc w:val="left"/>
-            </w:pPr>
-            <w:r/>
-            <w:r>
-              <w:rPr>
-                <w:rFonts w:ascii="PingFang TC" w:hAnsi="PingFang TC" w:eastAsia="PingFang TC" w:cs="PingFang TC"/>
-                <w:b w:val="0"/>
-                <w:color w:val="3A3228"/>
-                <w:sz w:val="20"/>
-              </w:rPr>
-              <w:t>—</w:t>
-            </w:r>
-          </w:p>
-        </w:tc>
-        <w:tc>
-          <w:tcPr>
-            <w:tcW w:type="dxa" w:w="1474"/>
-            <w:shd w:val="clear" w:color="auto" w:fill="FBF7EE"/>
-            <w:tcBorders>
-              <w:top w:val="single" w:sz="4" w:space="0" w:color="D9CBB6"/>
-              <w:left w:val="single" w:sz="4" w:space="0" w:color="D9CBB6"/>
-              <w:bottom w:val="single" w:sz="4" w:space="0" w:color="D9CBB6"/>
-              <w:right w:val="single" w:sz="4" w:space="0" w:color="D9CBB6"/>
-            </w:tcBorders>
-            <w:tcMar>
-              <w:top w:w="40" w:type="dxa"/>
-              <w:left w:w="60" w:type="dxa"/>
-              <w:bottom w:w="40" w:type="dxa"/>
-              <w:right w:w="60" w:type="dxa"/>
-            </w:tcMar>
-          </w:tcPr>
-          <w:p>
-            <w:pPr>
-              <w:spacing w:before="0" w:after="0" w:line="276" w:lineRule="auto"/>
-              <w:jc w:val="left"/>
-            </w:pPr>
-            <w:r/>
-            <w:r>
-              <w:rPr>
-                <w:rFonts w:ascii="PingFang TC" w:hAnsi="PingFang TC" w:eastAsia="PingFang TC" w:cs="PingFang TC"/>
-                <w:b w:val="0"/>
-                <w:color w:val="3A3228"/>
-                <w:sz w:val="20"/>
-              </w:rPr>
-              <w:t>不進</w:t>
+              <w:t>刺中了，燕就能活嗎？為什麼《史記》不是這樣寫？</w:t>
             </w:r>
           </w:p>
         </w:tc>
@@ -7051,21 +8149,7 @@
           <w:color w:val="6B3A2E"/>
           <w:sz w:val="36"/>
         </w:rPr>
-        <w:t>七、美術資產清單</w:t>
-      </w:r>
-    </w:p>
-    <w:p>
-      <w:pPr>
-        <w:spacing w:after="160" w:line="324" w:lineRule="auto"/>
-      </w:pPr>
-      <w:r>
-        <w:rPr>
-          <w:rFonts w:ascii="PingFang TC" w:hAnsi="PingFang TC" w:eastAsia="PingFang TC" w:cs="PingFang TC"/>
-          <w:b w:val="0"/>
-          <w:color w:val="3A3228"/>
-          <w:sz w:val="20"/>
-        </w:rPr>
-        <w:t>影片原句：「我的做法是，讓它先列出完整的美術資產清單。」下列即《易水寒》版本。沒圖前先做 SVG 墨線占位，遊戲仍可把八章點完。</w:t>
+        <w:t>九、美術資產清單（全部生圖，不用 SVG）</w:t>
       </w:r>
     </w:p>
     <w:tbl>
@@ -7148,7 +8232,7 @@
                 <w:color w:val="6B3A2E"/>
                 <w:sz w:val="20"/>
               </w:rPr>
-              <w:t>要產出什麼</w:t>
+              <w:t>要生什麼</w:t>
             </w:r>
           </w:p>
         </w:tc>
@@ -7255,7 +8339,7 @@
                 <w:color w:val="3A3228"/>
                 <w:sz w:val="20"/>
               </w:rPr>
-              <w:t>荊軻、太子丹、田光、樊於期、秦舞陽、高漸離、秦始皇、夏無且、玩家舍人</w:t>
+              <w:t>荊軻、太子丹、田光、樊於期、秦舞陽、膽壯者、高漸離、秦始皇、夏無且、店主、玩家舍人</w:t>
             </w:r>
           </w:p>
         </w:tc>
@@ -7289,7 +8373,7 @@
                 <w:color w:val="3A3228"/>
                 <w:sz w:val="20"/>
               </w:rPr>
-              <w:t>char/*.png 透明底，同一頭身比</w:t>
+              <w:t>RPG 立繪，同一頭身比，透明或純色底</w:t>
             </w:r>
           </w:p>
         </w:tc>
@@ -7328,7 +8412,7 @@
                 <w:color w:val="3A3228"/>
                 <w:sz w:val="20"/>
               </w:rPr>
-              <w:t>表情變體</w:t>
+              <w:t>商店場景</w:t>
             </w:r>
           </w:p>
         </w:tc>
@@ -7362,7 +8446,7 @@
                 <w:color w:val="3A3228"/>
                 <w:sz w:val="20"/>
               </w:rPr>
-              <w:t>每人 3 面：靜、急、悲（秦舞陽加「色變」）</w:t>
+              <w:t>兵器庫、信物庫、同伴署 各一張寬圖</w:t>
             </w:r>
           </w:p>
         </w:tc>
@@ -7396,7 +8480,7 @@
                 <w:color w:val="3A3228"/>
                 <w:sz w:val="20"/>
               </w:rPr>
-              <w:t>只改五官，不改服裝</w:t>
+              <w:t>16:9 生圖，可放可點熱區</w:t>
             </w:r>
           </w:p>
         </w:tc>
@@ -7435,7 +8519,7 @@
                 <w:color w:val="3A3228"/>
                 <w:sz w:val="20"/>
               </w:rPr>
-              <w:t>場景寬圖</w:t>
+              <w:t>商品卡</w:t>
             </w:r>
           </w:p>
         </w:tc>
@@ -7469,7 +8553,7 @@
                 <w:color w:val="3A3228"/>
                 <w:sz w:val="20"/>
               </w:rPr>
-              <w:t>燕下都館舍、太子丹府、易水河畔、咸陽道、咸陽宮前殿</w:t>
+              <w:t>6 兵器＋5 信物＋3 同伴＝14 張獨立圖</w:t>
             </w:r>
           </w:p>
         </w:tc>
@@ -7503,7 +8587,7 @@
                 <w:color w:val="3A3228"/>
                 <w:sz w:val="20"/>
               </w:rPr>
-              <w:t>16:9，留白 40%，可作章節底</w:t>
+              <w:t>金框卡，一眼能分辨，禁止槍炮</w:t>
             </w:r>
           </w:p>
         </w:tc>
@@ -7542,7 +8626,7 @@
                 <w:color w:val="3A3228"/>
                 <w:sz w:val="20"/>
               </w:rPr>
-              <w:t>道具圖</w:t>
+              <w:t>結局卡</w:t>
             </w:r>
           </w:p>
         </w:tc>
@@ -7576,7 +8660,7 @@
                 <w:color w:val="3A3228"/>
                 <w:sz w:val="20"/>
               </w:rPr>
-              <w:t>八件核心物＋史料卡小圖</w:t>
+              <w:t>結局 A–F 各一張</w:t>
             </w:r>
           </w:p>
         </w:tc>
@@ -7610,7 +8694,7 @@
                 <w:color w:val="3A3228"/>
                 <w:sz w:val="20"/>
               </w:rPr>
-              <w:t>方圖，線稿清楚，適合點擊熱區</w:t>
+              <w:t>象徵畫面，不血腥</w:t>
             </w:r>
           </w:p>
         </w:tc>
@@ -7649,7 +8733,7 @@
                 <w:color w:val="3A3228"/>
                 <w:sz w:val="20"/>
               </w:rPr>
-              <w:t>UI</w:t>
+              <w:t>章節場景</w:t>
             </w:r>
           </w:p>
         </w:tc>
@@ -7683,7 +8767,7 @@
                 <w:color w:val="3A3228"/>
                 <w:sz w:val="20"/>
               </w:rPr>
-              <w:t>紙本對話框、選擇鈕、史料卡、進度「督亢圖卷」</w:t>
+              <w:t>燕下都、太子丹府、易水、宮門、咸陽殿</w:t>
             </w:r>
           </w:p>
         </w:tc>
@@ -7717,7 +8801,7 @@
                 <w:color w:val="3A3228"/>
                 <w:sz w:val="20"/>
               </w:rPr>
-              <w:t>色板與場景完全同一套</w:t>
+              <w:t>與角色同一套光色</w:t>
             </w:r>
           </w:p>
         </w:tc>
@@ -7756,7 +8840,7 @@
                 <w:color w:val="3A3228"/>
                 <w:sz w:val="20"/>
               </w:rPr>
-              <w:t>占位</w:t>
+              <w:t>禁止</w:t>
             </w:r>
           </w:p>
         </w:tc>
@@ -7790,7 +8874,7 @@
                 <w:color w:val="3A3228"/>
                 <w:sz w:val="20"/>
               </w:rPr>
-              <w:t>先做 SVG 墨線稿</w:t>
+              <w:t>SVG、純色方塊占位、emoji、火器、血、開蓋的首級</w:t>
             </w:r>
           </w:p>
         </w:tc>
@@ -7824,7 +8908,7 @@
                 <w:color w:val="3A3228"/>
                 <w:sz w:val="20"/>
               </w:rPr>
-              <w:t>沒生圖也能把八章點完</w:t>
+              <w:t>沒圖就先生圖，不准用程式畫替代</w:t>
             </w:r>
           </w:p>
         </w:tc>
@@ -7843,7 +8927,7 @@
           <w:color w:val="6B3A2E"/>
           <w:sz w:val="28"/>
         </w:rPr>
-        <w:t>畫風聖經</w:t>
+        <w:t>畫風聖經（已鎖定方案 D）</w:t>
       </w:r>
     </w:p>
     <w:p>
@@ -7857,7 +8941,7 @@
           <w:color w:val="3A3228"/>
           <w:sz w:val="22"/>
         </w:rPr>
-        <w:t>手繪線稿＋淡彩，仿古木刻，近《天工開物》插圖線條，題材用戰國深衣與銅器輪廓。線條為骨、淡彩為肉；淡彩只在結構內低透明度平塗。線質：墨線微顫、轉角圓勁、有刀感。不用均勻細線，不用素描排線，不用霓虹金邊。構圖：留白至少四成，主體不頂滿，地平線偏低。克制、安靜，一眼能讀角色。</w:t>
+        <w:t>復古 RPG 道具卡：左側是誇張、嚴肅的角色立繪（可有斗篷與強輪廓光），右側或下方是金框物品卡。商店體驗要像「看圖選裝備」，不要像課本線描。不走木刻、工筆、帛畫。道具必須清楚可點。生圖若出現火槍、現代物件，整張作廢重來。</w:t>
       </w:r>
     </w:p>
     <w:tbl>
@@ -8013,7 +9097,7 @@
                 <w:color w:val="3A3228"/>
                 <w:sz w:val="20"/>
               </w:rPr>
-              <w:t>駝米紙底</w:t>
+              <w:t>夜藍斗篷</w:t>
             </w:r>
           </w:p>
         </w:tc>
@@ -8047,7 +9131,7 @@
                 <w:color w:val="3A3228"/>
                 <w:sz w:val="20"/>
               </w:rPr>
-              <w:t>#F3E6C9</w:t>
+              <w:t>#1B2A4A</w:t>
             </w:r>
           </w:p>
         </w:tc>
@@ -8081,7 +9165,7 @@
                 <w:color w:val="3A3228"/>
                 <w:sz w:val="20"/>
               </w:rPr>
-              <w:t>頁面、卡片、生圖背景</w:t>
+              <w:t>角色、商店暗部</w:t>
             </w:r>
           </w:p>
         </w:tc>
@@ -8120,7 +9204,7 @@
                 <w:color w:val="3A3228"/>
                 <w:sz w:val="20"/>
               </w:rPr>
-              <w:t>淡墨勾線</w:t>
+              <w:t>暗金框</w:t>
             </w:r>
           </w:p>
         </w:tc>
@@ -8154,7 +9238,7 @@
                 <w:color w:val="3A3228"/>
                 <w:sz w:val="20"/>
               </w:rPr>
-              <w:t>#3C382F</w:t>
+              <w:t>#C9A24A</w:t>
             </w:r>
           </w:p>
         </w:tc>
@@ -8188,7 +9272,7 @@
                 <w:color w:val="3A3228"/>
                 <w:sz w:val="20"/>
               </w:rPr>
-              <w:t>線稿，不用純黑</w:t>
+              <w:t>商品卡邊、UI</w:t>
             </w:r>
           </w:p>
         </w:tc>
@@ -8227,435 +9311,7 @@
                 <w:color w:val="3A3228"/>
                 <w:sz w:val="20"/>
               </w:rPr>
-              <w:t>燕玄衣</w:t>
-            </w:r>
-          </w:p>
-        </w:tc>
-        <w:tc>
-          <w:tcPr>
-            <w:tcW w:type="dxa" w:w="2268"/>
-            <w:shd w:val="clear" w:color="auto" w:fill="FFFFFF"/>
-            <w:tcBorders>
-              <w:top w:val="single" w:sz="4" w:space="0" w:color="D9CBB6"/>
-              <w:left w:val="single" w:sz="4" w:space="0" w:color="D9CBB6"/>
-              <w:bottom w:val="single" w:sz="4" w:space="0" w:color="D9CBB6"/>
-              <w:right w:val="single" w:sz="4" w:space="0" w:color="D9CBB6"/>
-            </w:tcBorders>
-            <w:tcMar>
-              <w:top w:w="40" w:type="dxa"/>
-              <w:left w:w="60" w:type="dxa"/>
-              <w:bottom w:w="40" w:type="dxa"/>
-              <w:right w:w="60" w:type="dxa"/>
-            </w:tcMar>
-          </w:tcPr>
-          <w:p>
-            <w:pPr>
-              <w:spacing w:before="0" w:after="0" w:line="276" w:lineRule="auto"/>
-              <w:jc w:val="left"/>
-            </w:pPr>
-            <w:r/>
-            <w:r>
-              <w:rPr>
-                <w:rFonts w:ascii="PingFang TC" w:hAnsi="PingFang TC" w:eastAsia="PingFang TC" w:cs="PingFang TC"/>
-                <w:b w:val="0"/>
-                <w:color w:val="3A3228"/>
-                <w:sz w:val="20"/>
-              </w:rPr>
-              <w:t>#2C2A28</w:t>
-            </w:r>
-          </w:p>
-        </w:tc>
-        <w:tc>
-          <w:tcPr>
-            <w:tcW w:type="dxa" w:w="5216"/>
-            <w:shd w:val="clear" w:color="auto" w:fill="FFFFFF"/>
-            <w:tcBorders>
-              <w:top w:val="single" w:sz="4" w:space="0" w:color="D9CBB6"/>
-              <w:left w:val="single" w:sz="4" w:space="0" w:color="D9CBB6"/>
-              <w:bottom w:val="single" w:sz="4" w:space="0" w:color="D9CBB6"/>
-              <w:right w:val="single" w:sz="4" w:space="0" w:color="D9CBB6"/>
-            </w:tcBorders>
-            <w:tcMar>
-              <w:top w:w="40" w:type="dxa"/>
-              <w:left w:w="60" w:type="dxa"/>
-              <w:bottom w:w="40" w:type="dxa"/>
-              <w:right w:w="60" w:type="dxa"/>
-            </w:tcMar>
-          </w:tcPr>
-          <w:p>
-            <w:pPr>
-              <w:spacing w:before="0" w:after="0" w:line="276" w:lineRule="auto"/>
-              <w:jc w:val="left"/>
-            </w:pPr>
-            <w:r/>
-            <w:r>
-              <w:rPr>
-                <w:rFonts w:ascii="PingFang TC" w:hAnsi="PingFang TC" w:eastAsia="PingFang TC" w:cs="PingFang TC"/>
-                <w:b w:val="0"/>
-                <w:color w:val="3A3228"/>
-                <w:sz w:val="20"/>
-              </w:rPr>
-              <w:t>荊軻、使團</w:t>
-            </w:r>
-          </w:p>
-        </w:tc>
-      </w:tr>
-      <w:tr>
-        <w:trPr>
-          <w:cantSplit/>
-        </w:trPr>
-        <w:tc>
-          <w:tcPr>
-            <w:tcW w:type="dxa" w:w="2268"/>
-            <w:shd w:val="clear" w:color="auto" w:fill="FBF7EE"/>
-            <w:tcBorders>
-              <w:top w:val="single" w:sz="4" w:space="0" w:color="D9CBB6"/>
-              <w:left w:val="single" w:sz="4" w:space="0" w:color="D9CBB6"/>
-              <w:bottom w:val="single" w:sz="4" w:space="0" w:color="D9CBB6"/>
-              <w:right w:val="single" w:sz="4" w:space="0" w:color="D9CBB6"/>
-            </w:tcBorders>
-            <w:tcMar>
-              <w:top w:w="40" w:type="dxa"/>
-              <w:left w:w="60" w:type="dxa"/>
-              <w:bottom w:w="40" w:type="dxa"/>
-              <w:right w:w="60" w:type="dxa"/>
-            </w:tcMar>
-          </w:tcPr>
-          <w:p>
-            <w:pPr>
-              <w:spacing w:before="0" w:after="0" w:line="276" w:lineRule="auto"/>
-              <w:jc w:val="left"/>
-            </w:pPr>
-            <w:r/>
-            <w:r>
-              <w:rPr>
-                <w:rFonts w:ascii="PingFang TC" w:hAnsi="PingFang TC" w:eastAsia="PingFang TC" w:cs="PingFang TC"/>
-                <w:b w:val="0"/>
-                <w:color w:val="3A3228"/>
-                <w:sz w:val="20"/>
-              </w:rPr>
-              <w:t>縞衣</w:t>
-            </w:r>
-          </w:p>
-        </w:tc>
-        <w:tc>
-          <w:tcPr>
-            <w:tcW w:type="dxa" w:w="2268"/>
-            <w:shd w:val="clear" w:color="auto" w:fill="FBF7EE"/>
-            <w:tcBorders>
-              <w:top w:val="single" w:sz="4" w:space="0" w:color="D9CBB6"/>
-              <w:left w:val="single" w:sz="4" w:space="0" w:color="D9CBB6"/>
-              <w:bottom w:val="single" w:sz="4" w:space="0" w:color="D9CBB6"/>
-              <w:right w:val="single" w:sz="4" w:space="0" w:color="D9CBB6"/>
-            </w:tcBorders>
-            <w:tcMar>
-              <w:top w:w="40" w:type="dxa"/>
-              <w:left w:w="60" w:type="dxa"/>
-              <w:bottom w:w="40" w:type="dxa"/>
-              <w:right w:w="60" w:type="dxa"/>
-            </w:tcMar>
-          </w:tcPr>
-          <w:p>
-            <w:pPr>
-              <w:spacing w:before="0" w:after="0" w:line="276" w:lineRule="auto"/>
-              <w:jc w:val="left"/>
-            </w:pPr>
-            <w:r/>
-            <w:r>
-              <w:rPr>
-                <w:rFonts w:ascii="PingFang TC" w:hAnsi="PingFang TC" w:eastAsia="PingFang TC" w:cs="PingFang TC"/>
-                <w:b w:val="0"/>
-                <w:color w:val="3A3228"/>
-                <w:sz w:val="20"/>
-              </w:rPr>
-              <w:t>#EFE8DC</w:t>
-            </w:r>
-          </w:p>
-        </w:tc>
-        <w:tc>
-          <w:tcPr>
-            <w:tcW w:type="dxa" w:w="5216"/>
-            <w:shd w:val="clear" w:color="auto" w:fill="FBF7EE"/>
-            <w:tcBorders>
-              <w:top w:val="single" w:sz="4" w:space="0" w:color="D9CBB6"/>
-              <w:left w:val="single" w:sz="4" w:space="0" w:color="D9CBB6"/>
-              <w:bottom w:val="single" w:sz="4" w:space="0" w:color="D9CBB6"/>
-              <w:right w:val="single" w:sz="4" w:space="0" w:color="D9CBB6"/>
-            </w:tcBorders>
-            <w:tcMar>
-              <w:top w:w="40" w:type="dxa"/>
-              <w:left w:w="60" w:type="dxa"/>
-              <w:bottom w:w="40" w:type="dxa"/>
-              <w:right w:w="60" w:type="dxa"/>
-            </w:tcMar>
-          </w:tcPr>
-          <w:p>
-            <w:pPr>
-              <w:spacing w:before="0" w:after="0" w:line="276" w:lineRule="auto"/>
-              <w:jc w:val="left"/>
-            </w:pPr>
-            <w:r/>
-            <w:r>
-              <w:rPr>
-                <w:rFonts w:ascii="PingFang TC" w:hAnsi="PingFang TC" w:eastAsia="PingFang TC" w:cs="PingFang TC"/>
-                <w:b w:val="0"/>
-                <w:color w:val="3A3228"/>
-                <w:sz w:val="20"/>
-              </w:rPr>
-              <w:t>易水送行</w:t>
-            </w:r>
-          </w:p>
-        </w:tc>
-      </w:tr>
-      <w:tr>
-        <w:trPr>
-          <w:cantSplit/>
-        </w:trPr>
-        <w:tc>
-          <w:tcPr>
-            <w:tcW w:type="dxa" w:w="2268"/>
-            <w:shd w:val="clear" w:color="auto" w:fill="FFFFFF"/>
-            <w:tcBorders>
-              <w:top w:val="single" w:sz="4" w:space="0" w:color="D9CBB6"/>
-              <w:left w:val="single" w:sz="4" w:space="0" w:color="D9CBB6"/>
-              <w:bottom w:val="single" w:sz="4" w:space="0" w:color="D9CBB6"/>
-              <w:right w:val="single" w:sz="4" w:space="0" w:color="D9CBB6"/>
-            </w:tcBorders>
-            <w:tcMar>
-              <w:top w:w="40" w:type="dxa"/>
-              <w:left w:w="60" w:type="dxa"/>
-              <w:bottom w:w="40" w:type="dxa"/>
-              <w:right w:w="60" w:type="dxa"/>
-            </w:tcMar>
-          </w:tcPr>
-          <w:p>
-            <w:pPr>
-              <w:spacing w:before="0" w:after="0" w:line="276" w:lineRule="auto"/>
-              <w:jc w:val="left"/>
-            </w:pPr>
-            <w:r/>
-            <w:r>
-              <w:rPr>
-                <w:rFonts w:ascii="PingFang TC" w:hAnsi="PingFang TC" w:eastAsia="PingFang TC" w:cs="PingFang TC"/>
-                <w:b w:val="0"/>
-                <w:color w:val="3A3228"/>
-                <w:sz w:val="20"/>
-              </w:rPr>
-              <w:t>易水青</w:t>
-            </w:r>
-          </w:p>
-        </w:tc>
-        <w:tc>
-          <w:tcPr>
-            <w:tcW w:type="dxa" w:w="2268"/>
-            <w:shd w:val="clear" w:color="auto" w:fill="FFFFFF"/>
-            <w:tcBorders>
-              <w:top w:val="single" w:sz="4" w:space="0" w:color="D9CBB6"/>
-              <w:left w:val="single" w:sz="4" w:space="0" w:color="D9CBB6"/>
-              <w:bottom w:val="single" w:sz="4" w:space="0" w:color="D9CBB6"/>
-              <w:right w:val="single" w:sz="4" w:space="0" w:color="D9CBB6"/>
-            </w:tcBorders>
-            <w:tcMar>
-              <w:top w:w="40" w:type="dxa"/>
-              <w:left w:w="60" w:type="dxa"/>
-              <w:bottom w:w="40" w:type="dxa"/>
-              <w:right w:w="60" w:type="dxa"/>
-            </w:tcMar>
-          </w:tcPr>
-          <w:p>
-            <w:pPr>
-              <w:spacing w:before="0" w:after="0" w:line="276" w:lineRule="auto"/>
-              <w:jc w:val="left"/>
-            </w:pPr>
-            <w:r/>
-            <w:r>
-              <w:rPr>
-                <w:rFonts w:ascii="PingFang TC" w:hAnsi="PingFang TC" w:eastAsia="PingFang TC" w:cs="PingFang TC"/>
-                <w:b w:val="0"/>
-                <w:color w:val="3A3228"/>
-                <w:sz w:val="20"/>
-              </w:rPr>
-              <w:t>#5B6E6A</w:t>
-            </w:r>
-          </w:p>
-        </w:tc>
-        <w:tc>
-          <w:tcPr>
-            <w:tcW w:type="dxa" w:w="5216"/>
-            <w:shd w:val="clear" w:color="auto" w:fill="FFFFFF"/>
-            <w:tcBorders>
-              <w:top w:val="single" w:sz="4" w:space="0" w:color="D9CBB6"/>
-              <w:left w:val="single" w:sz="4" w:space="0" w:color="D9CBB6"/>
-              <w:bottom w:val="single" w:sz="4" w:space="0" w:color="D9CBB6"/>
-              <w:right w:val="single" w:sz="4" w:space="0" w:color="D9CBB6"/>
-            </w:tcBorders>
-            <w:tcMar>
-              <w:top w:w="40" w:type="dxa"/>
-              <w:left w:w="60" w:type="dxa"/>
-              <w:bottom w:w="40" w:type="dxa"/>
-              <w:right w:w="60" w:type="dxa"/>
-            </w:tcMar>
-          </w:tcPr>
-          <w:p>
-            <w:pPr>
-              <w:spacing w:before="0" w:after="0" w:line="276" w:lineRule="auto"/>
-              <w:jc w:val="left"/>
-            </w:pPr>
-            <w:r/>
-            <w:r>
-              <w:rPr>
-                <w:rFonts w:ascii="PingFang TC" w:hAnsi="PingFang TC" w:eastAsia="PingFang TC" w:cs="PingFang TC"/>
-                <w:b w:val="0"/>
-                <w:color w:val="3A3228"/>
-                <w:sz w:val="20"/>
-              </w:rPr>
-              <w:t>河、遠山</w:t>
-            </w:r>
-          </w:p>
-        </w:tc>
-      </w:tr>
-      <w:tr>
-        <w:trPr>
-          <w:cantSplit/>
-        </w:trPr>
-        <w:tc>
-          <w:tcPr>
-            <w:tcW w:type="dxa" w:w="2268"/>
-            <w:shd w:val="clear" w:color="auto" w:fill="FBF7EE"/>
-            <w:tcBorders>
-              <w:top w:val="single" w:sz="4" w:space="0" w:color="D9CBB6"/>
-              <w:left w:val="single" w:sz="4" w:space="0" w:color="D9CBB6"/>
-              <w:bottom w:val="single" w:sz="4" w:space="0" w:color="D9CBB6"/>
-              <w:right w:val="single" w:sz="4" w:space="0" w:color="D9CBB6"/>
-            </w:tcBorders>
-            <w:tcMar>
-              <w:top w:w="40" w:type="dxa"/>
-              <w:left w:w="60" w:type="dxa"/>
-              <w:bottom w:w="40" w:type="dxa"/>
-              <w:right w:w="60" w:type="dxa"/>
-            </w:tcMar>
-          </w:tcPr>
-          <w:p>
-            <w:pPr>
-              <w:spacing w:before="0" w:after="0" w:line="276" w:lineRule="auto"/>
-              <w:jc w:val="left"/>
-            </w:pPr>
-            <w:r/>
-            <w:r>
-              <w:rPr>
-                <w:rFonts w:ascii="PingFang TC" w:hAnsi="PingFang TC" w:eastAsia="PingFang TC" w:cs="PingFang TC"/>
-                <w:b w:val="0"/>
-                <w:color w:val="3A3228"/>
-                <w:sz w:val="20"/>
-              </w:rPr>
-              <w:t>土赭</w:t>
-            </w:r>
-          </w:p>
-        </w:tc>
-        <w:tc>
-          <w:tcPr>
-            <w:tcW w:type="dxa" w:w="2268"/>
-            <w:shd w:val="clear" w:color="auto" w:fill="FBF7EE"/>
-            <w:tcBorders>
-              <w:top w:val="single" w:sz="4" w:space="0" w:color="D9CBB6"/>
-              <w:left w:val="single" w:sz="4" w:space="0" w:color="D9CBB6"/>
-              <w:bottom w:val="single" w:sz="4" w:space="0" w:color="D9CBB6"/>
-              <w:right w:val="single" w:sz="4" w:space="0" w:color="D9CBB6"/>
-            </w:tcBorders>
-            <w:tcMar>
-              <w:top w:w="40" w:type="dxa"/>
-              <w:left w:w="60" w:type="dxa"/>
-              <w:bottom w:w="40" w:type="dxa"/>
-              <w:right w:w="60" w:type="dxa"/>
-            </w:tcMar>
-          </w:tcPr>
-          <w:p>
-            <w:pPr>
-              <w:spacing w:before="0" w:after="0" w:line="276" w:lineRule="auto"/>
-              <w:jc w:val="left"/>
-            </w:pPr>
-            <w:r/>
-            <w:r>
-              <w:rPr>
-                <w:rFonts w:ascii="PingFang TC" w:hAnsi="PingFang TC" w:eastAsia="PingFang TC" w:cs="PingFang TC"/>
-                <w:b w:val="0"/>
-                <w:color w:val="3A3228"/>
-                <w:sz w:val="20"/>
-              </w:rPr>
-              <w:t>#8C5A3C</w:t>
-            </w:r>
-          </w:p>
-        </w:tc>
-        <w:tc>
-          <w:tcPr>
-            <w:tcW w:type="dxa" w:w="5216"/>
-            <w:shd w:val="clear" w:color="auto" w:fill="FBF7EE"/>
-            <w:tcBorders>
-              <w:top w:val="single" w:sz="4" w:space="0" w:color="D9CBB6"/>
-              <w:left w:val="single" w:sz="4" w:space="0" w:color="D9CBB6"/>
-              <w:bottom w:val="single" w:sz="4" w:space="0" w:color="D9CBB6"/>
-              <w:right w:val="single" w:sz="4" w:space="0" w:color="D9CBB6"/>
-            </w:tcBorders>
-            <w:tcMar>
-              <w:top w:w="40" w:type="dxa"/>
-              <w:left w:w="60" w:type="dxa"/>
-              <w:bottom w:w="40" w:type="dxa"/>
-              <w:right w:w="60" w:type="dxa"/>
-            </w:tcMar>
-          </w:tcPr>
-          <w:p>
-            <w:pPr>
-              <w:spacing w:before="0" w:after="0" w:line="276" w:lineRule="auto"/>
-              <w:jc w:val="left"/>
-            </w:pPr>
-            <w:r/>
-            <w:r>
-              <w:rPr>
-                <w:rFonts w:ascii="PingFang TC" w:hAnsi="PingFang TC" w:eastAsia="PingFang TC" w:cs="PingFang TC"/>
-                <w:b w:val="0"/>
-                <w:color w:val="3A3228"/>
-                <w:sz w:val="20"/>
-              </w:rPr>
-              <w:t>秦宮木構</w:t>
-            </w:r>
-          </w:p>
-        </w:tc>
-      </w:tr>
-      <w:tr>
-        <w:trPr>
-          <w:cantSplit/>
-        </w:trPr>
-        <w:tc>
-          <w:tcPr>
-            <w:tcW w:type="dxa" w:w="2268"/>
-            <w:shd w:val="clear" w:color="auto" w:fill="FFFFFF"/>
-            <w:tcBorders>
-              <w:top w:val="single" w:sz="4" w:space="0" w:color="D9CBB6"/>
-              <w:left w:val="single" w:sz="4" w:space="0" w:color="D9CBB6"/>
-              <w:bottom w:val="single" w:sz="4" w:space="0" w:color="D9CBB6"/>
-              <w:right w:val="single" w:sz="4" w:space="0" w:color="D9CBB6"/>
-            </w:tcBorders>
-            <w:tcMar>
-              <w:top w:w="40" w:type="dxa"/>
-              <w:left w:w="60" w:type="dxa"/>
-              <w:bottom w:w="40" w:type="dxa"/>
-              <w:right w:w="60" w:type="dxa"/>
-            </w:tcMar>
-          </w:tcPr>
-          <w:p>
-            <w:pPr>
-              <w:spacing w:before="0" w:after="0" w:line="276" w:lineRule="auto"/>
-              <w:jc w:val="left"/>
-            </w:pPr>
-            <w:r/>
-            <w:r>
-              <w:rPr>
-                <w:rFonts w:ascii="PingFang TC" w:hAnsi="PingFang TC" w:eastAsia="PingFang TC" w:cs="PingFang TC"/>
-                <w:b w:val="0"/>
-                <w:color w:val="3A3228"/>
-                <w:sz w:val="20"/>
-              </w:rPr>
-              <w:t>朱砂</w:t>
+              <w:t>朱砂邊</w:t>
             </w:r>
           </w:p>
         </w:tc>
@@ -8723,7 +9379,328 @@
                 <w:color w:val="3A3228"/>
                 <w:sz w:val="20"/>
               </w:rPr>
-              <w:t>只作點綴，不鋪滿</w:t>
+              <w:t>選中、關鍵道具</w:t>
+            </w:r>
+          </w:p>
+        </w:tc>
+      </w:tr>
+      <w:tr>
+        <w:trPr>
+          <w:cantSplit/>
+        </w:trPr>
+        <w:tc>
+          <w:tcPr>
+            <w:tcW w:type="dxa" w:w="2268"/>
+            <w:shd w:val="clear" w:color="auto" w:fill="FBF7EE"/>
+            <w:tcBorders>
+              <w:top w:val="single" w:sz="4" w:space="0" w:color="D9CBB6"/>
+              <w:left w:val="single" w:sz="4" w:space="0" w:color="D9CBB6"/>
+              <w:bottom w:val="single" w:sz="4" w:space="0" w:color="D9CBB6"/>
+              <w:right w:val="single" w:sz="4" w:space="0" w:color="D9CBB6"/>
+            </w:tcBorders>
+            <w:tcMar>
+              <w:top w:w="40" w:type="dxa"/>
+              <w:left w:w="60" w:type="dxa"/>
+              <w:bottom w:w="40" w:type="dxa"/>
+              <w:right w:w="60" w:type="dxa"/>
+            </w:tcMar>
+          </w:tcPr>
+          <w:p>
+            <w:pPr>
+              <w:spacing w:before="0" w:after="0" w:line="276" w:lineRule="auto"/>
+              <w:jc w:val="left"/>
+            </w:pPr>
+            <w:r/>
+            <w:r>
+              <w:rPr>
+                <w:rFonts w:ascii="PingFang TC" w:hAnsi="PingFang TC" w:eastAsia="PingFang TC" w:cs="PingFang TC"/>
+                <w:b w:val="0"/>
+                <w:color w:val="3A3228"/>
+                <w:sz w:val="20"/>
+              </w:rPr>
+              <w:t>銅綠</w:t>
+            </w:r>
+          </w:p>
+        </w:tc>
+        <w:tc>
+          <w:tcPr>
+            <w:tcW w:type="dxa" w:w="2268"/>
+            <w:shd w:val="clear" w:color="auto" w:fill="FBF7EE"/>
+            <w:tcBorders>
+              <w:top w:val="single" w:sz="4" w:space="0" w:color="D9CBB6"/>
+              <w:left w:val="single" w:sz="4" w:space="0" w:color="D9CBB6"/>
+              <w:bottom w:val="single" w:sz="4" w:space="0" w:color="D9CBB6"/>
+              <w:right w:val="single" w:sz="4" w:space="0" w:color="D9CBB6"/>
+            </w:tcBorders>
+            <w:tcMar>
+              <w:top w:w="40" w:type="dxa"/>
+              <w:left w:w="60" w:type="dxa"/>
+              <w:bottom w:w="40" w:type="dxa"/>
+              <w:right w:w="60" w:type="dxa"/>
+            </w:tcMar>
+          </w:tcPr>
+          <w:p>
+            <w:pPr>
+              <w:spacing w:before="0" w:after="0" w:line="276" w:lineRule="auto"/>
+              <w:jc w:val="left"/>
+            </w:pPr>
+            <w:r/>
+            <w:r>
+              <w:rPr>
+                <w:rFonts w:ascii="PingFang TC" w:hAnsi="PingFang TC" w:eastAsia="PingFang TC" w:cs="PingFang TC"/>
+                <w:b w:val="0"/>
+                <w:color w:val="3A3228"/>
+                <w:sz w:val="20"/>
+              </w:rPr>
+              <w:t>#3F6F64</w:t>
+            </w:r>
+          </w:p>
+        </w:tc>
+        <w:tc>
+          <w:tcPr>
+            <w:tcW w:type="dxa" w:w="5216"/>
+            <w:shd w:val="clear" w:color="auto" w:fill="FBF7EE"/>
+            <w:tcBorders>
+              <w:top w:val="single" w:sz="4" w:space="0" w:color="D9CBB6"/>
+              <w:left w:val="single" w:sz="4" w:space="0" w:color="D9CBB6"/>
+              <w:bottom w:val="single" w:sz="4" w:space="0" w:color="D9CBB6"/>
+              <w:right w:val="single" w:sz="4" w:space="0" w:color="D9CBB6"/>
+            </w:tcBorders>
+            <w:tcMar>
+              <w:top w:w="40" w:type="dxa"/>
+              <w:left w:w="60" w:type="dxa"/>
+              <w:bottom w:w="40" w:type="dxa"/>
+              <w:right w:w="60" w:type="dxa"/>
+            </w:tcMar>
+          </w:tcPr>
+          <w:p>
+            <w:pPr>
+              <w:spacing w:before="0" w:after="0" w:line="276" w:lineRule="auto"/>
+              <w:jc w:val="left"/>
+            </w:pPr>
+            <w:r/>
+            <w:r>
+              <w:rPr>
+                <w:rFonts w:ascii="PingFang TC" w:hAnsi="PingFang TC" w:eastAsia="PingFang TC" w:cs="PingFang TC"/>
+                <w:b w:val="0"/>
+                <w:color w:val="3A3228"/>
+                <w:sz w:val="20"/>
+              </w:rPr>
+              <w:t>信物、地圖</w:t>
+            </w:r>
+          </w:p>
+        </w:tc>
+      </w:tr>
+      <w:tr>
+        <w:trPr>
+          <w:cantSplit/>
+        </w:trPr>
+        <w:tc>
+          <w:tcPr>
+            <w:tcW w:type="dxa" w:w="2268"/>
+            <w:shd w:val="clear" w:color="auto" w:fill="FFFFFF"/>
+            <w:tcBorders>
+              <w:top w:val="single" w:sz="4" w:space="0" w:color="D9CBB6"/>
+              <w:left w:val="single" w:sz="4" w:space="0" w:color="D9CBB6"/>
+              <w:bottom w:val="single" w:sz="4" w:space="0" w:color="D9CBB6"/>
+              <w:right w:val="single" w:sz="4" w:space="0" w:color="D9CBB6"/>
+            </w:tcBorders>
+            <w:tcMar>
+              <w:top w:w="40" w:type="dxa"/>
+              <w:left w:w="60" w:type="dxa"/>
+              <w:bottom w:w="40" w:type="dxa"/>
+              <w:right w:w="60" w:type="dxa"/>
+            </w:tcMar>
+          </w:tcPr>
+          <w:p>
+            <w:pPr>
+              <w:spacing w:before="0" w:after="0" w:line="276" w:lineRule="auto"/>
+              <w:jc w:val="left"/>
+            </w:pPr>
+            <w:r/>
+            <w:r>
+              <w:rPr>
+                <w:rFonts w:ascii="PingFang TC" w:hAnsi="PingFang TC" w:eastAsia="PingFang TC" w:cs="PingFang TC"/>
+                <w:b w:val="0"/>
+                <w:color w:val="3A3228"/>
+                <w:sz w:val="20"/>
+              </w:rPr>
+              <w:t>燈暖</w:t>
+            </w:r>
+          </w:p>
+        </w:tc>
+        <w:tc>
+          <w:tcPr>
+            <w:tcW w:type="dxa" w:w="2268"/>
+            <w:shd w:val="clear" w:color="auto" w:fill="FFFFFF"/>
+            <w:tcBorders>
+              <w:top w:val="single" w:sz="4" w:space="0" w:color="D9CBB6"/>
+              <w:left w:val="single" w:sz="4" w:space="0" w:color="D9CBB6"/>
+              <w:bottom w:val="single" w:sz="4" w:space="0" w:color="D9CBB6"/>
+              <w:right w:val="single" w:sz="4" w:space="0" w:color="D9CBB6"/>
+            </w:tcBorders>
+            <w:tcMar>
+              <w:top w:w="40" w:type="dxa"/>
+              <w:left w:w="60" w:type="dxa"/>
+              <w:bottom w:w="40" w:type="dxa"/>
+              <w:right w:w="60" w:type="dxa"/>
+            </w:tcMar>
+          </w:tcPr>
+          <w:p>
+            <w:pPr>
+              <w:spacing w:before="0" w:after="0" w:line="276" w:lineRule="auto"/>
+              <w:jc w:val="left"/>
+            </w:pPr>
+            <w:r/>
+            <w:r>
+              <w:rPr>
+                <w:rFonts w:ascii="PingFang TC" w:hAnsi="PingFang TC" w:eastAsia="PingFang TC" w:cs="PingFang TC"/>
+                <w:b w:val="0"/>
+                <w:color w:val="3A3228"/>
+                <w:sz w:val="20"/>
+              </w:rPr>
+              <w:t>#E8C99A</w:t>
+            </w:r>
+          </w:p>
+        </w:tc>
+        <w:tc>
+          <w:tcPr>
+            <w:tcW w:type="dxa" w:w="5216"/>
+            <w:shd w:val="clear" w:color="auto" w:fill="FFFFFF"/>
+            <w:tcBorders>
+              <w:top w:val="single" w:sz="4" w:space="0" w:color="D9CBB6"/>
+              <w:left w:val="single" w:sz="4" w:space="0" w:color="D9CBB6"/>
+              <w:bottom w:val="single" w:sz="4" w:space="0" w:color="D9CBB6"/>
+              <w:right w:val="single" w:sz="4" w:space="0" w:color="D9CBB6"/>
+            </w:tcBorders>
+            <w:tcMar>
+              <w:top w:w="40" w:type="dxa"/>
+              <w:left w:w="60" w:type="dxa"/>
+              <w:bottom w:w="40" w:type="dxa"/>
+              <w:right w:w="60" w:type="dxa"/>
+            </w:tcMar>
+          </w:tcPr>
+          <w:p>
+            <w:pPr>
+              <w:spacing w:before="0" w:after="0" w:line="276" w:lineRule="auto"/>
+              <w:jc w:val="left"/>
+            </w:pPr>
+            <w:r/>
+            <w:r>
+              <w:rPr>
+                <w:rFonts w:ascii="PingFang TC" w:hAnsi="PingFang TC" w:eastAsia="PingFang TC" w:cs="PingFang TC"/>
+                <w:b w:val="0"/>
+                <w:color w:val="3A3228"/>
+                <w:sz w:val="20"/>
+              </w:rPr>
+              <w:t>店鋪光源</w:t>
+            </w:r>
+          </w:p>
+        </w:tc>
+      </w:tr>
+      <w:tr>
+        <w:trPr>
+          <w:cantSplit/>
+        </w:trPr>
+        <w:tc>
+          <w:tcPr>
+            <w:tcW w:type="dxa" w:w="2268"/>
+            <w:shd w:val="clear" w:color="auto" w:fill="FBF7EE"/>
+            <w:tcBorders>
+              <w:top w:val="single" w:sz="4" w:space="0" w:color="D9CBB6"/>
+              <w:left w:val="single" w:sz="4" w:space="0" w:color="D9CBB6"/>
+              <w:bottom w:val="single" w:sz="4" w:space="0" w:color="D9CBB6"/>
+              <w:right w:val="single" w:sz="4" w:space="0" w:color="D9CBB6"/>
+            </w:tcBorders>
+            <w:tcMar>
+              <w:top w:w="40" w:type="dxa"/>
+              <w:left w:w="60" w:type="dxa"/>
+              <w:bottom w:w="40" w:type="dxa"/>
+              <w:right w:w="60" w:type="dxa"/>
+            </w:tcMar>
+          </w:tcPr>
+          <w:p>
+            <w:pPr>
+              <w:spacing w:before="0" w:after="0" w:line="276" w:lineRule="auto"/>
+              <w:jc w:val="left"/>
+            </w:pPr>
+            <w:r/>
+            <w:r>
+              <w:rPr>
+                <w:rFonts w:ascii="PingFang TC" w:hAnsi="PingFang TC" w:eastAsia="PingFang TC" w:cs="PingFang TC"/>
+                <w:b w:val="0"/>
+                <w:color w:val="3A3228"/>
+                <w:sz w:val="20"/>
+              </w:rPr>
+              <w:t>墨底</w:t>
+            </w:r>
+          </w:p>
+        </w:tc>
+        <w:tc>
+          <w:tcPr>
+            <w:tcW w:type="dxa" w:w="2268"/>
+            <w:shd w:val="clear" w:color="auto" w:fill="FBF7EE"/>
+            <w:tcBorders>
+              <w:top w:val="single" w:sz="4" w:space="0" w:color="D9CBB6"/>
+              <w:left w:val="single" w:sz="4" w:space="0" w:color="D9CBB6"/>
+              <w:bottom w:val="single" w:sz="4" w:space="0" w:color="D9CBB6"/>
+              <w:right w:val="single" w:sz="4" w:space="0" w:color="D9CBB6"/>
+            </w:tcBorders>
+            <w:tcMar>
+              <w:top w:w="40" w:type="dxa"/>
+              <w:left w:w="60" w:type="dxa"/>
+              <w:bottom w:w="40" w:type="dxa"/>
+              <w:right w:w="60" w:type="dxa"/>
+            </w:tcMar>
+          </w:tcPr>
+          <w:p>
+            <w:pPr>
+              <w:spacing w:before="0" w:after="0" w:line="276" w:lineRule="auto"/>
+              <w:jc w:val="left"/>
+            </w:pPr>
+            <w:r/>
+            <w:r>
+              <w:rPr>
+                <w:rFonts w:ascii="PingFang TC" w:hAnsi="PingFang TC" w:eastAsia="PingFang TC" w:cs="PingFang TC"/>
+                <w:b w:val="0"/>
+                <w:color w:val="3A3228"/>
+                <w:sz w:val="20"/>
+              </w:rPr>
+              <w:t>#161410</w:t>
+            </w:r>
+          </w:p>
+        </w:tc>
+        <w:tc>
+          <w:tcPr>
+            <w:tcW w:type="dxa" w:w="5216"/>
+            <w:shd w:val="clear" w:color="auto" w:fill="FBF7EE"/>
+            <w:tcBorders>
+              <w:top w:val="single" w:sz="4" w:space="0" w:color="D9CBB6"/>
+              <w:left w:val="single" w:sz="4" w:space="0" w:color="D9CBB6"/>
+              <w:bottom w:val="single" w:sz="4" w:space="0" w:color="D9CBB6"/>
+              <w:right w:val="single" w:sz="4" w:space="0" w:color="D9CBB6"/>
+            </w:tcBorders>
+            <w:tcMar>
+              <w:top w:w="40" w:type="dxa"/>
+              <w:left w:w="60" w:type="dxa"/>
+              <w:bottom w:w="40" w:type="dxa"/>
+              <w:right w:w="60" w:type="dxa"/>
+            </w:tcMar>
+          </w:tcPr>
+          <w:p>
+            <w:pPr>
+              <w:spacing w:before="0" w:after="0" w:line="276" w:lineRule="auto"/>
+              <w:jc w:val="left"/>
+            </w:pPr>
+            <w:r/>
+            <w:r>
+              <w:rPr>
+                <w:rFonts w:ascii="PingFang TC" w:hAnsi="PingFang TC" w:eastAsia="PingFang TC" w:cs="PingFang TC"/>
+                <w:b w:val="0"/>
+                <w:color w:val="3A3228"/>
+                <w:sz w:val="20"/>
+              </w:rPr>
+              <w:t>卡面底，不用純黑死黑</w:t>
             </w:r>
           </w:p>
         </w:tc>
@@ -8755,7 +9732,7 @@
           <w:color w:val="3A3228"/>
           <w:sz w:val="18"/>
         </w:rPr>
-        <w:t>Chinese educational game asset. Late Warring States, Jing Ke story. Hand-inked woodblock line plus light wash, Tiangong Kaiwu print language, paper beige #F3E6C9, ink #3C382F, 40% empty paper, low horizon, no anime, no xianxia, no blood, no gore, no modern objects, no text.</w:t>
+        <w:t>Educational history game asset, late Warring States China, Jing Ke. Painted 1990s JRPG illustration, exaggerated heroic proportions, gold inventory frames, dark blue cloak, vermillion and bronze accents, clear readable weapon icons, no SVG, no vector flat icons, no firearms, no rifles, no blood, no gore, no modern objects, no readable text, no watermark.</w:t>
       </w:r>
     </w:p>
     <w:p>
@@ -8770,21 +9747,7 @@
           <w:color w:val="6B3A2E"/>
           <w:sz w:val="36"/>
         </w:rPr>
-        <w:t>八、開場逐秒分鏡</w:t>
-      </w:r>
-    </w:p>
-    <w:p>
-      <w:pPr>
-        <w:spacing w:after="160" w:line="324" w:lineRule="auto"/>
-      </w:pPr>
-      <w:r>
-        <w:rPr>
-          <w:rFonts w:ascii="PingFang TC" w:hAnsi="PingFang TC" w:eastAsia="PingFang TC" w:cs="PingFang TC"/>
-          <w:b w:val="0"/>
-          <w:color w:val="3A3228"/>
-          <w:sz w:val="20"/>
-        </w:rPr>
-        <w:t>對應影片「分鏡 v2（逐秒）」。後續每章都要有同樣格式的 4–6 行，禁止只說「做漂亮一點」。</w:t>
+        <w:t>十、開場逐秒分鏡（進兵器庫）</w:t>
       </w:r>
     </w:p>
     <w:tbl>
@@ -8901,7 +9864,7 @@
                 <w:color w:val="6B3A2E"/>
                 <w:sz w:val="20"/>
               </w:rPr>
-              <w:t>交互／聲音</w:t>
+              <w:t>交互</w:t>
             </w:r>
           </w:p>
         </w:tc>
@@ -8940,7 +9903,7 @@
                 <w:color w:val="3A3228"/>
                 <w:sz w:val="20"/>
               </w:rPr>
-              <w:t>0.0–1.0s</w:t>
+              <w:t>0.0–1.2s</w:t>
             </w:r>
           </w:p>
         </w:tc>
@@ -8974,7 +9937,7 @@
                 <w:color w:val="3A3228"/>
                 <w:sz w:val="20"/>
               </w:rPr>
-              <w:t>純寬景：易水、蘆葦、低地平線，無 UI</w:t>
+              <w:t>兵器庫寬景生圖：貨架未亮</w:t>
             </w:r>
           </w:p>
         </w:tc>
@@ -9008,7 +9971,7 @@
                 <w:color w:val="3A3228"/>
                 <w:sz w:val="20"/>
               </w:rPr>
-              <w:t>靜，風動蘆葦循環</w:t>
+              <w:t>不可點</w:t>
             </w:r>
           </w:p>
         </w:tc>
@@ -9047,7 +10010,7 @@
                 <w:color w:val="3A3228"/>
                 <w:sz w:val="20"/>
               </w:rPr>
-              <w:t>1.0–2.2s</w:t>
+              <w:t>1.2–3.0s</w:t>
             </w:r>
           </w:p>
         </w:tc>
@@ -9081,7 +10044,7 @@
                 <w:color w:val="3A3228"/>
                 <w:sz w:val="20"/>
               </w:rPr>
-              <w:t>白衣冠一行自左側入畫，荊軻玄衣立於岸</w:t>
+              <w:t>六張兵器卡由左至右依次亮起（皆為生圖）</w:t>
             </w:r>
           </w:p>
         </w:tc>
@@ -9115,7 +10078,7 @@
                 <w:color w:val="3A3228"/>
                 <w:sz w:val="20"/>
               </w:rPr>
-              <w:t>慢推 8%</w:t>
+              <w:t>仍不可點，建立「有很多選擇」</w:t>
             </w:r>
           </w:p>
         </w:tc>
@@ -9154,7 +10117,7 @@
                 <w:color w:val="3A3228"/>
                 <w:sz w:val="20"/>
               </w:rPr>
-              <w:t>2.2–3.4s</w:t>
+              <w:t>3.0–4.0s</w:t>
             </w:r>
           </w:p>
         </w:tc>
@@ -9188,7 +10151,7 @@
                 <w:color w:val="3A3228"/>
                 <w:sz w:val="20"/>
               </w:rPr>
-              <w:t>高漸離席地擊筑，墨點落下成聲紋</w:t>
+              <w:t>荊軻立繪側立，店主抬手</w:t>
             </w:r>
           </w:p>
         </w:tc>
@@ -9222,7 +10185,7 @@
                 <w:color w:val="3A3228"/>
                 <w:sz w:val="20"/>
               </w:rPr>
-              <w:t>筑聲起，音量低</w:t>
+              <w:t>低語：挑一件能活著走到殿上的</w:t>
             </w:r>
           </w:p>
         </w:tc>
@@ -9261,7 +10224,7 @@
                 <w:color w:val="3A3228"/>
                 <w:sz w:val="20"/>
               </w:rPr>
-              <w:t>3.4–4.6s</w:t>
+              <w:t>4.0s 起</w:t>
             </w:r>
           </w:p>
         </w:tc>
@@ -9295,7 +10258,7 @@
                 <w:color w:val="3A3228"/>
                 <w:sz w:val="20"/>
               </w:rPr>
-              <w:t>紙縫留白處浮現「風蕭蕭兮易水寒，壯士一去兮不復還」</w:t>
+              <w:t>六卡可點；點開顯示利／弊，尚未寫史實答案</w:t>
             </w:r>
           </w:p>
         </w:tc>
@@ -9329,328 +10292,7 @@
                 <w:color w:val="3A3228"/>
                 <w:sz w:val="20"/>
               </w:rPr>
-              <w:t>墨字，不搶框</w:t>
-            </w:r>
-          </w:p>
-        </w:tc>
-      </w:tr>
-      <w:tr>
-        <w:trPr>
-          <w:cantSplit/>
-        </w:trPr>
-        <w:tc>
-          <w:tcPr>
-            <w:tcW w:type="dxa" w:w="1701"/>
-            <w:shd w:val="clear" w:color="auto" w:fill="FFFFFF"/>
-            <w:tcBorders>
-              <w:top w:val="single" w:sz="4" w:space="0" w:color="D9CBB6"/>
-              <w:left w:val="single" w:sz="4" w:space="0" w:color="D9CBB6"/>
-              <w:bottom w:val="single" w:sz="4" w:space="0" w:color="D9CBB6"/>
-              <w:right w:val="single" w:sz="4" w:space="0" w:color="D9CBB6"/>
-            </w:tcBorders>
-            <w:tcMar>
-              <w:top w:w="40" w:type="dxa"/>
-              <w:left w:w="60" w:type="dxa"/>
-              <w:bottom w:w="40" w:type="dxa"/>
-              <w:right w:w="60" w:type="dxa"/>
-            </w:tcMar>
-          </w:tcPr>
-          <w:p>
-            <w:pPr>
-              <w:spacing w:before="0" w:after="0" w:line="276" w:lineRule="auto"/>
-              <w:jc w:val="left"/>
-            </w:pPr>
-            <w:r/>
-            <w:r>
-              <w:rPr>
-                <w:rFonts w:ascii="PingFang TC" w:hAnsi="PingFang TC" w:eastAsia="PingFang TC" w:cs="PingFang TC"/>
-                <w:b w:val="0"/>
-                <w:color w:val="3A3228"/>
-                <w:sz w:val="20"/>
-              </w:rPr>
-              <w:t>4.6–5.6s</w:t>
-            </w:r>
-          </w:p>
-        </w:tc>
-        <w:tc>
-          <w:tcPr>
-            <w:tcW w:type="dxa" w:w="4876"/>
-            <w:shd w:val="clear" w:color="auto" w:fill="FFFFFF"/>
-            <w:tcBorders>
-              <w:top w:val="single" w:sz="4" w:space="0" w:color="D9CBB6"/>
-              <w:left w:val="single" w:sz="4" w:space="0" w:color="D9CBB6"/>
-              <w:bottom w:val="single" w:sz="4" w:space="0" w:color="D9CBB6"/>
-              <w:right w:val="single" w:sz="4" w:space="0" w:color="D9CBB6"/>
-            </w:tcBorders>
-            <w:tcMar>
-              <w:top w:w="40" w:type="dxa"/>
-              <w:left w:w="60" w:type="dxa"/>
-              <w:bottom w:w="40" w:type="dxa"/>
-              <w:right w:w="60" w:type="dxa"/>
-            </w:tcMar>
-          </w:tcPr>
-          <w:p>
-            <w:pPr>
-              <w:spacing w:before="0" w:after="0" w:line="276" w:lineRule="auto"/>
-              <w:jc w:val="left"/>
-            </w:pPr>
-            <w:r/>
-            <w:r>
-              <w:rPr>
-                <w:rFonts w:ascii="PingFang TC" w:hAnsi="PingFang TC" w:eastAsia="PingFang TC" w:cs="PingFang TC"/>
-                <w:b w:val="0"/>
-                <w:color w:val="3A3228"/>
-                <w:sz w:val="20"/>
-              </w:rPr>
-              <w:t>字停駐 1 秒</w:t>
-            </w:r>
-          </w:p>
-        </w:tc>
-        <w:tc>
-          <w:tcPr>
-            <w:tcW w:type="dxa" w:w="3175"/>
-            <w:shd w:val="clear" w:color="auto" w:fill="FFFFFF"/>
-            <w:tcBorders>
-              <w:top w:val="single" w:sz="4" w:space="0" w:color="D9CBB6"/>
-              <w:left w:val="single" w:sz="4" w:space="0" w:color="D9CBB6"/>
-              <w:bottom w:val="single" w:sz="4" w:space="0" w:color="D9CBB6"/>
-              <w:right w:val="single" w:sz="4" w:space="0" w:color="D9CBB6"/>
-            </w:tcBorders>
-            <w:tcMar>
-              <w:top w:w="40" w:type="dxa"/>
-              <w:left w:w="60" w:type="dxa"/>
-              <w:bottom w:w="40" w:type="dxa"/>
-              <w:right w:w="60" w:type="dxa"/>
-            </w:tcMar>
-          </w:tcPr>
-          <w:p>
-            <w:pPr>
-              <w:spacing w:before="0" w:after="0" w:line="276" w:lineRule="auto"/>
-              <w:jc w:val="left"/>
-            </w:pPr>
-            <w:r/>
-            <w:r>
-              <w:rPr>
-                <w:rFonts w:ascii="PingFang TC" w:hAnsi="PingFang TC" w:eastAsia="PingFang TC" w:cs="PingFang TC"/>
-                <w:b w:val="0"/>
-                <w:color w:val="3A3228"/>
-                <w:sz w:val="20"/>
-              </w:rPr>
-              <w:t>無新元素</w:t>
-            </w:r>
-          </w:p>
-        </w:tc>
-      </w:tr>
-      <w:tr>
-        <w:trPr>
-          <w:cantSplit/>
-        </w:trPr>
-        <w:tc>
-          <w:tcPr>
-            <w:tcW w:type="dxa" w:w="1701"/>
-            <w:shd w:val="clear" w:color="auto" w:fill="FBF7EE"/>
-            <w:tcBorders>
-              <w:top w:val="single" w:sz="4" w:space="0" w:color="D9CBB6"/>
-              <w:left w:val="single" w:sz="4" w:space="0" w:color="D9CBB6"/>
-              <w:bottom w:val="single" w:sz="4" w:space="0" w:color="D9CBB6"/>
-              <w:right w:val="single" w:sz="4" w:space="0" w:color="D9CBB6"/>
-            </w:tcBorders>
-            <w:tcMar>
-              <w:top w:w="40" w:type="dxa"/>
-              <w:left w:w="60" w:type="dxa"/>
-              <w:bottom w:w="40" w:type="dxa"/>
-              <w:right w:w="60" w:type="dxa"/>
-            </w:tcMar>
-          </w:tcPr>
-          <w:p>
-            <w:pPr>
-              <w:spacing w:before="0" w:after="0" w:line="276" w:lineRule="auto"/>
-              <w:jc w:val="left"/>
-            </w:pPr>
-            <w:r/>
-            <w:r>
-              <w:rPr>
-                <w:rFonts w:ascii="PingFang TC" w:hAnsi="PingFang TC" w:eastAsia="PingFang TC" w:cs="PingFang TC"/>
-                <w:b w:val="0"/>
-                <w:color w:val="3A3228"/>
-                <w:sz w:val="20"/>
-              </w:rPr>
-              <w:t>5.6–6.4s</w:t>
-            </w:r>
-          </w:p>
-        </w:tc>
-        <w:tc>
-          <w:tcPr>
-            <w:tcW w:type="dxa" w:w="4876"/>
-            <w:shd w:val="clear" w:color="auto" w:fill="FBF7EE"/>
-            <w:tcBorders>
-              <w:top w:val="single" w:sz="4" w:space="0" w:color="D9CBB6"/>
-              <w:left w:val="single" w:sz="4" w:space="0" w:color="D9CBB6"/>
-              <w:bottom w:val="single" w:sz="4" w:space="0" w:color="D9CBB6"/>
-              <w:right w:val="single" w:sz="4" w:space="0" w:color="D9CBB6"/>
-            </w:tcBorders>
-            <w:tcMar>
-              <w:top w:w="40" w:type="dxa"/>
-              <w:left w:w="60" w:type="dxa"/>
-              <w:bottom w:w="40" w:type="dxa"/>
-              <w:right w:w="60" w:type="dxa"/>
-            </w:tcMar>
-          </w:tcPr>
-          <w:p>
-            <w:pPr>
-              <w:spacing w:before="0" w:after="0" w:line="276" w:lineRule="auto"/>
-              <w:jc w:val="left"/>
-            </w:pPr>
-            <w:r/>
-            <w:r>
-              <w:rPr>
-                <w:rFonts w:ascii="PingFang TC" w:hAnsi="PingFang TC" w:eastAsia="PingFang TC" w:cs="PingFang TC"/>
-                <w:b w:val="0"/>
-                <w:color w:val="3A3228"/>
-                <w:sz w:val="20"/>
-              </w:rPr>
-              <w:t>字淡出，底部出現「第一章 · 薦士」與主按鈕「隨田光入府」</w:t>
-            </w:r>
-          </w:p>
-        </w:tc>
-        <w:tc>
-          <w:tcPr>
-            <w:tcW w:type="dxa" w:w="3175"/>
-            <w:shd w:val="clear" w:color="auto" w:fill="FBF7EE"/>
-            <w:tcBorders>
-              <w:top w:val="single" w:sz="4" w:space="0" w:color="D9CBB6"/>
-              <w:left w:val="single" w:sz="4" w:space="0" w:color="D9CBB6"/>
-              <w:bottom w:val="single" w:sz="4" w:space="0" w:color="D9CBB6"/>
-              <w:right w:val="single" w:sz="4" w:space="0" w:color="D9CBB6"/>
-            </w:tcBorders>
-            <w:tcMar>
-              <w:top w:w="40" w:type="dxa"/>
-              <w:left w:w="60" w:type="dxa"/>
-              <w:bottom w:w="40" w:type="dxa"/>
-              <w:right w:w="60" w:type="dxa"/>
-            </w:tcMar>
-          </w:tcPr>
-          <w:p>
-            <w:pPr>
-              <w:spacing w:before="0" w:after="0" w:line="276" w:lineRule="auto"/>
-              <w:jc w:val="left"/>
-            </w:pPr>
-            <w:r/>
-            <w:r>
-              <w:rPr>
-                <w:rFonts w:ascii="PingFang TC" w:hAnsi="PingFang TC" w:eastAsia="PingFang TC" w:cs="PingFang TC"/>
-                <w:b w:val="0"/>
-                <w:color w:val="3A3228"/>
-                <w:sz w:val="20"/>
-              </w:rPr>
-              <w:t>主鈕實心；「重看課文」為小字</w:t>
-            </w:r>
-          </w:p>
-        </w:tc>
-      </w:tr>
-      <w:tr>
-        <w:trPr>
-          <w:cantSplit/>
-        </w:trPr>
-        <w:tc>
-          <w:tcPr>
-            <w:tcW w:type="dxa" w:w="1701"/>
-            <w:shd w:val="clear" w:color="auto" w:fill="FFFFFF"/>
-            <w:tcBorders>
-              <w:top w:val="single" w:sz="4" w:space="0" w:color="D9CBB6"/>
-              <w:left w:val="single" w:sz="4" w:space="0" w:color="D9CBB6"/>
-              <w:bottom w:val="single" w:sz="4" w:space="0" w:color="D9CBB6"/>
-              <w:right w:val="single" w:sz="4" w:space="0" w:color="D9CBB6"/>
-            </w:tcBorders>
-            <w:tcMar>
-              <w:top w:w="40" w:type="dxa"/>
-              <w:left w:w="60" w:type="dxa"/>
-              <w:bottom w:w="40" w:type="dxa"/>
-              <w:right w:w="60" w:type="dxa"/>
-            </w:tcMar>
-          </w:tcPr>
-          <w:p>
-            <w:pPr>
-              <w:spacing w:before="0" w:after="0" w:line="276" w:lineRule="auto"/>
-              <w:jc w:val="left"/>
-            </w:pPr>
-            <w:r/>
-            <w:r>
-              <w:rPr>
-                <w:rFonts w:ascii="PingFang TC" w:hAnsi="PingFang TC" w:eastAsia="PingFang TC" w:cs="PingFang TC"/>
-                <w:b w:val="0"/>
-                <w:color w:val="3A3228"/>
-                <w:sz w:val="20"/>
-              </w:rPr>
-              <w:t>6.4s 起</w:t>
-            </w:r>
-          </w:p>
-        </w:tc>
-        <w:tc>
-          <w:tcPr>
-            <w:tcW w:type="dxa" w:w="4876"/>
-            <w:shd w:val="clear" w:color="auto" w:fill="FFFFFF"/>
-            <w:tcBorders>
-              <w:top w:val="single" w:sz="4" w:space="0" w:color="D9CBB6"/>
-              <w:left w:val="single" w:sz="4" w:space="0" w:color="D9CBB6"/>
-              <w:bottom w:val="single" w:sz="4" w:space="0" w:color="D9CBB6"/>
-              <w:right w:val="single" w:sz="4" w:space="0" w:color="D9CBB6"/>
-            </w:tcBorders>
-            <w:tcMar>
-              <w:top w:w="40" w:type="dxa"/>
-              <w:left w:w="60" w:type="dxa"/>
-              <w:bottom w:w="40" w:type="dxa"/>
-              <w:right w:w="60" w:type="dxa"/>
-            </w:tcMar>
-          </w:tcPr>
-          <w:p>
-            <w:pPr>
-              <w:spacing w:before="0" w:after="0" w:line="276" w:lineRule="auto"/>
-              <w:jc w:val="left"/>
-            </w:pPr>
-            <w:r/>
-            <w:r>
-              <w:rPr>
-                <w:rFonts w:ascii="PingFang TC" w:hAnsi="PingFang TC" w:eastAsia="PingFang TC" w:cs="PingFang TC"/>
-                <w:b w:val="0"/>
-                <w:color w:val="3A3228"/>
-                <w:sz w:val="20"/>
-              </w:rPr>
-              <w:t>可操作。誤觸重開不存在於這一屏</w:t>
-            </w:r>
-          </w:p>
-        </w:tc>
-        <w:tc>
-          <w:tcPr>
-            <w:tcW w:type="dxa" w:w="3175"/>
-            <w:shd w:val="clear" w:color="auto" w:fill="FFFFFF"/>
-            <w:tcBorders>
-              <w:top w:val="single" w:sz="4" w:space="0" w:color="D9CBB6"/>
-              <w:left w:val="single" w:sz="4" w:space="0" w:color="D9CBB6"/>
-              <w:bottom w:val="single" w:sz="4" w:space="0" w:color="D9CBB6"/>
-              <w:right w:val="single" w:sz="4" w:space="0" w:color="D9CBB6"/>
-            </w:tcBorders>
-            <w:tcMar>
-              <w:top w:w="40" w:type="dxa"/>
-              <w:left w:w="60" w:type="dxa"/>
-              <w:bottom w:w="40" w:type="dxa"/>
-              <w:right w:w="60" w:type="dxa"/>
-            </w:tcMar>
-          </w:tcPr>
-          <w:p>
-            <w:pPr>
-              <w:spacing w:before="0" w:after="0" w:line="276" w:lineRule="auto"/>
-              <w:jc w:val="left"/>
-            </w:pPr>
-            <w:r/>
-            <w:r>
-              <w:rPr>
-                <w:rFonts w:ascii="PingFang TC" w:hAnsi="PingFang TC" w:eastAsia="PingFang TC" w:cs="PingFang TC"/>
-                <w:b w:val="0"/>
-                <w:color w:val="3A3228"/>
-                <w:sz w:val="20"/>
-              </w:rPr>
-              <w:t>進入章節狀態機</w:t>
+              <w:t>主鈕「放進行囊」；次鈕「先不買，去別家店」</w:t>
             </w:r>
           </w:p>
         </w:tc>
@@ -9669,21 +10311,7 @@
           <w:color w:val="6B3A2E"/>
           <w:sz w:val="36"/>
         </w:rPr>
-        <w:t>九、關鍵交互邏輯</w:t>
-      </w:r>
-    </w:p>
-    <w:p>
-      <w:pPr>
-        <w:spacing w:after="160" w:line="324" w:lineRule="auto"/>
-      </w:pPr>
-      <w:r>
-        <w:rPr>
-          <w:rFonts w:ascii="PingFang TC" w:hAnsi="PingFang TC" w:eastAsia="PingFang TC" w:cs="PingFang TC"/>
-          <w:b w:val="0"/>
-          <w:color w:val="3A3228"/>
-          <w:sz w:val="20"/>
-        </w:rPr>
-        <w:t>影片在「回檔＝對賬，不是再賣銀子」裡強調：主操作與毀滅性操作必須分開。本遊戲同樣處理「重來」與「看史料」。已選方案 A。</w:t>
+        <w:t>十一、關鍵交互邏輯</w:t>
       </w:r>
     </w:p>
     <w:tbl>
@@ -9704,7 +10332,7 @@
         </w:trPr>
         <w:tc>
           <w:tcPr>
-            <w:tcW w:type="dxa" w:w="1928"/>
+            <w:tcW w:type="dxa" w:w="2041"/>
             <w:shd w:val="clear" w:color="auto" w:fill="E8D7C0"/>
             <w:tcBorders>
               <w:top w:val="single" w:sz="4" w:space="0" w:color="D9CBB6"/>
@@ -9738,7 +10366,7 @@
         </w:tc>
         <w:tc>
           <w:tcPr>
-            <w:tcW w:type="dxa" w:w="5443"/>
+            <w:tcW w:type="dxa" w:w="5329"/>
             <w:shd w:val="clear" w:color="auto" w:fill="E8D7C0"/>
             <w:tcBorders>
               <w:top w:val="single" w:sz="4" w:space="0" w:color="D9CBB6"/>
@@ -9811,7 +10439,7 @@
         </w:trPr>
         <w:tc>
           <w:tcPr>
-            <w:tcW w:type="dxa" w:w="1928"/>
+            <w:tcW w:type="dxa" w:w="2041"/>
             <w:shd w:val="clear" w:color="auto" w:fill="FFFFFF"/>
             <w:tcBorders>
               <w:top w:val="single" w:sz="4" w:space="0" w:color="D9CBB6"/>
@@ -9839,13 +10467,13 @@
                 <w:color w:val="3A3228"/>
                 <w:sz w:val="20"/>
               </w:rPr>
-              <w:t>A 繼續出使</w:t>
+              <w:t>A 行囊分叉</w:t>
             </w:r>
           </w:p>
         </w:tc>
         <w:tc>
           <w:tcPr>
-            <w:tcW w:type="dxa" w:w="5443"/>
+            <w:tcW w:type="dxa" w:w="5329"/>
             <w:shd w:val="clear" w:color="auto" w:fill="FFFFFF"/>
             <w:tcBorders>
               <w:top w:val="single" w:sz="4" w:space="0" w:color="D9CBB6"/>
@@ -9873,7 +10501,7 @@
                 <w:color w:val="3A3228"/>
                 <w:sz w:val="20"/>
               </w:rPr>
-              <w:t>主按鈕永遠是「往下一章」。選錯只打開史料卡或扣課堂分，史實結局不變。</w:t>
+              <w:t>選什麼就帶什麼。長劍不能在殿上變成匕首。結局由旗標表決定。</w:t>
             </w:r>
           </w:p>
         </w:tc>
@@ -9918,7 +10546,7 @@
         </w:trPr>
         <w:tc>
           <w:tcPr>
-            <w:tcW w:type="dxa" w:w="1928"/>
+            <w:tcW w:type="dxa" w:w="2041"/>
             <w:shd w:val="clear" w:color="auto" w:fill="FBF7EE"/>
             <w:tcBorders>
               <w:top w:val="single" w:sz="4" w:space="0" w:color="D9CBB6"/>
@@ -9946,13 +10574,13 @@
                 <w:color w:val="3A3228"/>
                 <w:sz w:val="20"/>
               </w:rPr>
-              <w:t>B 改史分支</w:t>
+              <w:t>B 只改分數、結局不變</w:t>
             </w:r>
           </w:p>
         </w:tc>
         <w:tc>
           <w:tcPr>
-            <w:tcW w:type="dxa" w:w="5443"/>
+            <w:tcW w:type="dxa" w:w="5329"/>
             <w:shd w:val="clear" w:color="auto" w:fill="FBF7EE"/>
             <w:tcBorders>
               <w:top w:val="single" w:sz="4" w:space="0" w:color="D9CBB6"/>
@@ -9980,7 +10608,7 @@
                 <w:color w:val="3A3228"/>
                 <w:sz w:val="20"/>
               </w:rPr>
-              <w:t>讓荊軻刺中秦王。有戲劇性，但破壞課綱與考據邊界。</w:t>
+              <w:t>怎麼選都圖窮匕見。互動是假的。</w:t>
             </w:r>
           </w:p>
         </w:tc>
@@ -10025,7 +10653,7 @@
         </w:trPr>
         <w:tc>
           <w:tcPr>
-            <w:tcW w:type="dxa" w:w="1928"/>
+            <w:tcW w:type="dxa" w:w="2041"/>
             <w:shd w:val="clear" w:color="auto" w:fill="FFFFFF"/>
             <w:tcBorders>
               <w:top w:val="single" w:sz="4" w:space="0" w:color="D9CBB6"/>
@@ -10053,13 +10681,13 @@
                 <w:color w:val="3A3228"/>
                 <w:sz w:val="20"/>
               </w:rPr>
-              <w:t>C 一鍵清空</w:t>
+              <w:t>C 主畫面「重開」</w:t>
             </w:r>
           </w:p>
         </w:tc>
         <w:tc>
           <w:tcPr>
-            <w:tcW w:type="dxa" w:w="5443"/>
+            <w:tcW w:type="dxa" w:w="5329"/>
             <w:shd w:val="clear" w:color="auto" w:fill="FFFFFF"/>
             <w:tcBorders>
               <w:top w:val="single" w:sz="4" w:space="0" w:color="D9CBB6"/>
@@ -10087,7 +10715,7 @@
                 <w:color w:val="3A3228"/>
                 <w:sz w:val="20"/>
               </w:rPr>
-              <w:t>主畫面放「重開一局」。容易誤觸，且像把悲劇當遊戲幣重刷。</w:t>
+              <w:t>誤觸會把一堂課的思考清掉。</w:t>
             </w:r>
           </w:p>
         </w:tc>
@@ -10121,7 +10749,7 @@
                 <w:color w:val="3A3228"/>
                 <w:sz w:val="20"/>
               </w:rPr>
-              <w:t>不用；重開放進選單小字＋二次確認</w:t>
+              <w:t>不用；重開放選單＋二次確認</w:t>
             </w:r>
           </w:p>
         </w:tc>
@@ -10140,7 +10768,7 @@
           <w:color w:val="6B3A2E"/>
           <w:sz w:val="36"/>
         </w:rPr>
-        <w:t>十、五種美術風格參考</w:t>
+        <w:t>十二、五種較誇張、不那麼傳統的畫風</w:t>
       </w:r>
     </w:p>
     <w:p>
@@ -10154,7 +10782,7 @@
           <w:color w:val="3A3228"/>
           <w:sz w:val="20"/>
         </w:rPr>
-        <w:t>以下五張皆為課堂安全尺度。方案 1 已鎖定為生產風格；其餘只當扉頁、紋樣或宣傳圖，不混進關卡循環。</w:t>
+        <w:t>同一題材：燕國兵器庫，貨架上有多種可選兵器。刻意離開木刻、工筆、帛畫。方案 D 已鎖定為生產風格，因為最像「有圖可點的商店」。</w:t>
       </w:r>
     </w:p>
     <w:tbl>
@@ -10176,7 +10804,7 @@
         </w:trPr>
         <w:tc>
           <w:tcPr>
-            <w:tcW w:type="dxa" w:w="2154"/>
+            <w:tcW w:type="dxa" w:w="2268"/>
             <w:shd w:val="clear" w:color="auto" w:fill="E8D7C0"/>
             <w:tcBorders>
               <w:top w:val="single" w:sz="4" w:space="0" w:color="D9CBB6"/>
@@ -10278,7 +10906,7 @@
         </w:tc>
         <w:tc>
           <w:tcPr>
-            <w:tcW w:type="dxa" w:w="2835"/>
+            <w:tcW w:type="dxa" w:w="2721"/>
             <w:shd w:val="clear" w:color="auto" w:fill="E8D7C0"/>
             <w:tcBorders>
               <w:top w:val="single" w:sz="4" w:space="0" w:color="D9CBB6"/>
@@ -10317,7 +10945,7 @@
         </w:trPr>
         <w:tc>
           <w:tcPr>
-            <w:tcW w:type="dxa" w:w="2154"/>
+            <w:tcW w:type="dxa" w:w="2268"/>
             <w:shd w:val="clear" w:color="auto" w:fill="FFFFFF"/>
             <w:tcBorders>
               <w:top w:val="single" w:sz="4" w:space="0" w:color="D9CBB6"/>
@@ -10345,7 +10973,7 @@
                 <w:color w:val="3A3228"/>
                 <w:sz w:val="20"/>
               </w:rPr>
-              <w:t>1 木刻線稿＋淡彩</w:t>
+              <w:t>A 新國潮誇張造型</w:t>
             </w:r>
           </w:p>
         </w:tc>
@@ -10379,7 +11007,7 @@
                 <w:color w:val="3A3228"/>
                 <w:sz w:val="20"/>
               </w:rPr>
-              <w:t>已鎖定</w:t>
+              <w:t>章節大場面備用</w:t>
             </w:r>
           </w:p>
         </w:tc>
@@ -10413,13 +11041,13 @@
                 <w:color w:val="3A3228"/>
                 <w:sz w:val="20"/>
               </w:rPr>
-              <w:t>線條清楚、留白多、不血腥、生圖一致性高，最接近影片做法。</w:t>
+              <w:t>披風與光極強，很有遊戲感；暗部太多，商品不夠一目了然。</w:t>
             </w:r>
           </w:p>
         </w:tc>
         <w:tc>
           <w:tcPr>
-            <w:tcW w:type="dxa" w:w="2835"/>
+            <w:tcW w:type="dxa" w:w="2721"/>
             <w:shd w:val="clear" w:color="auto" w:fill="FFFFFF"/>
             <w:tcBorders>
               <w:top w:val="single" w:sz="4" w:space="0" w:color="D9CBB6"/>
@@ -10447,7 +11075,7 @@
                 <w:color w:val="3A3228"/>
                 <w:sz w:val="20"/>
               </w:rPr>
-              <w:t>課堂主視覺、全部角色／場景／UI</w:t>
+              <w:t>易水、殿上寬景，不拿來做商品卡</w:t>
             </w:r>
           </w:p>
         </w:tc>
@@ -10458,7 +11086,7 @@
         </w:trPr>
         <w:tc>
           <w:tcPr>
-            <w:tcW w:type="dxa" w:w="2154"/>
+            <w:tcW w:type="dxa" w:w="2268"/>
             <w:shd w:val="clear" w:color="auto" w:fill="FBF7EE"/>
             <w:tcBorders>
               <w:top w:val="single" w:sz="4" w:space="0" w:color="D9CBB6"/>
@@ -10486,7 +11114,7 @@
                 <w:color w:val="3A3228"/>
                 <w:sz w:val="20"/>
               </w:rPr>
-              <w:t>2 楚帛畫／漆器礦彩</w:t>
+              <w:t>B 黑暗漫畫／Noir</w:t>
             </w:r>
           </w:p>
         </w:tc>
@@ -10520,7 +11148,7 @@
                 <w:color w:val="3A3228"/>
                 <w:sz w:val="20"/>
               </w:rPr>
-              <w:t>備用章封面</w:t>
+              <w:t>結局卡備用</w:t>
             </w:r>
           </w:p>
         </w:tc>
@@ -10554,13 +11182,13 @@
                 <w:color w:val="3A3228"/>
                 <w:sz w:val="20"/>
               </w:rPr>
-              <w:t>儀式感強，但變形大、服裝易漂，不適合作操作介面。</w:t>
+              <w:t>張力夠；易生出火槍等時代錯誤（本張參考圖已出現，故不能當主風格）。</w:t>
             </w:r>
           </w:p>
         </w:tc>
         <w:tc>
           <w:tcPr>
-            <w:tcW w:type="dxa" w:w="2835"/>
+            <w:tcW w:type="dxa" w:w="2721"/>
             <w:shd w:val="clear" w:color="auto" w:fill="FBF7EE"/>
             <w:tcBorders>
               <w:top w:val="single" w:sz="4" w:space="0" w:color="D9CBB6"/>
@@ -10588,7 +11216,7 @@
                 <w:color w:val="3A3228"/>
                 <w:sz w:val="20"/>
               </w:rPr>
-              <w:t>僅「易水」「圖窮」兩張章節扉頁</w:t>
+              <w:t>結局 D、E 的象徵畫面，生圖時必須禁火器</w:t>
             </w:r>
           </w:p>
         </w:tc>
@@ -10599,7 +11227,7 @@
         </w:trPr>
         <w:tc>
           <w:tcPr>
-            <w:tcW w:type="dxa" w:w="2154"/>
+            <w:tcW w:type="dxa" w:w="2268"/>
             <w:shd w:val="clear" w:color="auto" w:fill="FFFFFF"/>
             <w:tcBorders>
               <w:top w:val="single" w:sz="4" w:space="0" w:color="D9CBB6"/>
@@ -10627,7 +11255,7 @@
                 <w:color w:val="3A3228"/>
                 <w:sz w:val="20"/>
               </w:rPr>
-              <w:t>3 漢畫像石拓片</w:t>
+              <w:t>C 黏土定格</w:t>
             </w:r>
           </w:p>
         </w:tc>
@@ -10661,7 +11289,7 @@
                 <w:color w:val="3A3228"/>
                 <w:sz w:val="20"/>
               </w:rPr>
-              <w:t>史料卡點綴</w:t>
+              <w:t>若課堂要更暖</w:t>
             </w:r>
           </w:p>
         </w:tc>
@@ -10695,13 +11323,13 @@
                 <w:color w:val="3A3228"/>
                 <w:sz w:val="20"/>
               </w:rPr>
-              <w:t>博物館感好，但漢代冠服易與戰國考據打架，學生也較難讀表情。</w:t>
+              <w:t>選擇物最清楚，14 歲友善；不夠誇張英雄感。</w:t>
             </w:r>
           </w:p>
         </w:tc>
         <w:tc>
           <w:tcPr>
-            <w:tcW w:type="dxa" w:w="2835"/>
+            <w:tcW w:type="dxa" w:w="2721"/>
             <w:shd w:val="clear" w:color="auto" w:fill="FFFFFF"/>
             <w:tcBorders>
               <w:top w:val="single" w:sz="4" w:space="0" w:color="D9CBB6"/>
@@ -10729,7 +11357,7 @@
                 <w:color w:val="3A3228"/>
                 <w:sz w:val="20"/>
               </w:rPr>
-              <w:t>史料卡背景紋，不用於立繪</w:t>
+              <w:t>可作兵器庫熱區的替代方案</w:t>
             </w:r>
           </w:p>
         </w:tc>
@@ -10740,7 +11368,7 @@
         </w:trPr>
         <w:tc>
           <w:tcPr>
-            <w:tcW w:type="dxa" w:w="2154"/>
+            <w:tcW w:type="dxa" w:w="2268"/>
             <w:shd w:val="clear" w:color="auto" w:fill="FBF7EE"/>
             <w:tcBorders>
               <w:top w:val="single" w:sz="4" w:space="0" w:color="D9CBB6"/>
@@ -10768,7 +11396,7 @@
                 <w:color w:val="3A3228"/>
                 <w:sz w:val="20"/>
               </w:rPr>
-              <w:t>4 教科書連環畫</w:t>
+              <w:t>D 復古 RPG 道具卡</w:t>
             </w:r>
           </w:p>
         </w:tc>
@@ -10802,7 +11430,7 @@
                 <w:color w:val="3A3228"/>
                 <w:sz w:val="20"/>
               </w:rPr>
-              <w:t>備用總風格</w:t>
+              <w:t>已鎖定</w:t>
             </w:r>
           </w:p>
         </w:tc>
@@ -10836,13 +11464,13 @@
                 <w:color w:val="3A3228"/>
                 <w:sz w:val="20"/>
               </w:rPr>
-              <w:t>臉最親切，適合 14 歲；缺點是偏現代插畫，資產一致性略差。</w:t>
+              <w:t>左邊角色、右邊一排可選武器，正是本遊戲要的互動。誇張但不傳統。</w:t>
             </w:r>
           </w:p>
         </w:tc>
         <w:tc>
           <w:tcPr>
-            <w:tcW w:type="dxa" w:w="2835"/>
+            <w:tcW w:type="dxa" w:w="2721"/>
             <w:shd w:val="clear" w:color="auto" w:fill="FBF7EE"/>
             <w:tcBorders>
               <w:top w:val="single" w:sz="4" w:space="0" w:color="D9CBB6"/>
@@ -10870,7 +11498,7 @@
                 <w:color w:val="3A3228"/>
                 <w:sz w:val="20"/>
               </w:rPr>
-              <w:t>若要更暖的臉，立繪可改這套，場景仍用方案 1</w:t>
+              <w:t>全部角色、商店、14 張商品卡、UI</w:t>
             </w:r>
           </w:p>
         </w:tc>
@@ -10881,7 +11509,7 @@
         </w:trPr>
         <w:tc>
           <w:tcPr>
-            <w:tcW w:type="dxa" w:w="2154"/>
+            <w:tcW w:type="dxa" w:w="2268"/>
             <w:shd w:val="clear" w:color="auto" w:fill="FFFFFF"/>
             <w:tcBorders>
               <w:top w:val="single" w:sz="4" w:space="0" w:color="D9CBB6"/>
@@ -10909,7 +11537,7 @@
                 <w:color w:val="3A3228"/>
                 <w:sz w:val="20"/>
               </w:rPr>
-              <w:t>5 工筆重彩宮殿</w:t>
+              <w:t>E 超現實波普拼貼</w:t>
             </w:r>
           </w:p>
         </w:tc>
@@ -10943,7 +11571,7 @@
                 <w:color w:val="3A3228"/>
                 <w:sz w:val="20"/>
               </w:rPr>
-              <w:t>不用作主風格</w:t>
+              <w:t>章節扉頁</w:t>
             </w:r>
           </w:p>
         </w:tc>
@@ -10977,13 +11605,13 @@
                 <w:color w:val="3A3228"/>
                 <w:sz w:val="20"/>
               </w:rPr>
-              <w:t>咸陽宮很有魄力，但細節太多、生成不穩，也不利批次替換。</w:t>
+              <w:t>尺寸誇張，適合「你以為兵器有多大」的思考；不適合作精細選單。</w:t>
             </w:r>
           </w:p>
         </w:tc>
         <w:tc>
           <w:tcPr>
-            <w:tcW w:type="dxa" w:w="2835"/>
+            <w:tcW w:type="dxa" w:w="2721"/>
             <w:shd w:val="clear" w:color="auto" w:fill="FFFFFF"/>
             <w:tcBorders>
               <w:top w:val="single" w:sz="4" w:space="0" w:color="D9CBB6"/>
@@ -11011,7 +11639,7 @@
                 <w:color w:val="3A3228"/>
                 <w:sz w:val="20"/>
               </w:rPr>
-              <w:t>可做一張宣傳圖，不進關卡循環</w:t>
+              <w:t>進店前的一張封面</w:t>
             </w:r>
           </w:p>
         </w:tc>
@@ -11030,7 +11658,7 @@
           <w:color w:val="6B3A2E"/>
           <w:sz w:val="28"/>
         </w:rPr>
-        <w:t>方案 1｜木刻線稿＋淡彩（已鎖定）</w:t>
+        <w:t>方案 A｜新國潮誇張造型</w:t>
       </w:r>
     </w:p>
     <w:p>
@@ -11044,7 +11672,7 @@
           <w:color w:val="3A3228"/>
           <w:sz w:val="20"/>
         </w:rPr>
-        <w:t>易水送別。對標《天工開物》插圖線條：墨線為骨、淡彩為肉、大量留白。作為全部角色、場景與 UI 的生產風格。</w:t>
+        <w:t>黑金朱砂、誇張披風。適合大場面，不適合讓學生快速辨認六件兵器。</w:t>
       </w:r>
     </w:p>
     <w:p>
@@ -11064,7 +11692,7 @@
               <a:graphicData uri="http://schemas.openxmlformats.org/drawingml/2006/picture">
                 <pic:pic>
                   <pic:nvPicPr>
-                    <pic:cNvPr id="0" name="style-1-woodcut-wash.png"/>
+                    <pic:cNvPr id="0" name="style-a-neo-guochao-shop.png"/>
                     <pic:cNvPicPr/>
                   </pic:nvPicPr>
                   <pic:blipFill>
@@ -11099,7 +11727,7 @@
           <w:color w:val="6A5C4E"/>
           <w:sz w:val="18"/>
         </w:rPr>
-        <w:t>方案 1 · 木刻線稿＋淡彩（已鎖定）</w:t>
+        <w:t>方案 A · 新國潮誇張造型</w:t>
       </w:r>
     </w:p>
     <w:p>
@@ -11114,7 +11742,7 @@
           <w:color w:val="6B3A2E"/>
           <w:sz w:val="28"/>
         </w:rPr>
-        <w:t>方案 2｜楚帛畫／漆器礦彩</w:t>
+        <w:t>方案 B｜黑暗漫畫</w:t>
       </w:r>
     </w:p>
     <w:p>
@@ -11128,7 +11756,7 @@
           <w:color w:val="3A3228"/>
           <w:sz w:val="20"/>
         </w:rPr>
-        <w:t>同一送別場面，礦彩、雲氣與鳳鳥紋。儀式感強，只宜做章節扉頁，不宜做操作介面。</w:t>
+        <w:t>光影強、選擇感足。參考圖混入火器，提醒正式生圖必須寫 no firearms。</w:t>
       </w:r>
     </w:p>
     <w:p>
@@ -11148,7 +11776,7 @@
               <a:graphicData uri="http://schemas.openxmlformats.org/drawingml/2006/picture">
                 <pic:pic>
                   <pic:nvPicPr>
-                    <pic:cNvPr id="0" name="style-2-chu-silk.png"/>
+                    <pic:cNvPr id="0" name="style-b-noir-comic-shop.png"/>
                     <pic:cNvPicPr/>
                   </pic:nvPicPr>
                   <pic:blipFill>
@@ -11183,7 +11811,7 @@
           <w:color w:val="6A5C4E"/>
           <w:sz w:val="18"/>
         </w:rPr>
-        <w:t>方案 2 · 楚帛畫／漆器礦彩</w:t>
+        <w:t>方案 B · 黑暗漫畫</w:t>
       </w:r>
     </w:p>
     <w:p>
@@ -11198,7 +11826,7 @@
           <w:color w:val="6B3A2E"/>
           <w:sz w:val="28"/>
         </w:rPr>
-        <w:t>方案 3｜漢畫像石拓片</w:t>
+        <w:t>方案 C｜黏土定格</w:t>
       </w:r>
     </w:p>
     <w:p>
@@ -11212,7 +11840,7 @@
           <w:color w:val="3A3228"/>
           <w:sz w:val="20"/>
         </w:rPr>
-        <w:t>墨拓高對比、幾何邊飾。有博物館感，但衣冠偏漢，只當史料卡背景紋。</w:t>
+        <w:t>每件兵器放在自己的木箱上，最像「點哪一件」。若學校覺得 RPG 太銳，可改這套。</w:t>
       </w:r>
     </w:p>
     <w:p>
@@ -11232,7 +11860,7 @@
               <a:graphicData uri="http://schemas.openxmlformats.org/drawingml/2006/picture">
                 <pic:pic>
                   <pic:nvPicPr>
-                    <pic:cNvPr id="0" name="style-3-han-stone.png"/>
+                    <pic:cNvPr id="0" name="style-c-claymation-shop.png"/>
                     <pic:cNvPicPr/>
                   </pic:nvPicPr>
                   <pic:blipFill>
@@ -11267,7 +11895,7 @@
           <w:color w:val="6A5C4E"/>
           <w:sz w:val="18"/>
         </w:rPr>
-        <w:t>方案 3 · 漢畫像石拓片</w:t>
+        <w:t>方案 C · 黏土定格</w:t>
       </w:r>
     </w:p>
     <w:p>
@@ -11282,7 +11910,7 @@
           <w:color w:val="6B3A2E"/>
           <w:sz w:val="28"/>
         </w:rPr>
-        <w:t>方案 4｜教科書連環畫</w:t>
+        <w:t>方案 D｜復古 RPG 道具卡（已鎖定）</w:t>
       </w:r>
     </w:p>
     <w:p>
@@ -11296,7 +11924,7 @@
           <w:color w:val="3A3228"/>
           <w:sz w:val="20"/>
         </w:rPr>
-        <w:t>臉較親切，接近國中課本插圖。若教師要更暖的立繪可改這套，場景仍走方案 1。</w:t>
+        <w:t>角色立繪＋右側武器清單，直接就是商店介面。生產風格用這一套。</w:t>
       </w:r>
     </w:p>
     <w:p>
@@ -11316,7 +11944,7 @@
               <a:graphicData uri="http://schemas.openxmlformats.org/drawingml/2006/picture">
                 <pic:pic>
                   <pic:nvPicPr>
-                    <pic:cNvPr id="0" name="style-4-textbook-lianhuanhua.png"/>
+                    <pic:cNvPr id="0" name="style-d-rpg-shop-ui.png"/>
                     <pic:cNvPicPr/>
                   </pic:nvPicPr>
                   <pic:blipFill>
@@ -11351,7 +11979,7 @@
           <w:color w:val="6A5C4E"/>
           <w:sz w:val="18"/>
         </w:rPr>
-        <w:t>方案 4 · 教科書連環畫</w:t>
+        <w:t>方案 D · 復古 RPG 道具卡（已鎖定）</w:t>
       </w:r>
     </w:p>
     <w:p>
@@ -11366,7 +11994,7 @@
           <w:color w:val="6B3A2E"/>
           <w:sz w:val="28"/>
         </w:rPr>
-        <w:t>方案 5｜工筆重彩宮殿</w:t>
+        <w:t>方案 E｜超現實波普拼貼</w:t>
       </w:r>
     </w:p>
     <w:p>
@@ -11380,7 +12008,7 @@
           <w:color w:val="3A3228"/>
           <w:sz w:val="20"/>
         </w:rPr>
-        <w:t>咸陽宮獻圖（課堂安全：只獻圖、不見匕、不畫血）。魄力夠，細節太密，最多做一張宣傳圖。</w:t>
+        <w:t>一把大到像建築的兵器。用來做進店封面，問學生：你要的到底是氣勢，還是藏得住。</w:t>
       </w:r>
     </w:p>
     <w:p>
@@ -11400,7 +12028,7 @@
               <a:graphicData uri="http://schemas.openxmlformats.org/drawingml/2006/picture">
                 <pic:pic>
                   <pic:nvPicPr>
-                    <pic:cNvPr id="0" name="style-5-qin-gongbi.png"/>
+                    <pic:cNvPr id="0" name="style-e-pop-collage-shop.png"/>
                     <pic:cNvPicPr/>
                   </pic:nvPicPr>
                   <pic:blipFill>
@@ -11435,7 +12063,7 @@
           <w:color w:val="6A5C4E"/>
           <w:sz w:val="18"/>
         </w:rPr>
-        <w:t>方案 5 · 工筆重彩宮殿</w:t>
+        <w:t>方案 E · 超現實波普拼貼</w:t>
       </w:r>
     </w:p>
     <w:p>
@@ -11450,7 +12078,7 @@
           <w:color w:val="6B3A2E"/>
           <w:sz w:val="36"/>
         </w:rPr>
-        <w:t>十一、開工順序</w:t>
+        <w:t>十三、開工順序</w:t>
       </w:r>
     </w:p>
     <w:p>
@@ -11464,7 +12092,7 @@
           <w:color w:val="3A3228"/>
           <w:sz w:val="22"/>
         </w:rPr>
-        <w:t>依影片：先有這份結構化需求 → 用美術資產表生 SVG 占位 → 寫八章狀態機與開場分鏡動效 → 再按色板批次生圖替換。美術只走方案 1；方案 2、3 當紋樣；方案 5 最多一張宣傳圖。教師先審史料卡與尺度，再讓模型寫程式。每章完成後回到第二節對照表檢查：有沒有出處、有沒有超尺度、畫風有沒有漂。</w:t>
+        <w:t>1）先生 14 張商品卡（方案 D，禁用 SVG 與火器）。2）生三間店場景與角色立繪。3）做行囊與旗標狀態機，讓長劍走結局 A、短匕走 D。4）再生六張結局卡與對讀文案。5）教師先打通 A 與 D 兩條再上課。每章檢查：選擇有沒有真的改變後續、圖是不是生圖、有沒有超尺度。</w:t>
       </w:r>
     </w:p>
     <w:p>
@@ -11507,7 +12135,7 @@
         <w:color w:val="6A5C4E"/>
         <w:sz w:val="16"/>
       </w:rPr>
-      <w:t>《易水寒》荊軻刺秦王教學遊戲前期計畫</w:t>
+      <w:t>《易水寒》荊軻刺秦王教學遊戲前期計畫（分支商店版）</w:t>
     </w:r>
   </w:p>
 </w:ftr>
